--- a/documentacion/word/RecepcionElectronica/DF-RE-001-Funcional.docx
+++ b/documentacion/word/RecepcionElectronica/DF-RE-001-Funcional.docx
@@ -22,7 +22,7 @@
     </w:p>
     <w:p>
       <w:r>
-        <w:t>Descripción funcional de los módulos, pantallas y flujos del núcleo de Recepción Electrónica.</w:t>
+        <w:t>Versión 1.0</w:t>
       </w:r>
     </w:p>
     <w:tbl>
@@ -236,7 +236,7 @@
           <w:p>
             <w:r/>
             <w:r>
-              <w:t>Uso interno</w:t>
+              <w:t>Uso interno / Cliente</w:t>
             </w:r>
           </w:p>
         </w:tc>
@@ -416,12 +416,207 @@
       </w:pPr>
       <w:r/>
       <w:r>
-        <w:t>1. Objetivo</w:t>
+        <w:t>Contenido</w:t>
       </w:r>
     </w:p>
     <w:p>
-      <w:r>
-        <w:t>Describir el comportamiento funcional del producto base de RE: qué hace cada módulo, qué pantallas lo componen y cómo fluye la información entre ellos.</w:t>
+      <w:pPr>
+        <w:pStyle w:val="ListNumber"/>
+      </w:pPr>
+      <w:r>
+        <w:t>Objetivo</w:t>
+      </w:r>
+    </w:p>
+    <w:p>
+      <w:pPr>
+        <w:pStyle w:val="ListNumber"/>
+      </w:pPr>
+      <w:r>
+        <w:t>Alcance funcional</w:t>
+      </w:r>
+    </w:p>
+    <w:p>
+      <w:pPr>
+        <w:pStyle w:val="ListNumber"/>
+      </w:pPr>
+      <w:r>
+        <w:t>Definiciones y actores</w:t>
+      </w:r>
+    </w:p>
+    <w:p>
+      <w:pPr>
+        <w:pStyle w:val="ListNumber"/>
+      </w:pPr>
+      <w:r>
+        <w:t>Mapa funcional del sistema</w:t>
+      </w:r>
+    </w:p>
+    <w:p>
+      <w:pPr>
+        <w:pStyle w:val="ListNumber"/>
+      </w:pPr>
+      <w:r>
+        <w:t>Reglas de negocio generales</w:t>
+      </w:r>
+    </w:p>
+    <w:p>
+      <w:pPr>
+        <w:pStyle w:val="ListBullet"/>
+      </w:pPr>
+      <w:r>
+        <w:t>5.1 Acceso y sesión</w:t>
+      </w:r>
+    </w:p>
+    <w:p>
+      <w:pPr>
+        <w:pStyle w:val="ListBullet"/>
+      </w:pPr>
+      <w:r>
+        <w:t>5.2 Estados Activo / Inactivo y eliminación</w:t>
+      </w:r>
+    </w:p>
+    <w:p>
+      <w:pPr>
+        <w:pStyle w:val="ListBullet"/>
+      </w:pPr>
+      <w:r>
+        <w:t>5.3 Validación de formularios</w:t>
+      </w:r>
+    </w:p>
+    <w:p>
+      <w:pPr>
+        <w:pStyle w:val="ListBullet"/>
+      </w:pPr>
+      <w:r>
+        <w:t>5.4 Notificaciones por correo</w:t>
+      </w:r>
+    </w:p>
+    <w:p>
+      <w:pPr>
+        <w:pStyle w:val="ListNumber"/>
+      </w:pPr>
+      <w:r>
+        <w:t>Funcionalidad por módulo</w:t>
+      </w:r>
+    </w:p>
+    <w:p>
+      <w:pPr>
+        <w:pStyle w:val="ListBullet"/>
+      </w:pPr>
+      <w:r>
+        <w:t>6.1 Autenticación</w:t>
+      </w:r>
+    </w:p>
+    <w:p>
+      <w:pPr>
+        <w:pStyle w:val="ListBullet"/>
+      </w:pPr>
+      <w:r>
+        <w:t>6.2 Visitantes</w:t>
+      </w:r>
+    </w:p>
+    <w:p>
+      <w:pPr>
+        <w:pStyle w:val="ListBullet"/>
+      </w:pPr>
+      <w:r>
+        <w:t>6.3 Registro de visitas (Bitácora)</w:t>
+      </w:r>
+    </w:p>
+    <w:p>
+      <w:pPr>
+        <w:pStyle w:val="ListBullet"/>
+      </w:pPr>
+      <w:r>
+        <w:t>6.4 Liga de registro (autoservicio)</w:t>
+      </w:r>
+    </w:p>
+    <w:p>
+      <w:pPr>
+        <w:pStyle w:val="ListBullet"/>
+      </w:pPr>
+      <w:r>
+        <w:t>6.5 Empleados</w:t>
+      </w:r>
+    </w:p>
+    <w:p>
+      <w:pPr>
+        <w:pStyle w:val="ListBullet"/>
+      </w:pPr>
+      <w:r>
+        <w:t>6.6 Usuarios</w:t>
+      </w:r>
+    </w:p>
+    <w:p>
+      <w:pPr>
+        <w:pStyle w:val="ListBullet"/>
+      </w:pPr>
+      <w:r>
+        <w:t>6.7 Control de acceso (Kiosco, Escáner QR, Eventos)</w:t>
+      </w:r>
+    </w:p>
+    <w:p>
+      <w:pPr>
+        <w:pStyle w:val="ListBullet"/>
+      </w:pPr>
+      <w:r>
+        <w:t>6.8 Catálogos</w:t>
+      </w:r>
+    </w:p>
+    <w:p>
+      <w:pPr>
+        <w:pStyle w:val="ListBullet"/>
+      </w:pPr>
+      <w:r>
+        <w:t>6.9 Reportes</w:t>
+      </w:r>
+    </w:p>
+    <w:p>
+      <w:pPr>
+        <w:pStyle w:val="ListBullet"/>
+      </w:pPr>
+      <w:r>
+        <w:t>6.10 Configuración</w:t>
+      </w:r>
+    </w:p>
+    <w:p>
+      <w:pPr>
+        <w:pStyle w:val="ListNumber"/>
+      </w:pPr>
+      <w:r>
+        <w:t>Ciclo de vida de una visita (estados)</w:t>
+      </w:r>
+    </w:p>
+    <w:p>
+      <w:pPr>
+        <w:pStyle w:val="ListNumber"/>
+      </w:pPr>
+      <w:r>
+        <w:t>Flujos principales</w:t>
+      </w:r>
+    </w:p>
+    <w:p>
+      <w:pPr>
+        <w:pStyle w:val="ListNumber"/>
+      </w:pPr>
+      <w:r>
+        <w:t>Matriz de roles y funcionalidad</w:t>
+      </w:r>
+    </w:p>
+    <w:p>
+      <w:pPr>
+        <w:pStyle w:val="ListNumber"/>
+      </w:pPr>
+      <w:r>
+        <w:t>Extensibilidad (módulos opcionales)</w:t>
+      </w:r>
+    </w:p>
+    <w:p>
+      <w:pPr>
+        <w:pStyle w:val="ListNumber"/>
+      </w:pPr>
+      <w:r>
+        <w:t>Control documental</w:t>
       </w:r>
     </w:p>
     <w:p>
@@ -430,7 +625,403 @@
       </w:pPr>
       <w:r/>
       <w:r>
-        <w:t>2. Mapa funcional</w:t>
+        <w:t>Contenido de imágenes</w:t>
+      </w:r>
+    </w:p>
+    <w:p>
+      <w:pPr>
+        <w:pStyle w:val="ListBullet"/>
+      </w:pPr>
+      <w:r>
+        <w:t>Ilustración 1. Inicio de sesión</w:t>
+      </w:r>
+    </w:p>
+    <w:p>
+      <w:pPr>
+        <w:pStyle w:val="ListBullet"/>
+      </w:pPr>
+      <w:r>
+        <w:t>Ilustración 2. Panel principal tras iniciar sesión</w:t>
+      </w:r>
+    </w:p>
+    <w:p>
+      <w:pPr>
+        <w:pStyle w:val="ListBullet"/>
+      </w:pPr>
+      <w:r>
+        <w:t>Ilustración 3. Listado de visitantes</w:t>
+      </w:r>
+    </w:p>
+    <w:p>
+      <w:pPr>
+        <w:pStyle w:val="ListBullet"/>
+      </w:pPr>
+      <w:r>
+        <w:t>Ilustración 4. Registro de un nuevo visitante</w:t>
+      </w:r>
+    </w:p>
+    <w:p>
+      <w:pPr>
+        <w:pStyle w:val="ListBullet"/>
+      </w:pPr>
+      <w:r>
+        <w:t>Ilustración 5. Verificación de visitante</w:t>
+      </w:r>
+    </w:p>
+    <w:p>
+      <w:pPr>
+        <w:pStyle w:val="ListBullet"/>
+      </w:pPr>
+      <w:r>
+        <w:t>Ilustración 6. Bitácora de visitas</w:t>
+      </w:r>
+    </w:p>
+    <w:p>
+      <w:pPr>
+        <w:pStyle w:val="ListBullet"/>
+      </w:pPr>
+      <w:r>
+        <w:t>Ilustración 7. Nuevo registro de visita</w:t>
+      </w:r>
+    </w:p>
+    <w:p>
+      <w:pPr>
+        <w:pStyle w:val="ListBullet"/>
+      </w:pPr>
+      <w:r>
+        <w:t>Ilustración 8. Envío de liga de registro</w:t>
+      </w:r>
+    </w:p>
+    <w:p>
+      <w:pPr>
+        <w:pStyle w:val="ListBullet"/>
+      </w:pPr>
+      <w:r>
+        <w:t>Ilustración 9. Registro desde la liga (visitante)</w:t>
+      </w:r>
+    </w:p>
+    <w:p>
+      <w:pPr>
+        <w:pStyle w:val="ListBullet"/>
+      </w:pPr>
+      <w:r>
+        <w:t>Ilustración 10. Listado de empleados</w:t>
+      </w:r>
+    </w:p>
+    <w:p>
+      <w:pPr>
+        <w:pStyle w:val="ListBullet"/>
+      </w:pPr>
+      <w:r>
+        <w:t>Ilustración 11. Listado de usuarios</w:t>
+      </w:r>
+    </w:p>
+    <w:p>
+      <w:pPr>
+        <w:pStyle w:val="ListBullet"/>
+      </w:pPr>
+      <w:r>
+        <w:t>Ilustración 12. Escáner QR validando un acceso</w:t>
+      </w:r>
+    </w:p>
+    <w:p>
+      <w:pPr>
+        <w:pStyle w:val="ListBullet"/>
+      </w:pPr>
+      <w:r>
+        <w:t>Ilustración 13. Eventos de acceso</w:t>
+      </w:r>
+    </w:p>
+    <w:p>
+      <w:pPr>
+        <w:pStyle w:val="ListBullet"/>
+      </w:pPr>
+      <w:r>
+        <w:t>Ilustración 14. Catálogos</w:t>
+      </w:r>
+    </w:p>
+    <w:p>
+      <w:pPr>
+        <w:pStyle w:val="ListBullet"/>
+      </w:pPr>
+      <w:r>
+        <w:t>Ilustración 15. Reportes con filtros</w:t>
+      </w:r>
+    </w:p>
+    <w:p>
+      <w:pPr>
+        <w:pStyle w:val="ListBullet"/>
+      </w:pPr>
+      <w:r>
+        <w:t>Ilustración 16. Configuración general</w:t>
+      </w:r>
+    </w:p>
+    <w:p>
+      <w:pPr>
+        <w:pStyle w:val="Heading2"/>
+      </w:pPr>
+      <w:r/>
+      <w:r>
+        <w:t>1. Objetivo</w:t>
+      </w:r>
+    </w:p>
+    <w:p>
+      <w:r>
+        <w:t xml:space="preserve">Describir, desde una perspectiva funcional, </w:t>
+      </w:r>
+      <w:r>
+        <w:rPr>
+          <w:b/>
+        </w:rPr>
+        <w:t>qué hace</w:t>
+      </w:r>
+      <w:r>
+        <w:t xml:space="preserve"> el producto base de </w:t>
+      </w:r>
+      <w:r>
+        <w:rPr>
+          <w:b/>
+        </w:rPr>
+        <w:t>Recepción Electrónica (RE)</w:t>
+      </w:r>
+      <w:r>
+        <w:t>: los módulos que lo componen, las pantallas y acciones disponibles, las reglas de negocio que rigen su comportamiento, los estados por los que pasa la información y la forma en que fluye entre los distintos procesos de recepción y control de acceso.</w:t>
+      </w:r>
+    </w:p>
+    <w:p>
+      <w:r>
+        <w:t xml:space="preserve">Este documento sirve como referencia funcional para dirección, líderes de proyecto, equipo de implementación y soporte. No describe detalles de programación (esos se encuentran en el Manual Técnico </w:t>
+      </w:r>
+      <w:r>
+        <w:rPr>
+          <w:b/>
+        </w:rPr>
+        <w:t>MT-RE-001</w:t>
+      </w:r>
+      <w:r>
+        <w:t xml:space="preserve">, el Diccionario de Base de Datos </w:t>
+      </w:r>
+      <w:r>
+        <w:rPr>
+          <w:b/>
+        </w:rPr>
+        <w:t>DB-RE-001</w:t>
+      </w:r>
+      <w:r>
+        <w:t xml:space="preserve"> y la documentación de API </w:t>
+      </w:r>
+      <w:r>
+        <w:rPr>
+          <w:b/>
+        </w:rPr>
+        <w:t>API-RE-001</w:t>
+      </w:r>
+      <w:r>
+        <w:t xml:space="preserve">), sino el </w:t>
+      </w:r>
+      <w:r>
+        <w:rPr>
+          <w:b/>
+        </w:rPr>
+        <w:t>comportamiento esperado</w:t>
+      </w:r>
+      <w:r>
+        <w:t xml:space="preserve"> del sistema desde el punto de vista del negocio y del usuario.</w:t>
+      </w:r>
+    </w:p>
+    <w:p>
+      <w:pPr>
+        <w:pStyle w:val="Heading2"/>
+      </w:pPr>
+      <w:r/>
+      <w:r>
+        <w:t>2. Alcance funcional</w:t>
+      </w:r>
+    </w:p>
+    <w:p>
+      <w:r>
+        <w:t>El producto base de RE cubre las siguientes capacidades:</w:t>
+      </w:r>
+    </w:p>
+    <w:p>
+      <w:pPr>
+        <w:pStyle w:val="ListBullet"/>
+      </w:pPr>
+      <w:r>
+        <w:rPr>
+          <w:b/>
+        </w:rPr>
+        <w:t>Acceso seguro</w:t>
+      </w:r>
+      <w:r>
+        <w:t xml:space="preserve"> al sistema: inicio de sesión, recuperación de contraseña, expiración de sesión y bloqueo por intentos fallidos.</w:t>
+      </w:r>
+    </w:p>
+    <w:p>
+      <w:pPr>
+        <w:pStyle w:val="ListBullet"/>
+      </w:pPr>
+      <w:r>
+        <w:rPr>
+          <w:b/>
+        </w:rPr>
+        <w:t>Gestión de visitantes</w:t>
+      </w:r>
+      <w:r>
+        <w:t>: registro, verificación, generación de código QR, bloqueo, cambio de estado y documentación.</w:t>
+      </w:r>
+    </w:p>
+    <w:p>
+      <w:pPr>
+        <w:pStyle w:val="ListBullet"/>
+      </w:pPr>
+      <w:r>
+        <w:rPr>
+          <w:b/>
+        </w:rPr>
+        <w:t>Gestión de visitas (Bitácora)</w:t>
+      </w:r>
+      <w:r>
+        <w:t>: creación de citas/visitas, seguimiento de su estado, cancelación y finalización.</w:t>
+      </w:r>
+    </w:p>
+    <w:p>
+      <w:pPr>
+        <w:pStyle w:val="ListBullet"/>
+      </w:pPr>
+      <w:r>
+        <w:rPr>
+          <w:b/>
+        </w:rPr>
+        <w:t>Autoservicio del visitante</w:t>
+      </w:r>
+      <w:r>
+        <w:t>: registro mediante una liga enviada por correo.</w:t>
+      </w:r>
+    </w:p>
+    <w:p>
+      <w:pPr>
+        <w:pStyle w:val="ListBullet"/>
+      </w:pPr>
+      <w:r>
+        <w:rPr>
+          <w:b/>
+        </w:rPr>
+        <w:t>Gestión de empleados</w:t>
+      </w:r>
+      <w:r>
+        <w:t>: registro, accesos, horarios, código QR y carga masiva.</w:t>
+      </w:r>
+    </w:p>
+    <w:p>
+      <w:pPr>
+        <w:pStyle w:val="ListBullet"/>
+      </w:pPr>
+      <w:r>
+        <w:rPr>
+          <w:b/>
+        </w:rPr>
+        <w:t>Gestión de usuarios del sistema</w:t>
+      </w:r>
+      <w:r>
+        <w:t>: alta, roles, permisos, desbloqueo y estado.</w:t>
+      </w:r>
+    </w:p>
+    <w:p>
+      <w:pPr>
+        <w:pStyle w:val="ListBullet"/>
+      </w:pPr>
+      <w:r>
+        <w:rPr>
+          <w:b/>
+        </w:rPr>
+        <w:t>Control de acceso</w:t>
+      </w:r>
+      <w:r>
+        <w:t>: kiosco de operación, escáner de QR y registro de eventos de entrada/salida.</w:t>
+      </w:r>
+    </w:p>
+    <w:p>
+      <w:pPr>
+        <w:pStyle w:val="ListBullet"/>
+      </w:pPr>
+      <w:r>
+        <w:rPr>
+          <w:b/>
+        </w:rPr>
+        <w:t>Catálogos base</w:t>
+      </w:r>
+      <w:r>
+        <w:t>: empresas, pisos, accesos, puestos, departamentos, cubículos, horarios y pases.</w:t>
+      </w:r>
+    </w:p>
+    <w:p>
+      <w:pPr>
+        <w:pStyle w:val="ListBullet"/>
+      </w:pPr>
+      <w:r>
+        <w:rPr>
+          <w:b/>
+        </w:rPr>
+        <w:t>Reportes</w:t>
+      </w:r>
+      <w:r>
+        <w:t>: consulta y exportación (PDF/Excel) de visitas, eventos y horas.</w:t>
+      </w:r>
+    </w:p>
+    <w:p>
+      <w:pPr>
+        <w:pStyle w:val="ListBullet"/>
+      </w:pPr>
+      <w:r>
+        <w:rPr>
+          <w:b/>
+        </w:rPr>
+        <w:t>Configuración</w:t>
+      </w:r>
+      <w:r>
+        <w:t>: parámetros generales, permisos por rol y activación de módulos opcionales.</w:t>
+      </w:r>
+    </w:p>
+    <w:p>
+      <w:r>
+        <w:t xml:space="preserve">&gt; </w:t>
+      </w:r>
+      <w:r>
+        <w:rPr>
+          <w:b/>
+        </w:rPr>
+        <w:t>Nota:</w:t>
+      </w:r>
+      <w:r>
+        <w:t xml:space="preserve"> Este documento describe la </w:t>
+      </w:r>
+      <w:r>
+        <w:rPr>
+          <w:b/>
+        </w:rPr>
+        <w:t>operación base</w:t>
+      </w:r>
+      <w:r>
+        <w:t xml:space="preserve">. El sistema está diseñado para </w:t>
+      </w:r>
+      <w:r>
+        <w:rPr>
+          <w:b/>
+        </w:rPr>
+        <w:t>incorporar módulos opcionales</w:t>
+      </w:r>
+      <w:r>
+        <w:t xml:space="preserve"> (integraciones) que amplían sus capacidades; estos se documentan por separado en sus propios documentos de integración cuando el cliente los contrata. La base no depende de ellos para operar.</w:t>
+      </w:r>
+    </w:p>
+    <w:p>
+      <w:pPr>
+        <w:pStyle w:val="Heading2"/>
+      </w:pPr>
+      <w:r/>
+      <w:r>
+        <w:t>3. Definiciones y actores</w:t>
       </w:r>
     </w:p>
     <w:tbl>
@@ -458,7 +1049,7 @@
               <w:rPr>
                 <w:b/>
               </w:rPr>
-              <w:t>Módulo</w:t>
+              <w:t>Actor (rol)</w:t>
             </w:r>
           </w:p>
         </w:tc>
@@ -476,7 +1067,7 @@
               <w:rPr>
                 <w:b/>
               </w:rPr>
-              <w:t>Función</w:t>
+              <w:t>Descripción funcional</w:t>
             </w:r>
           </w:p>
         </w:tc>
@@ -489,7 +1080,10 @@
           <w:p>
             <w:r/>
             <w:r>
-              <w:t>Autenticación</w:t>
+              <w:rPr>
+                <w:b/>
+              </w:rPr>
+              <w:t>Administrador</w:t>
             </w:r>
           </w:p>
         </w:tc>
@@ -500,7 +1094,7 @@
           <w:p>
             <w:r/>
             <w:r>
-              <w:t>Inicio/cierre de sesión y recuperación de contraseña.</w:t>
+              <w:t>Configura el sistema, administra usuarios, roles, permisos, catálogos, empleados, visitantes y parámetros generales.</w:t>
             </w:r>
           </w:p>
         </w:tc>
@@ -513,7 +1107,10 @@
           <w:p>
             <w:r/>
             <w:r>
-              <w:t>Usuarios</w:t>
+              <w:rPr>
+                <w:b/>
+              </w:rPr>
+              <w:t>Recepción</w:t>
             </w:r>
           </w:p>
         </w:tc>
@@ -524,7 +1121,7 @@
           <w:p>
             <w:r/>
             <w:r>
-              <w:t>Administración de usuarios internos, roles y permisos.</w:t>
+              <w:t>Opera el día a día: registra visitas y visitantes, gestiona empleados, eventos, directorio y catálogos principales.</w:t>
             </w:r>
           </w:p>
         </w:tc>
@@ -537,7 +1134,10 @@
           <w:p>
             <w:r/>
             <w:r>
-              <w:t>Empleados</w:t>
+              <w:rPr>
+                <w:b/>
+              </w:rPr>
+              <w:t>Interno (anfitrión)</w:t>
             </w:r>
           </w:p>
         </w:tc>
@@ -548,7 +1148,7 @@
           <w:p>
             <w:r/>
             <w:r>
-              <w:t>Administración de empleados y sus accesos.</w:t>
+              <w:t>Persona que recibe visitas; consulta y opera las visitas asociadas a su persona.</w:t>
             </w:r>
           </w:p>
         </w:tc>
@@ -561,7 +1161,10 @@
           <w:p>
             <w:r/>
             <w:r>
-              <w:t>Visitantes</w:t>
+              <w:rPr>
+                <w:b/>
+              </w:rPr>
+              <w:t>Reportes</w:t>
             </w:r>
           </w:p>
         </w:tc>
@@ -572,7 +1175,7 @@
           <w:p>
             <w:r/>
             <w:r>
-              <w:t>Registro y administración de visitantes.</w:t>
+              <w:t>Consulta información: reportes, eventos, kiosco y visitantes.</w:t>
             </w:r>
           </w:p>
         </w:tc>
@@ -585,7 +1188,10 @@
           <w:p>
             <w:r/>
             <w:r>
-              <w:t>Registros/Visitas</w:t>
+              <w:rPr>
+                <w:b/>
+              </w:rPr>
+              <w:t>Visitante</w:t>
             </w:r>
           </w:p>
         </w:tc>
@@ -596,7 +1202,7 @@
           <w:p>
             <w:r/>
             <w:r>
-              <w:t>Creación y ciclo de vida de visitas/citas.</w:t>
+              <w:t>Persona externa; accede a su perfil, documentos y código QR mediante una liga o credenciales temporales.</w:t>
             </w:r>
           </w:p>
         </w:tc>
@@ -609,7 +1215,10 @@
           <w:p>
             <w:r/>
             <w:r>
-              <w:t>Control de acceso</w:t>
+              <w:rPr>
+                <w:b/>
+              </w:rPr>
+              <w:t>Tablet</w:t>
             </w:r>
           </w:p>
         </w:tc>
@@ -620,7 +1229,7 @@
           <w:p>
             <w:r/>
             <w:r>
-              <w:t>Validación de QR, kiosco y eventos de entrada/salida.</w:t>
+              <w:t>Cuenta de operación en dispositivo (kiosco, escáner QR, visitantes y eventos).</w:t>
             </w:r>
           </w:p>
         </w:tc>
@@ -633,7 +1242,10 @@
           <w:p>
             <w:r/>
             <w:r>
-              <w:t>Catálogos</w:t>
+              <w:rPr>
+                <w:b/>
+              </w:rPr>
+              <w:t>Rol personalizado</w:t>
             </w:r>
           </w:p>
         </w:tc>
@@ -644,7 +1256,57 @@
           <w:p>
             <w:r/>
             <w:r>
-              <w:t>Empresas, pisos, accesos, puestos, departamentos, cubículos, horarios, pases.</w:t>
+              <w:t>Perfil definido por el administrador, cuya visibilidad de módulos se configura.</w:t>
+            </w:r>
+          </w:p>
+        </w:tc>
+      </w:tr>
+    </w:tbl>
+    <w:p/>
+    <w:tbl>
+      <w:tblPr>
+        <w:tblStyle w:val="LightGrid-Accent1"/>
+        <w:tblW w:type="auto" w:w="0"/>
+        <w:tblLook w:firstColumn="1" w:firstRow="1" w:lastColumn="0" w:lastRow="0" w:noHBand="0" w:noVBand="1" w:val="04A0"/>
+      </w:tblPr>
+      <w:tblGrid>
+        <w:gridCol w:w="4320"/>
+        <w:gridCol w:w="4320"/>
+      </w:tblGrid>
+      <w:tr>
+        <w:tc>
+          <w:tcPr>
+            <w:tcW w:type="dxa" w:w="4320"/>
+          </w:tcPr>
+          <w:p>
+            <w:r>
+              <w:rPr>
+                <w:b/>
+              </w:rPr>
+            </w:r>
+            <w:r>
+              <w:rPr>
+                <w:b/>
+              </w:rPr>
+              <w:t>Término</w:t>
+            </w:r>
+          </w:p>
+        </w:tc>
+        <w:tc>
+          <w:tcPr>
+            <w:tcW w:type="dxa" w:w="4320"/>
+          </w:tcPr>
+          <w:p>
+            <w:r>
+              <w:rPr>
+                <w:b/>
+              </w:rPr>
+            </w:r>
+            <w:r>
+              <w:rPr>
+                <w:b/>
+              </w:rPr>
+              <w:t>Definición</w:t>
             </w:r>
           </w:p>
         </w:tc>
@@ -657,7 +1319,10 @@
           <w:p>
             <w:r/>
             <w:r>
-              <w:t>Documentos</w:t>
+              <w:rPr>
+                <w:b/>
+              </w:rPr>
+              <w:t>Visita / Registro</w:t>
             </w:r>
           </w:p>
         </w:tc>
@@ -668,7 +1333,7 @@
           <w:p>
             <w:r/>
             <w:r>
-              <w:t>Gestión documental de visitantes.</w:t>
+              <w:t>Cita que asocia a uno o varios visitantes con un anfitrión, accesos y fechas.</w:t>
             </w:r>
           </w:p>
         </w:tc>
@@ -681,7 +1346,10 @@
           <w:p>
             <w:r/>
             <w:r>
-              <w:t>Reportes</w:t>
+              <w:rPr>
+                <w:b/>
+              </w:rPr>
+              <w:t>Evento</w:t>
             </w:r>
           </w:p>
         </w:tc>
@@ -692,7 +1360,7 @@
           <w:p>
             <w:r/>
             <w:r>
-              <w:t>Reportes de visitas, eventos y horas.</w:t>
+              <w:t>Acción de acceso registrada (entrada, salida, autorización, cancelación, finalización).</w:t>
             </w:r>
           </w:p>
         </w:tc>
@@ -705,7 +1373,10 @@
           <w:p>
             <w:r/>
             <w:r>
-              <w:t>Configuración</w:t>
+              <w:rPr>
+                <w:b/>
+              </w:rPr>
+              <w:t>Acceso</w:t>
             </w:r>
           </w:p>
         </w:tc>
@@ -716,7 +1387,88 @@
           <w:p>
             <w:r/>
             <w:r>
-              <w:t>Parámetros generales, permisos y módulos.</w:t>
+              <w:t>Punto físico de entrada/salida controlado por el sistema.</w:t>
+            </w:r>
+          </w:p>
+        </w:tc>
+      </w:tr>
+      <w:tr>
+        <w:tc>
+          <w:tcPr>
+            <w:tcW w:type="dxa" w:w="4320"/>
+          </w:tcPr>
+          <w:p>
+            <w:r/>
+            <w:r>
+              <w:rPr>
+                <w:b/>
+              </w:rPr>
+              <w:t>Código QR</w:t>
+            </w:r>
+          </w:p>
+        </w:tc>
+        <w:tc>
+          <w:tcPr>
+            <w:tcW w:type="dxa" w:w="4320"/>
+          </w:tcPr>
+          <w:p>
+            <w:r/>
+            <w:r>
+              <w:t>Identificador que se escanea para validar el acceso de una persona.</w:t>
+            </w:r>
+          </w:p>
+        </w:tc>
+      </w:tr>
+      <w:tr>
+        <w:tc>
+          <w:tcPr>
+            <w:tcW w:type="dxa" w:w="4320"/>
+          </w:tcPr>
+          <w:p>
+            <w:r/>
+            <w:r>
+              <w:rPr>
+                <w:b/>
+              </w:rPr>
+              <w:t>Liga de registro</w:t>
+            </w:r>
+          </w:p>
+        </w:tc>
+        <w:tc>
+          <w:tcPr>
+            <w:tcW w:type="dxa" w:w="4320"/>
+          </w:tcPr>
+          <w:p>
+            <w:r/>
+            <w:r>
+              <w:t>Enlace enviado al visitante para que complete su propio registro.</w:t>
+            </w:r>
+          </w:p>
+        </w:tc>
+      </w:tr>
+      <w:tr>
+        <w:tc>
+          <w:tcPr>
+            <w:tcW w:type="dxa" w:w="4320"/>
+          </w:tcPr>
+          <w:p>
+            <w:r/>
+            <w:r>
+              <w:rPr>
+                <w:b/>
+              </w:rPr>
+              <w:t>Catálogo</w:t>
+            </w:r>
+          </w:p>
+        </w:tc>
+        <w:tc>
+          <w:tcPr>
+            <w:tcW w:type="dxa" w:w="4320"/>
+          </w:tcPr>
+          <w:p>
+            <w:r/>
+            <w:r>
+              <w:t>Conjunto de datos base reutilizados en otros procesos (empresas, pisos, etc.).</w:t>
             </w:r>
           </w:p>
         </w:tc>
@@ -724,12 +1476,311 @@
     </w:tbl>
     <w:p/>
     <w:p>
+      <w:pPr>
+        <w:pStyle w:val="Heading2"/>
+      </w:pPr>
+      <w:r/>
+      <w:r>
+        <w:t>4. Mapa funcional del sistema</w:t>
+      </w:r>
+    </w:p>
+    <w:tbl>
+      <w:tblPr>
+        <w:tblStyle w:val="LightGrid-Accent1"/>
+        <w:tblW w:type="auto" w:w="0"/>
+        <w:tblLook w:firstColumn="1" w:firstRow="1" w:lastColumn="0" w:lastRow="0" w:noHBand="0" w:noVBand="1" w:val="04A0"/>
+      </w:tblPr>
+      <w:tblGrid>
+        <w:gridCol w:w="4320"/>
+        <w:gridCol w:w="4320"/>
+      </w:tblGrid>
+      <w:tr>
+        <w:tc>
+          <w:tcPr>
+            <w:tcW w:type="dxa" w:w="4320"/>
+          </w:tcPr>
+          <w:p>
+            <w:r>
+              <w:rPr>
+                <w:b/>
+              </w:rPr>
+            </w:r>
+            <w:r>
+              <w:rPr>
+                <w:b/>
+              </w:rPr>
+              <w:t>Módulo</w:t>
+            </w:r>
+          </w:p>
+        </w:tc>
+        <w:tc>
+          <w:tcPr>
+            <w:tcW w:type="dxa" w:w="4320"/>
+          </w:tcPr>
+          <w:p>
+            <w:r>
+              <w:rPr>
+                <w:b/>
+              </w:rPr>
+            </w:r>
+            <w:r>
+              <w:rPr>
+                <w:b/>
+              </w:rPr>
+              <w:t>Función principal</w:t>
+            </w:r>
+          </w:p>
+        </w:tc>
+      </w:tr>
+      <w:tr>
+        <w:tc>
+          <w:tcPr>
+            <w:tcW w:type="dxa" w:w="4320"/>
+          </w:tcPr>
+          <w:p>
+            <w:r/>
+            <w:r>
+              <w:t>Autenticación</w:t>
+            </w:r>
+          </w:p>
+        </w:tc>
+        <w:tc>
+          <w:tcPr>
+            <w:tcW w:type="dxa" w:w="4320"/>
+          </w:tcPr>
+          <w:p>
+            <w:r/>
+            <w:r>
+              <w:t>Inicio/cierre de sesión, recuperación de contraseña, expiración y bloqueo.</w:t>
+            </w:r>
+          </w:p>
+        </w:tc>
+      </w:tr>
+      <w:tr>
+        <w:tc>
+          <w:tcPr>
+            <w:tcW w:type="dxa" w:w="4320"/>
+          </w:tcPr>
+          <w:p>
+            <w:r/>
+            <w:r>
+              <w:t>Visitantes</w:t>
+            </w:r>
+          </w:p>
+        </w:tc>
+        <w:tc>
+          <w:tcPr>
+            <w:tcW w:type="dxa" w:w="4320"/>
+          </w:tcPr>
+          <w:p>
+            <w:r/>
+            <w:r>
+              <w:t>Registro y administración de personas externas.</w:t>
+            </w:r>
+          </w:p>
+        </w:tc>
+      </w:tr>
+      <w:tr>
+        <w:tc>
+          <w:tcPr>
+            <w:tcW w:type="dxa" w:w="4320"/>
+          </w:tcPr>
+          <w:p>
+            <w:r/>
+            <w:r>
+              <w:t>Registros / Visitas (Bitácora)</w:t>
+            </w:r>
+          </w:p>
+        </w:tc>
+        <w:tc>
+          <w:tcPr>
+            <w:tcW w:type="dxa" w:w="4320"/>
+          </w:tcPr>
+          <w:p>
+            <w:r/>
+            <w:r>
+              <w:t>Creación y ciclo de vida de las visitas/citas.</w:t>
+            </w:r>
+          </w:p>
+        </w:tc>
+      </w:tr>
+      <w:tr>
+        <w:tc>
+          <w:tcPr>
+            <w:tcW w:type="dxa" w:w="4320"/>
+          </w:tcPr>
+          <w:p>
+            <w:r/>
+            <w:r>
+              <w:t>Liga de registro</w:t>
+            </w:r>
+          </w:p>
+        </w:tc>
+        <w:tc>
+          <w:tcPr>
+            <w:tcW w:type="dxa" w:w="4320"/>
+          </w:tcPr>
+          <w:p>
+            <w:r/>
+            <w:r>
+              <w:t>Registro de autoservicio del visitante por correo.</w:t>
+            </w:r>
+          </w:p>
+        </w:tc>
+      </w:tr>
+      <w:tr>
+        <w:tc>
+          <w:tcPr>
+            <w:tcW w:type="dxa" w:w="4320"/>
+          </w:tcPr>
+          <w:p>
+            <w:r/>
+            <w:r>
+              <w:t>Empleados</w:t>
+            </w:r>
+          </w:p>
+        </w:tc>
+        <w:tc>
+          <w:tcPr>
+            <w:tcW w:type="dxa" w:w="4320"/>
+          </w:tcPr>
+          <w:p>
+            <w:r/>
+            <w:r>
+              <w:t>Administración de personal interno y sus accesos.</w:t>
+            </w:r>
+          </w:p>
+        </w:tc>
+      </w:tr>
+      <w:tr>
+        <w:tc>
+          <w:tcPr>
+            <w:tcW w:type="dxa" w:w="4320"/>
+          </w:tcPr>
+          <w:p>
+            <w:r/>
+            <w:r>
+              <w:t>Usuarios</w:t>
+            </w:r>
+          </w:p>
+        </w:tc>
+        <w:tc>
+          <w:tcPr>
+            <w:tcW w:type="dxa" w:w="4320"/>
+          </w:tcPr>
+          <w:p>
+            <w:r/>
+            <w:r>
+              <w:t>Administración de cuentas, roles y permisos.</w:t>
+            </w:r>
+          </w:p>
+        </w:tc>
+      </w:tr>
+      <w:tr>
+        <w:tc>
+          <w:tcPr>
+            <w:tcW w:type="dxa" w:w="4320"/>
+          </w:tcPr>
+          <w:p>
+            <w:r/>
+            <w:r>
+              <w:t>Control de acceso</w:t>
+            </w:r>
+          </w:p>
+        </w:tc>
+        <w:tc>
+          <w:tcPr>
+            <w:tcW w:type="dxa" w:w="4320"/>
+          </w:tcPr>
+          <w:p>
+            <w:r/>
+            <w:r>
+              <w:t>Kiosco, escáner QR y eventos de entrada/salida.</w:t>
+            </w:r>
+          </w:p>
+        </w:tc>
+      </w:tr>
+      <w:tr>
+        <w:tc>
+          <w:tcPr>
+            <w:tcW w:type="dxa" w:w="4320"/>
+          </w:tcPr>
+          <w:p>
+            <w:r/>
+            <w:r>
+              <w:t>Catálogos</w:t>
+            </w:r>
+          </w:p>
+        </w:tc>
+        <w:tc>
+          <w:tcPr>
+            <w:tcW w:type="dxa" w:w="4320"/>
+          </w:tcPr>
+          <w:p>
+            <w:r/>
+            <w:r>
+              <w:t>Empresas, pisos, accesos, puestos, departamentos, cubículos, horarios, pases.</w:t>
+            </w:r>
+          </w:p>
+        </w:tc>
+      </w:tr>
+      <w:tr>
+        <w:tc>
+          <w:tcPr>
+            <w:tcW w:type="dxa" w:w="4320"/>
+          </w:tcPr>
+          <w:p>
+            <w:r/>
+            <w:r>
+              <w:t>Reportes</w:t>
+            </w:r>
+          </w:p>
+        </w:tc>
+        <w:tc>
+          <w:tcPr>
+            <w:tcW w:type="dxa" w:w="4320"/>
+          </w:tcPr>
+          <w:p>
+            <w:r/>
+            <w:r>
+              <w:t>Consulta y exportación de visitas, eventos y horas.</w:t>
+            </w:r>
+          </w:p>
+        </w:tc>
+      </w:tr>
+      <w:tr>
+        <w:tc>
+          <w:tcPr>
+            <w:tcW w:type="dxa" w:w="4320"/>
+          </w:tcPr>
+          <w:p>
+            <w:r/>
+            <w:r>
+              <w:t>Configuración</w:t>
+            </w:r>
+          </w:p>
+        </w:tc>
+        <w:tc>
+          <w:tcPr>
+            <w:tcW w:type="dxa" w:w="4320"/>
+          </w:tcPr>
+          <w:p>
+            <w:r/>
+            <w:r>
+              <w:t>Parámetros generales, permisos por rol y activación de módulos.</w:t>
+            </w:r>
+          </w:p>
+        </w:tc>
+      </w:tr>
+    </w:tbl>
+    <w:p/>
+    <w:p>
       <w:r>
         <w:rPr>
           <w:rFonts w:ascii="Consolas" w:hAnsi="Consolas"/>
           <w:color w:val="C7254E"/>
         </w:rPr>
-        <w:t>[Foto: dashboard principal tras iniciar sesión]</w:t>
+        <w:t>[Foto: panel principal tras iniciar sesión — Ilustración 2]</w:t>
       </w:r>
     </w:p>
     <w:p>
@@ -738,7 +1789,12 @@
       </w:pPr>
       <w:r/>
       <w:r>
-        <w:t>3. Módulos</w:t>
+        <w:t>5. Reglas de negocio generales</w:t>
+      </w:r>
+    </w:p>
+    <w:p>
+      <w:r>
+        <w:t>Estas reglas aplican de forma transversal a todo el sistema y son la base del comportamiento descrito en cada módulo.</w:t>
       </w:r>
     </w:p>
     <w:p>
@@ -747,7 +1803,7 @@
       </w:pPr>
       <w:r/>
       <w:r>
-        <w:t>3.1 Autenticación</w:t>
+        <w:t>5.1 Acceso y sesión</w:t>
       </w:r>
     </w:p>
     <w:p>
@@ -755,13 +1811,25 @@
         <w:pStyle w:val="ListBullet"/>
       </w:pPr>
       <w:r>
+        <w:t xml:space="preserve">El acceso al sistema se realiza con </w:t>
+      </w:r>
+      <w:r>
         <w:rPr>
           <w:b/>
         </w:rPr>
-        <w:t>Login</w:t>
-      </w:r>
-      <w:r>
-        <w:t>: el usuario ingresa correo y contraseña. El sistema valida credenciales, estado activo y emite token de sesión.</w:t>
+        <w:t>correo</w:t>
+      </w:r>
+      <w:r>
+        <w:t xml:space="preserve"> y </w:t>
+      </w:r>
+      <w:r>
+        <w:rPr>
+          <w:b/>
+        </w:rPr>
+        <w:t>contraseña</w:t>
+      </w:r>
+      <w:r>
+        <w:t>. No existe un "nombre de usuario" independiente del correo.</w:t>
       </w:r>
     </w:p>
     <w:p>
@@ -769,13 +1837,34 @@
         <w:pStyle w:val="ListBullet"/>
       </w:pPr>
       <w:r>
+        <w:t xml:space="preserve">Tras </w:t>
+      </w:r>
+      <w:r>
         <w:rPr>
           <w:b/>
         </w:rPr>
-        <w:t>Recuperación</w:t>
-      </w:r>
-      <w:r>
-        <w:t>: envío de código al correo, validación y cambio de contraseña.</w:t>
+        <w:t>varios intentos fallidos</w:t>
+      </w:r>
+      <w:r>
+        <w:t xml:space="preserve">, la cuenta se </w:t>
+      </w:r>
+      <w:r>
+        <w:rPr>
+          <w:b/>
+        </w:rPr>
+        <w:t>bloquea temporalmente</w:t>
+      </w:r>
+      <w:r>
+        <w:t xml:space="preserve"> por seguridad (de forma predeterminada, </w:t>
+      </w:r>
+      <w:r>
+        <w:rPr>
+          <w:b/>
+        </w:rPr>
+        <w:t>30 minutos</w:t>
+      </w:r>
+      <w:r>
+        <w:t>) o hasta que un administrador la desbloquee.</w:t>
       </w:r>
     </w:p>
     <w:p>
@@ -783,31 +1872,86 @@
         <w:pStyle w:val="ListBullet"/>
       </w:pPr>
       <w:r>
+        <w:t xml:space="preserve">La sesión tiene una </w:t>
+      </w:r>
+      <w:r>
         <w:rPr>
           <w:b/>
         </w:rPr>
-        <w:t>Bloqueo</w:t>
-      </w:r>
-      <w:r>
-        <w:t>: tras varios intentos fallidos, la cuenta se bloquea hasta que un administrador la desbloquee.</w:t>
+        <w:t>vigencia limitada</w:t>
+      </w:r>
+      <w:r>
+        <w:t xml:space="preserve"> (de forma predeterminada, </w:t>
+      </w:r>
+      <w:r>
+        <w:rPr>
+          <w:b/>
+        </w:rPr>
+        <w:t>7 días</w:t>
+      </w:r>
+      <w:r>
+        <w:t>). El sistema valida periódicamente que la sesión siga siendo válida.</w:t>
       </w:r>
     </w:p>
     <w:p>
+      <w:pPr>
+        <w:pStyle w:val="ListBullet"/>
+      </w:pPr>
+      <w:r>
+        <w:t xml:space="preserve">Cuando la sesión </w:t>
+      </w:r>
       <w:r>
         <w:rPr>
-          <w:rFonts w:ascii="Consolas" w:hAnsi="Consolas"/>
-          <w:color w:val="C7254E"/>
+          <w:b/>
         </w:rPr>
-        <w:t>[Foto: pantalla de login]</w:t>
+        <w:t>expira</w:t>
+      </w:r>
+      <w:r>
+        <w:t xml:space="preserve"> —o si el administrador </w:t>
+      </w:r>
+      <w:r>
+        <w:rPr>
+          <w:b/>
+        </w:rPr>
+        <w:t>deshabilita</w:t>
+      </w:r>
+      <w:r>
+        <w:t xml:space="preserve"> la cuenta— el sistema cierra la sesión automáticamente y redirige al usuario a la pantalla de inicio de sesión, donde deberá </w:t>
+      </w:r>
+      <w:r>
+        <w:rPr>
+          <w:b/>
+        </w:rPr>
+        <w:t>autenticarse nuevamente</w:t>
+      </w:r>
+      <w:r>
+        <w:t>.</w:t>
       </w:r>
     </w:p>
     <w:p>
+      <w:pPr>
+        <w:pStyle w:val="ListBullet"/>
+      </w:pPr>
+      <w:r>
+        <w:t xml:space="preserve">La </w:t>
+      </w:r>
       <w:r>
         <w:rPr>
-          <w:rFonts w:ascii="Consolas" w:hAnsi="Consolas"/>
-          <w:color w:val="C7254E"/>
+          <w:b/>
         </w:rPr>
-        <w:t>[Foto: pantalla de recuperación de contraseña]</w:t>
+        <w:t>visibilidad de módulos y acciones</w:t>
+      </w:r>
+      <w:r>
+        <w:t xml:space="preserve"> depende del </w:t>
+      </w:r>
+      <w:r>
+        <w:rPr>
+          <w:b/>
+        </w:rPr>
+        <w:t>rol</w:t>
+      </w:r>
+      <w:r>
+        <w:t xml:space="preserve"> del usuario y de la configuración de permisos.</w:t>
       </w:r>
     </w:p>
     <w:p>
@@ -816,57 +1960,320 @@
       </w:pPr>
       <w:r/>
       <w:r>
-        <w:t>3.2 Usuarios</w:t>
+        <w:t>5.2 Estados Activo / Inactivo y eliminación</w:t>
       </w:r>
     </w:p>
     <w:p>
-      <w:pPr>
-        <w:pStyle w:val="ListBullet"/>
-      </w:pPr>
-      <w:r>
-        <w:t>Listado con filtros y paginación.</w:t>
+      <w:r>
+        <w:t>El sistema distingue tres operaciones que afectan a la permanencia de un registro:</w:t>
       </w:r>
     </w:p>
+    <w:tbl>
+      <w:tblPr>
+        <w:tblStyle w:val="LightGrid-Accent1"/>
+        <w:tblW w:type="auto" w:w="0"/>
+        <w:tblLook w:firstColumn="1" w:firstRow="1" w:lastColumn="0" w:lastRow="0" w:noHBand="0" w:noVBand="1" w:val="04A0"/>
+      </w:tblPr>
+      <w:tblGrid>
+        <w:gridCol w:w="2880"/>
+        <w:gridCol w:w="2880"/>
+        <w:gridCol w:w="2880"/>
+      </w:tblGrid>
+      <w:tr>
+        <w:tc>
+          <w:tcPr>
+            <w:tcW w:type="dxa" w:w="2880"/>
+          </w:tcPr>
+          <w:p>
+            <w:r>
+              <w:rPr>
+                <w:b/>
+              </w:rPr>
+            </w:r>
+            <w:r>
+              <w:rPr>
+                <w:b/>
+              </w:rPr>
+              <w:t>Operación</w:t>
+            </w:r>
+          </w:p>
+        </w:tc>
+        <w:tc>
+          <w:tcPr>
+            <w:tcW w:type="dxa" w:w="2880"/>
+          </w:tcPr>
+          <w:p>
+            <w:r>
+              <w:rPr>
+                <w:b/>
+              </w:rPr>
+            </w:r>
+            <w:r>
+              <w:rPr>
+                <w:b/>
+              </w:rPr>
+              <w:t>Efecto</w:t>
+            </w:r>
+          </w:p>
+        </w:tc>
+        <w:tc>
+          <w:tcPr>
+            <w:tcW w:type="dxa" w:w="2880"/>
+          </w:tcPr>
+          <w:p>
+            <w:r>
+              <w:rPr>
+                <w:b/>
+              </w:rPr>
+            </w:r>
+            <w:r>
+              <w:rPr>
+                <w:b/>
+              </w:rPr>
+              <w:t>¿Reversible por el usuario?</w:t>
+            </w:r>
+          </w:p>
+        </w:tc>
+      </w:tr>
+      <w:tr>
+        <w:tc>
+          <w:tcPr>
+            <w:tcW w:type="dxa" w:w="2880"/>
+          </w:tcPr>
+          <w:p>
+            <w:r/>
+            <w:r>
+              <w:rPr>
+                <w:b/>
+              </w:rPr>
+              <w:t>Inactivar</w:t>
+            </w:r>
+          </w:p>
+        </w:tc>
+        <w:tc>
+          <w:tcPr>
+            <w:tcW w:type="dxa" w:w="2880"/>
+          </w:tcPr>
+          <w:p>
+            <w:r/>
+            <w:r>
+              <w:t xml:space="preserve">El registro se </w:t>
+            </w:r>
+            <w:r>
+              <w:rPr>
+                <w:b/>
+              </w:rPr>
+              <w:t>oculta</w:t>
+            </w:r>
+            <w:r>
+              <w:t xml:space="preserve"> de las listas activas pero </w:t>
+            </w:r>
+            <w:r>
+              <w:rPr>
+                <w:b/>
+              </w:rPr>
+              <w:t>se conserva</w:t>
+            </w:r>
+            <w:r>
+              <w:t>. Puede volver a verse con el filtro Inactivos/Todos y reactivarse.</w:t>
+            </w:r>
+          </w:p>
+        </w:tc>
+        <w:tc>
+          <w:tcPr>
+            <w:tcW w:type="dxa" w:w="2880"/>
+          </w:tcPr>
+          <w:p>
+            <w:r/>
+            <w:r>
+              <w:t>Sí (Activar).</w:t>
+            </w:r>
+          </w:p>
+        </w:tc>
+      </w:tr>
+      <w:tr>
+        <w:tc>
+          <w:tcPr>
+            <w:tcW w:type="dxa" w:w="2880"/>
+          </w:tcPr>
+          <w:p>
+            <w:r/>
+            <w:r>
+              <w:rPr>
+                <w:b/>
+              </w:rPr>
+              <w:t>Eliminar</w:t>
+            </w:r>
+          </w:p>
+        </w:tc>
+        <w:tc>
+          <w:tcPr>
+            <w:tcW w:type="dxa" w:w="2880"/>
+          </w:tcPr>
+          <w:p>
+            <w:r/>
+            <w:r>
+              <w:t xml:space="preserve">El registro se </w:t>
+            </w:r>
+            <w:r>
+              <w:rPr>
+                <w:b/>
+              </w:rPr>
+              <w:t>marca como eliminado</w:t>
+            </w:r>
+            <w:r>
+              <w:t xml:space="preserve"> y </w:t>
+            </w:r>
+            <w:r>
+              <w:rPr>
+                <w:b/>
+              </w:rPr>
+              <w:t>desaparece de todas las listas</w:t>
+            </w:r>
+            <w:r>
+              <w:t xml:space="preserve"> (incluso del filtro Inactivos/Todos). La información se conserva internamente, pero </w:t>
+            </w:r>
+            <w:r>
+              <w:rPr>
+                <w:b/>
+              </w:rPr>
+              <w:t>el usuario no puede recuperarla</w:t>
+            </w:r>
+            <w:r>
+              <w:t xml:space="preserve"> desde el sistema.</w:t>
+            </w:r>
+          </w:p>
+        </w:tc>
+        <w:tc>
+          <w:tcPr>
+            <w:tcW w:type="dxa" w:w="2880"/>
+          </w:tcPr>
+          <w:p>
+            <w:r/>
+            <w:r>
+              <w:t>No (requiere soporte).</w:t>
+            </w:r>
+          </w:p>
+        </w:tc>
+      </w:tr>
+      <w:tr>
+        <w:tc>
+          <w:tcPr>
+            <w:tcW w:type="dxa" w:w="2880"/>
+          </w:tcPr>
+          <w:p>
+            <w:r/>
+            <w:r>
+              <w:rPr>
+                <w:b/>
+              </w:rPr>
+              <w:t>Cancelar / Finalizar</w:t>
+            </w:r>
+            <w:r>
+              <w:t xml:space="preserve"> (visitas)</w:t>
+            </w:r>
+          </w:p>
+        </w:tc>
+        <w:tc>
+          <w:tcPr>
+            <w:tcW w:type="dxa" w:w="2880"/>
+          </w:tcPr>
+          <w:p>
+            <w:r/>
+            <w:r>
+              <w:t>Cierra el ciclo de la visita conservando su historial; no se elimina.</w:t>
+            </w:r>
+          </w:p>
+        </w:tc>
+        <w:tc>
+          <w:tcPr>
+            <w:tcW w:type="dxa" w:w="2880"/>
+          </w:tcPr>
+          <w:p>
+            <w:r/>
+            <w:r>
+              <w:t>Según estado.</w:t>
+            </w:r>
+          </w:p>
+        </w:tc>
+      </w:tr>
+    </w:tbl>
+    <w:p/>
     <w:p>
-      <w:pPr>
-        <w:pStyle w:val="ListBullet"/>
-      </w:pPr>
-      <w:r>
-        <w:t>Alta/edición con asignación de rol, empresa, puesto, departamento, cubículo, piso, horario y accesos.</w:t>
-      </w:r>
-    </w:p>
-    <w:p>
-      <w:pPr>
-        <w:pStyle w:val="ListBullet"/>
-      </w:pPr>
-      <w:r>
-        <w:t>Generación de QR, reenvío de correo de acceso, carga masiva.</w:t>
-      </w:r>
-    </w:p>
-    <w:p>
-      <w:pPr>
-        <w:pStyle w:val="ListBullet"/>
-      </w:pPr>
-      <w:r>
-        <w:t>Anonimización y eliminación permanente.</w:t>
-      </w:r>
-    </w:p>
-    <w:p>
+      <w:r>
+        <w:t xml:space="preserve">&gt; </w:t>
+      </w:r>
       <w:r>
         <w:rPr>
-          <w:rFonts w:ascii="Consolas" w:hAnsi="Consolas"/>
-          <w:color w:val="C7254E"/>
+          <w:b/>
         </w:rPr>
-        <w:t>[Foto: listado de usuarios]</w:t>
-      </w:r>
-    </w:p>
-    <w:p>
+        <w:t>Regla:</w:t>
+      </w:r>
+      <w:r>
+        <w:t xml:space="preserve"> Para "dar de baja" sin perder historial se utiliza </w:t>
+      </w:r>
       <w:r>
         <w:rPr>
-          <w:rFonts w:ascii="Consolas" w:hAnsi="Consolas"/>
-          <w:color w:val="C7254E"/>
+          <w:b/>
         </w:rPr>
-        <w:t>[Foto: formulario de alta de usuario]</w:t>
+        <w:t>Inactivar</w:t>
+      </w:r>
+      <w:r>
+        <w:t xml:space="preserve">. </w:t>
+      </w:r>
+      <w:r>
+        <w:rPr>
+          <w:b/>
+        </w:rPr>
+        <w:t>Eliminar</w:t>
+      </w:r>
+      <w:r>
+        <w:t xml:space="preserve"> se reserva para registros que ya no deben existir; algunos procesos avanzados sí borran datos de forma definitiva, por lo que debe tratarse como una acción </w:t>
+      </w:r>
+      <w:r>
+        <w:rPr>
+          <w:b/>
+        </w:rPr>
+        <w:t>no recuperable</w:t>
+      </w:r>
+      <w:r>
+        <w:t xml:space="preserve"> desde la operación normal. Los </w:t>
+      </w:r>
+      <w:r>
+        <w:rPr>
+          <w:b/>
+        </w:rPr>
+        <w:t>eventos de acceso no se eliminan</w:t>
+      </w:r>
+      <w:r>
+        <w:t xml:space="preserve"> (son registro histórico) y las </w:t>
+      </w:r>
+      <w:r>
+        <w:rPr>
+          <w:b/>
+        </w:rPr>
+        <w:t>visitas no se eliminan</w:t>
+      </w:r>
+      <w:r>
+        <w:t xml:space="preserve">: se </w:t>
+      </w:r>
+      <w:r>
+        <w:rPr>
+          <w:b/>
+        </w:rPr>
+        <w:t>Cancelan</w:t>
+      </w:r>
+      <w:r>
+        <w:t xml:space="preserve"> o </w:t>
+      </w:r>
+      <w:r>
+        <w:rPr>
+          <w:b/>
+        </w:rPr>
+        <w:t>Finalizan</w:t>
+      </w:r>
+      <w:r>
+        <w:t>.</w:t>
       </w:r>
     </w:p>
     <w:p>
@@ -875,7 +2282,7 @@
       </w:pPr>
       <w:r/>
       <w:r>
-        <w:t>3.3 Empleados</w:t>
+        <w:t>5.3 Validación de formularios</w:t>
       </w:r>
     </w:p>
     <w:p>
@@ -883,7 +2290,25 @@
         <w:pStyle w:val="ListBullet"/>
       </w:pPr>
       <w:r>
-        <w:t>Listado, alta/edición con empresa, piso, accesos y horarios.</w:t>
+        <w:t xml:space="preserve">Los campos </w:t>
+      </w:r>
+      <w:r>
+        <w:rPr>
+          <w:b/>
+        </w:rPr>
+        <w:t>obligatorios</w:t>
+      </w:r>
+      <w:r>
+        <w:t xml:space="preserve"> se indican en cada formulario con un </w:t>
+      </w:r>
+      <w:r>
+        <w:rPr>
+          <w:b/>
+        </w:rPr>
+        <w:t>asterisco (\*)</w:t>
+      </w:r>
+      <w:r>
+        <w:t>.</w:t>
       </w:r>
     </w:p>
     <w:p>
@@ -891,7 +2316,34 @@
         <w:pStyle w:val="ListBullet"/>
       </w:pPr>
       <w:r>
-        <w:t>Carga masiva, generación de QR y directorio.</w:t>
+        <w:t xml:space="preserve">Al guardar, si falta un campo obligatorio o un dato tiene </w:t>
+      </w:r>
+      <w:r>
+        <w:rPr>
+          <w:b/>
+        </w:rPr>
+        <w:t>formato incorrecto</w:t>
+      </w:r>
+      <w:r>
+        <w:t xml:space="preserve"> (por ejemplo, un correo mal escrito o una contraseña que no cumple los requisitos), el sistema </w:t>
+      </w:r>
+      <w:r>
+        <w:rPr>
+          <w:b/>
+        </w:rPr>
+        <w:t>no guarda</w:t>
+      </w:r>
+      <w:r>
+        <w:t xml:space="preserve"> y </w:t>
+      </w:r>
+      <w:r>
+        <w:rPr>
+          <w:b/>
+        </w:rPr>
+        <w:t>resalta en rojo</w:t>
+      </w:r>
+      <w:r>
+        <w:t xml:space="preserve"> los campos a corregir, mostrando un mensaje bajo cada uno.</w:t>
       </w:r>
     </w:p>
     <w:p>
@@ -899,16 +2351,24 @@
         <w:pStyle w:val="ListBullet"/>
       </w:pPr>
       <w:r>
-        <w:t>Anonimización y eliminación permanente.</w:t>
+        <w:t xml:space="preserve">Ciertos datos deben ser </w:t>
+      </w:r>
+      <w:r>
+        <w:rPr>
+          <w:b/>
+        </w:rPr>
+        <w:t>únicos</w:t>
+      </w:r>
+      <w:r>
+        <w:t xml:space="preserve"> (por ejemplo, el correo de usuarios y empleados); el sistema rechaza duplicados.</w:t>
       </w:r>
     </w:p>
     <w:p>
-      <w:r>
-        <w:rPr>
-          <w:rFonts w:ascii="Consolas" w:hAnsi="Consolas"/>
-          <w:color w:val="C7254E"/>
-        </w:rPr>
-        <w:t>[Foto: listado de empleados]</w:t>
+      <w:pPr>
+        <w:pStyle w:val="ListBullet"/>
+      </w:pPr>
+      <w:r>
+        <w:t>Algunos campos solo aceptan ciertos caracteres (por ejemplo, nombres solo con letras y espacios).</w:t>
       </w:r>
     </w:p>
     <w:p>
@@ -917,7 +2377,12 @@
       </w:pPr>
       <w:r/>
       <w:r>
-        <w:t>3.4 Visitantes</w:t>
+        <w:t>5.4 Notificaciones por correo</w:t>
+      </w:r>
+    </w:p>
+    <w:p>
+      <w:r>
+        <w:t>El sistema envía notificaciones por correo en momentos clave del proceso, según la configuración:</w:t>
       </w:r>
     </w:p>
     <w:p>
@@ -925,7 +2390,13 @@
         <w:pStyle w:val="ListBullet"/>
       </w:pPr>
       <w:r>
-        <w:t>Registro, edición y cambio de estado de visitantes.</w:t>
+        <w:rPr>
+          <w:b/>
+        </w:rPr>
+        <w:t>Invitación / liga de registro</w:t>
+      </w:r>
+      <w:r>
+        <w:t xml:space="preserve"> al visitante.</w:t>
       </w:r>
     </w:p>
     <w:p>
@@ -933,7 +2404,13 @@
         <w:pStyle w:val="ListBullet"/>
       </w:pPr>
       <w:r>
-        <w:t>Verificación previa al acceso, bloqueo/desbloqueo.</w:t>
+        <w:rPr>
+          <w:b/>
+        </w:rPr>
+        <w:t>Confirmación</w:t>
+      </w:r>
+      <w:r>
+        <w:t xml:space="preserve"> de una visita creada (al visitante y/o anfitrión).</w:t>
       </w:r>
     </w:p>
     <w:p>
@@ -941,7 +2418,13 @@
         <w:pStyle w:val="ListBullet"/>
       </w:pPr>
       <w:r>
-        <w:t>Asociación y validación de documentos.</w:t>
+        <w:rPr>
+          <w:b/>
+        </w:rPr>
+        <w:t>Cancelación</w:t>
+      </w:r>
+      <w:r>
+        <w:t xml:space="preserve"> de una visita.</w:t>
       </w:r>
     </w:p>
     <w:p>
@@ -949,25 +2432,82 @@
         <w:pStyle w:val="ListBullet"/>
       </w:pPr>
       <w:r>
-        <w:t>Generación de QR y carga masiva.</w:t>
+        <w:rPr>
+          <w:b/>
+        </w:rPr>
+        <w:t>Recuperación de contraseña</w:t>
+      </w:r>
+      <w:r>
+        <w:t xml:space="preserve"> (código de verificación).</w:t>
       </w:r>
     </w:p>
     <w:p>
+      <w:pPr>
+        <w:pStyle w:val="ListBullet"/>
+      </w:pPr>
       <w:r>
         <w:rPr>
-          <w:rFonts w:ascii="Consolas" w:hAnsi="Consolas"/>
-          <w:color w:val="C7254E"/>
+          <w:b/>
         </w:rPr>
-        <w:t>[Foto: listado de visitantes]</w:t>
+        <w:t>Acceso / credenciales</w:t>
+      </w:r>
+      <w:r>
+        <w:t xml:space="preserve"> para usuarios.</w:t>
       </w:r>
     </w:p>
     <w:p>
       <w:r>
+        <w:t xml:space="preserve">&gt; El envío de correos depende de que la </w:t>
+      </w:r>
+      <w:r>
         <w:rPr>
-          <w:rFonts w:ascii="Consolas" w:hAnsi="Consolas"/>
-          <w:color w:val="C7254E"/>
+          <w:b/>
         </w:rPr>
-        <w:t>[Foto: detalle de visitante con documentos]</w:t>
+        <w:t>configuración de correo</w:t>
+      </w:r>
+      <w:r>
+        <w:t xml:space="preserve"> esté completa. Si no se envían, debe revisarse dicha configuración (ver MA-RE-001).</w:t>
+      </w:r>
+    </w:p>
+    <w:p>
+      <w:pPr>
+        <w:pStyle w:val="Heading2"/>
+      </w:pPr>
+      <w:r/>
+      <w:r>
+        <w:t>6. Funcionalidad por módulo</w:t>
+      </w:r>
+    </w:p>
+    <w:p>
+      <w:r>
+        <w:t xml:space="preserve">Para cada módulo se describe su </w:t>
+      </w:r>
+      <w:r>
+        <w:rPr>
+          <w:b/>
+        </w:rPr>
+        <w:t>propósito</w:t>
+      </w:r>
+      <w:r>
+        <w:t xml:space="preserve">, las </w:t>
+      </w:r>
+      <w:r>
+        <w:rPr>
+          <w:b/>
+        </w:rPr>
+        <w:t>acciones</w:t>
+      </w:r>
+      <w:r>
+        <w:t xml:space="preserve"> disponibles sobre sus registros y sus </w:t>
+      </w:r>
+      <w:r>
+        <w:rPr>
+          <w:b/>
+        </w:rPr>
+        <w:t>reglas</w:t>
+      </w:r>
+      <w:r>
+        <w:t xml:space="preserve"> particulares.</w:t>
       </w:r>
     </w:p>
     <w:p>
@@ -976,7 +2516,26 @@
       </w:pPr>
       <w:r/>
       <w:r>
-        <w:t>3.5 Registros / Visitas</w:t>
+        <w:t>6.1 Autenticación</w:t>
+      </w:r>
+    </w:p>
+    <w:p>
+      <w:r>
+        <w:rPr>
+          <w:b/>
+        </w:rPr>
+        <w:t>Propósito:</w:t>
+      </w:r>
+      <w:r>
+        <w:t xml:space="preserve"> controlar el acceso al sistema de forma segura.</w:t>
+      </w:r>
+    </w:p>
+    <w:p>
+      <w:r>
+        <w:rPr>
+          <w:b/>
+        </w:rPr>
+        <w:t>Funciones:</w:t>
       </w:r>
     </w:p>
     <w:p>
@@ -984,7 +2543,13 @@
         <w:pStyle w:val="ListBullet"/>
       </w:pPr>
       <w:r>
-        <w:t>Creación de visita capturando visitante, contacto, empresa, anfitrión, fecha, accesos y documentos.</w:t>
+        <w:rPr>
+          <w:b/>
+        </w:rPr>
+        <w:t>Inicio de sesión:</w:t>
+      </w:r>
+      <w:r>
+        <w:t xml:space="preserve"> valida correo, contraseña y estado activo de la cuenta; emite la sesión.</w:t>
       </w:r>
     </w:p>
     <w:p>
@@ -992,7 +2557,31 @@
         <w:pStyle w:val="ListBullet"/>
       </w:pPr>
       <w:r>
-        <w:t>Registro por liga enviada al visitante (autoservicio).</w:t>
+        <w:rPr>
+          <w:b/>
+        </w:rPr>
+        <w:t>Recuperación de contraseña:</w:t>
+      </w:r>
+      <w:r>
+        <w:t xml:space="preserve"> envía un </w:t>
+      </w:r>
+      <w:r>
+        <w:rPr>
+          <w:b/>
+        </w:rPr>
+        <w:t>código de verificación</w:t>
+      </w:r>
+      <w:r>
+        <w:t xml:space="preserve"> al correo registrado; el usuario lo captura y define una nueva contraseña. El código tiene </w:t>
+      </w:r>
+      <w:r>
+        <w:rPr>
+          <w:b/>
+        </w:rPr>
+        <w:t>vigencia limitada</w:t>
+      </w:r>
+      <w:r>
+        <w:t>.</w:t>
       </w:r>
     </w:p>
     <w:p>
@@ -1000,7 +2589,13 @@
         <w:pStyle w:val="ListBullet"/>
       </w:pPr>
       <w:r>
-        <w:t>Edición, cancelación y finalización con registro de salida.</w:t>
+        <w:rPr>
+          <w:b/>
+        </w:rPr>
+        <w:t>Bloqueo:</w:t>
+      </w:r>
+      <w:r>
+        <w:t xml:space="preserve"> tras varios intentos fallidos, la cuenta se bloquea (30 min predeterminado) o hasta desbloqueo por el administrador.</w:t>
       </w:r>
     </w:p>
     <w:p>
@@ -1008,7 +2603,13 @@
         <w:pStyle w:val="ListBullet"/>
       </w:pPr>
       <w:r>
-        <w:t>Notificaciones por correo en creación, cancelación y confirmación.</w:t>
+        <w:rPr>
+          <w:b/>
+        </w:rPr>
+        <w:t>Cierre de sesión:</w:t>
+      </w:r>
+      <w:r>
+        <w:t xml:space="preserve"> manual (menú de perfil) o automático por expiración.</w:t>
       </w:r>
     </w:p>
     <w:p>
@@ -1017,16 +2618,7 @@
           <w:rFonts w:ascii="Consolas" w:hAnsi="Consolas"/>
           <w:color w:val="C7254E"/>
         </w:rPr>
-        <w:t>[Foto: formulario de nuevo registro de visita]</w:t>
-      </w:r>
-    </w:p>
-    <w:p>
-      <w:r>
-        <w:rPr>
-          <w:rFonts w:ascii="Consolas" w:hAnsi="Consolas"/>
-          <w:color w:val="C7254E"/>
-        </w:rPr>
-        <w:t>[Foto: correo de invitación recibido por el visitante]</w:t>
+        <w:t>[Foto: inicio de sesión — Ilustración 1]</w:t>
       </w:r>
     </w:p>
     <w:p>
@@ -1035,7 +2627,400 @@
       </w:pPr>
       <w:r/>
       <w:r>
-        <w:t>3.6 Control de acceso</w:t>
+        <w:t>6.2 Visitantes</w:t>
+      </w:r>
+    </w:p>
+    <w:p>
+      <w:r>
+        <w:rPr>
+          <w:b/>
+        </w:rPr>
+        <w:t>Propósito:</w:t>
+      </w:r>
+      <w:r>
+        <w:t xml:space="preserve"> administrar a las personas externas que acuden a las instalaciones.</w:t>
+      </w:r>
+    </w:p>
+    <w:p>
+      <w:r>
+        <w:rPr>
+          <w:rFonts w:ascii="Consolas" w:hAnsi="Consolas"/>
+          <w:color w:val="C7254E"/>
+        </w:rPr>
+        <w:t>[Foto: listado de visitantes — Ilustración 3]</w:t>
+      </w:r>
+    </w:p>
+    <w:p>
+      <w:r>
+        <w:rPr>
+          <w:b/>
+        </w:rPr>
+        <w:t>Acciones sobre cada visitante:</w:t>
+      </w:r>
+      <w:r>
+        <w:t xml:space="preserve"> Ver, Editar, Verificar, Generar QR, Bloquear/Desbloquear, Reenviar, Activar/Inactivar, Eliminar.</w:t>
+      </w:r>
+    </w:p>
+    <w:p>
+      <w:r>
+        <w:rPr>
+          <w:b/>
+        </w:rPr>
+        <w:t>Alta de un visitante — datos:</w:t>
+      </w:r>
+    </w:p>
+    <w:tbl>
+      <w:tblPr>
+        <w:tblStyle w:val="LightGrid-Accent1"/>
+        <w:tblW w:type="auto" w:w="0"/>
+        <w:tblLook w:firstColumn="1" w:firstRow="1" w:lastColumn="0" w:lastRow="0" w:noHBand="0" w:noVBand="1" w:val="04A0"/>
+      </w:tblPr>
+      <w:tblGrid>
+        <w:gridCol w:w="2880"/>
+        <w:gridCol w:w="2880"/>
+        <w:gridCol w:w="2880"/>
+      </w:tblGrid>
+      <w:tr>
+        <w:tc>
+          <w:tcPr>
+            <w:tcW w:type="dxa" w:w="2880"/>
+          </w:tcPr>
+          <w:p>
+            <w:r>
+              <w:rPr>
+                <w:b/>
+              </w:rPr>
+            </w:r>
+            <w:r>
+              <w:rPr>
+                <w:b/>
+              </w:rPr>
+              <w:t>Campo</w:t>
+            </w:r>
+          </w:p>
+        </w:tc>
+        <w:tc>
+          <w:tcPr>
+            <w:tcW w:type="dxa" w:w="2880"/>
+          </w:tcPr>
+          <w:p>
+            <w:r>
+              <w:rPr>
+                <w:b/>
+              </w:rPr>
+            </w:r>
+            <w:r>
+              <w:rPr>
+                <w:b/>
+              </w:rPr>
+              <w:t>Obligatorio</w:t>
+            </w:r>
+          </w:p>
+        </w:tc>
+        <w:tc>
+          <w:tcPr>
+            <w:tcW w:type="dxa" w:w="2880"/>
+          </w:tcPr>
+          <w:p>
+            <w:r>
+              <w:rPr>
+                <w:b/>
+              </w:rPr>
+            </w:r>
+            <w:r>
+              <w:rPr>
+                <w:b/>
+              </w:rPr>
+              <w:t>Regla</w:t>
+            </w:r>
+          </w:p>
+        </w:tc>
+      </w:tr>
+      <w:tr>
+        <w:tc>
+          <w:tcPr>
+            <w:tcW w:type="dxa" w:w="2880"/>
+          </w:tcPr>
+          <w:p>
+            <w:r/>
+            <w:r>
+              <w:t>Nombre</w:t>
+            </w:r>
+          </w:p>
+        </w:tc>
+        <w:tc>
+          <w:tcPr>
+            <w:tcW w:type="dxa" w:w="2880"/>
+          </w:tcPr>
+          <w:p>
+            <w:r/>
+            <w:r>
+              <w:t>Sí</w:t>
+            </w:r>
+          </w:p>
+        </w:tc>
+        <w:tc>
+          <w:tcPr>
+            <w:tcW w:type="dxa" w:w="2880"/>
+          </w:tcPr>
+          <w:p>
+            <w:r/>
+            <w:r>
+              <w:t>Solo letras y espacios.</w:t>
+            </w:r>
+          </w:p>
+        </w:tc>
+      </w:tr>
+      <w:tr>
+        <w:tc>
+          <w:tcPr>
+            <w:tcW w:type="dxa" w:w="2880"/>
+          </w:tcPr>
+          <w:p>
+            <w:r/>
+            <w:r>
+              <w:t>Apellido paterno</w:t>
+            </w:r>
+          </w:p>
+        </w:tc>
+        <w:tc>
+          <w:tcPr>
+            <w:tcW w:type="dxa" w:w="2880"/>
+          </w:tcPr>
+          <w:p>
+            <w:r/>
+            <w:r>
+              <w:t>Sí</w:t>
+            </w:r>
+          </w:p>
+        </w:tc>
+        <w:tc>
+          <w:tcPr>
+            <w:tcW w:type="dxa" w:w="2880"/>
+          </w:tcPr>
+          <w:p>
+            <w:r/>
+            <w:r>
+              <w:t>Solo letras y espacios.</w:t>
+            </w:r>
+          </w:p>
+        </w:tc>
+      </w:tr>
+      <w:tr>
+        <w:tc>
+          <w:tcPr>
+            <w:tcW w:type="dxa" w:w="2880"/>
+          </w:tcPr>
+          <w:p>
+            <w:r/>
+            <w:r>
+              <w:t>Apellido materno</w:t>
+            </w:r>
+          </w:p>
+        </w:tc>
+        <w:tc>
+          <w:tcPr>
+            <w:tcW w:type="dxa" w:w="2880"/>
+          </w:tcPr>
+          <w:p>
+            <w:r/>
+            <w:r>
+              <w:t>No</w:t>
+            </w:r>
+          </w:p>
+        </w:tc>
+        <w:tc>
+          <w:tcPr>
+            <w:tcW w:type="dxa" w:w="2880"/>
+          </w:tcPr>
+          <w:p>
+            <w:r/>
+            <w:r>
+              <w:t>—</w:t>
+            </w:r>
+          </w:p>
+        </w:tc>
+      </w:tr>
+      <w:tr>
+        <w:tc>
+          <w:tcPr>
+            <w:tcW w:type="dxa" w:w="2880"/>
+          </w:tcPr>
+          <w:p>
+            <w:r/>
+            <w:r>
+              <w:t>Correo</w:t>
+            </w:r>
+          </w:p>
+        </w:tc>
+        <w:tc>
+          <w:tcPr>
+            <w:tcW w:type="dxa" w:w="2880"/>
+          </w:tcPr>
+          <w:p>
+            <w:r/>
+            <w:r>
+              <w:t>Sí</w:t>
+            </w:r>
+          </w:p>
+        </w:tc>
+        <w:tc>
+          <w:tcPr>
+            <w:tcW w:type="dxa" w:w="2880"/>
+          </w:tcPr>
+          <w:p>
+            <w:r/>
+            <w:r>
+              <w:t>Válido y único; se usa para invitaciones, ligas y QR.</w:t>
+            </w:r>
+          </w:p>
+        </w:tc>
+      </w:tr>
+      <w:tr>
+        <w:tc>
+          <w:tcPr>
+            <w:tcW w:type="dxa" w:w="2880"/>
+          </w:tcPr>
+          <w:p>
+            <w:r/>
+            <w:r>
+              <w:t>Teléfono / Empresa</w:t>
+            </w:r>
+          </w:p>
+        </w:tc>
+        <w:tc>
+          <w:tcPr>
+            <w:tcW w:type="dxa" w:w="2880"/>
+          </w:tcPr>
+          <w:p>
+            <w:r/>
+            <w:r>
+              <w:t>No</w:t>
+            </w:r>
+          </w:p>
+        </w:tc>
+        <w:tc>
+          <w:tcPr>
+            <w:tcW w:type="dxa" w:w="2880"/>
+          </w:tcPr>
+          <w:p>
+            <w:r/>
+            <w:r>
+              <w:t>—</w:t>
+            </w:r>
+          </w:p>
+        </w:tc>
+      </w:tr>
+      <w:tr>
+        <w:tc>
+          <w:tcPr>
+            <w:tcW w:type="dxa" w:w="2880"/>
+          </w:tcPr>
+          <w:p>
+            <w:r/>
+            <w:r>
+              <w:t>Imágenes (foto / identificación)</w:t>
+            </w:r>
+          </w:p>
+        </w:tc>
+        <w:tc>
+          <w:tcPr>
+            <w:tcW w:type="dxa" w:w="2880"/>
+          </w:tcPr>
+          <w:p>
+            <w:r/>
+            <w:r>
+              <w:t>No</w:t>
+            </w:r>
+          </w:p>
+        </w:tc>
+        <w:tc>
+          <w:tcPr>
+            <w:tcW w:type="dxa" w:w="2880"/>
+          </w:tcPr>
+          <w:p>
+            <w:r/>
+            <w:r>
+              <w:t>—</w:t>
+            </w:r>
+          </w:p>
+        </w:tc>
+      </w:tr>
+      <w:tr>
+        <w:tc>
+          <w:tcPr>
+            <w:tcW w:type="dxa" w:w="2880"/>
+          </w:tcPr>
+          <w:p>
+            <w:r/>
+            <w:r>
+              <w:t>Confirmación de documentos</w:t>
+            </w:r>
+          </w:p>
+        </w:tc>
+        <w:tc>
+          <w:tcPr>
+            <w:tcW w:type="dxa" w:w="2880"/>
+          </w:tcPr>
+          <w:p>
+            <w:r/>
+            <w:r>
+              <w:t>Sí (según configuración)</w:t>
+            </w:r>
+          </w:p>
+        </w:tc>
+        <w:tc>
+          <w:tcPr>
+            <w:tcW w:type="dxa" w:w="2880"/>
+          </w:tcPr>
+          <w:p>
+            <w:r/>
+            <w:r>
+              <w:t>Casillas de documentos requeridos (p. ej. identificación oficial, SUA, permiso de entrada, lista de artículos).</w:t>
+            </w:r>
+          </w:p>
+        </w:tc>
+      </w:tr>
+    </w:tbl>
+    <w:p/>
+    <w:p>
+      <w:r>
+        <w:t xml:space="preserve">&gt; La </w:t>
+      </w:r>
+      <w:r>
+        <w:rPr>
+          <w:b/>
+        </w:rPr>
+        <w:t>contraseña</w:t>
+      </w:r>
+      <w:r>
+        <w:t xml:space="preserve"> del visitante </w:t>
+      </w:r>
+      <w:r>
+        <w:rPr>
+          <w:b/>
+        </w:rPr>
+        <w:t>no se captura</w:t>
+      </w:r>
+      <w:r>
+        <w:t xml:space="preserve">: el sistema la </w:t>
+      </w:r>
+      <w:r>
+        <w:rPr>
+          <w:b/>
+        </w:rPr>
+        <w:t>genera automáticamente</w:t>
+      </w:r>
+      <w:r>
+        <w:t>.</w:t>
+      </w:r>
+    </w:p>
+    <w:p>
+      <w:r>
+        <w:rPr>
+          <w:b/>
+        </w:rPr>
+        <w:t>Reglas particulares:</w:t>
       </w:r>
     </w:p>
     <w:p>
@@ -1043,13 +3028,16 @@
         <w:pStyle w:val="ListBullet"/>
       </w:pPr>
       <w:r>
+        <w:t xml:space="preserve">La </w:t>
+      </w:r>
+      <w:r>
         <w:rPr>
           <w:b/>
         </w:rPr>
-        <w:t>Kiosco/Tablet</w:t>
-      </w:r>
-      <w:r>
-        <w:t>: operación de acceso con consulta y registro de eventos.</w:t>
+        <w:t>verificación</w:t>
+      </w:r>
+      <w:r>
+        <w:t xml:space="preserve"> confirma los datos del visitante antes de autorizar su acceso.</w:t>
       </w:r>
     </w:p>
     <w:p>
@@ -1060,24 +3048,10 @@
         <w:rPr>
           <w:b/>
         </w:rPr>
-        <w:t>Escáner QR</w:t>
-      </w:r>
-      <w:r>
-        <w:t>: validación de QR de visitantes, usuarios y empleados.</w:t>
-      </w:r>
-    </w:p>
-    <w:p>
-      <w:pPr>
-        <w:pStyle w:val="ListBullet"/>
-      </w:pPr>
-      <w:r>
-        <w:rPr>
-          <w:b/>
-        </w:rPr>
-        <w:t>Eventos</w:t>
-      </w:r>
-      <w:r>
-        <w:t>: registro de entrada, salida, autorización, cancelación y finalización.</w:t>
+        <w:t>Bloquear</w:t>
+      </w:r>
+      <w:r>
+        <w:t xml:space="preserve"> impide el acceso (su QR deja de ser válido) sin borrar el registro.</w:t>
       </w:r>
     </w:p>
     <w:p>
@@ -1086,16 +3060,7 @@
           <w:rFonts w:ascii="Consolas" w:hAnsi="Consolas"/>
           <w:color w:val="C7254E"/>
         </w:rPr>
-        <w:t>[Foto: vista de kiosco]</w:t>
-      </w:r>
-    </w:p>
-    <w:p>
-      <w:r>
-        <w:rPr>
-          <w:rFonts w:ascii="Consolas" w:hAnsi="Consolas"/>
-          <w:color w:val="C7254E"/>
-        </w:rPr>
-        <w:t>[Foto: escáner QR validando un acceso]</w:t>
+        <w:t>[Foto: verificación de visitante — Ilustración 5]</w:t>
       </w:r>
     </w:p>
     <w:p>
@@ -1104,12 +3069,18 @@
       </w:pPr>
       <w:r/>
       <w:r>
-        <w:t>3.7 Catálogos</w:t>
+        <w:t>6.3 Registro de visitas (Bitácora)</w:t>
       </w:r>
     </w:p>
     <w:p>
       <w:r>
-        <w:t>CRUD de empresas, pisos, accesos, puestos, departamentos, cubículos, horarios y pases (crear, editar, activar/inactivar).</w:t>
+        <w:rPr>
+          <w:b/>
+        </w:rPr>
+        <w:t>Propósito:</w:t>
+      </w:r>
+      <w:r>
+        <w:t xml:space="preserve"> registrar y dar seguimiento a las visitas/citas; es el módulo principal de operación.</w:t>
       </w:r>
     </w:p>
     <w:p>
@@ -1118,7 +3089,403 @@
           <w:rFonts w:ascii="Consolas" w:hAnsi="Consolas"/>
           <w:color w:val="C7254E"/>
         </w:rPr>
-        <w:t>[Foto: catálogo de accesos]</w:t>
+        <w:t>[Foto: bitácora de visitas — Ilustración 6]</w:t>
+      </w:r>
+    </w:p>
+    <w:p>
+      <w:r>
+        <w:rPr>
+          <w:b/>
+        </w:rPr>
+        <w:t>Acciones sobre cada visita:</w:t>
+      </w:r>
+      <w:r>
+        <w:t xml:space="preserve"> Ver, Editar, Cancelar, Finalizar.</w:t>
+      </w:r>
+    </w:p>
+    <w:p>
+      <w:r>
+        <w:rPr>
+          <w:b/>
+        </w:rPr>
+        <w:t>Alta de una visita — datos:</w:t>
+      </w:r>
+    </w:p>
+    <w:tbl>
+      <w:tblPr>
+        <w:tblStyle w:val="LightGrid-Accent1"/>
+        <w:tblW w:type="auto" w:w="0"/>
+        <w:tblLook w:firstColumn="1" w:firstRow="1" w:lastColumn="0" w:lastRow="0" w:noHBand="0" w:noVBand="1" w:val="04A0"/>
+      </w:tblPr>
+      <w:tblGrid>
+        <w:gridCol w:w="2880"/>
+        <w:gridCol w:w="2880"/>
+        <w:gridCol w:w="2880"/>
+      </w:tblGrid>
+      <w:tr>
+        <w:tc>
+          <w:tcPr>
+            <w:tcW w:type="dxa" w:w="2880"/>
+          </w:tcPr>
+          <w:p>
+            <w:r>
+              <w:rPr>
+                <w:b/>
+              </w:rPr>
+            </w:r>
+            <w:r>
+              <w:rPr>
+                <w:b/>
+              </w:rPr>
+              <w:t>Campo</w:t>
+            </w:r>
+          </w:p>
+        </w:tc>
+        <w:tc>
+          <w:tcPr>
+            <w:tcW w:type="dxa" w:w="2880"/>
+          </w:tcPr>
+          <w:p>
+            <w:r>
+              <w:rPr>
+                <w:b/>
+              </w:rPr>
+            </w:r>
+            <w:r>
+              <w:rPr>
+                <w:b/>
+              </w:rPr>
+              <w:t>Obligatorio</w:t>
+            </w:r>
+          </w:p>
+        </w:tc>
+        <w:tc>
+          <w:tcPr>
+            <w:tcW w:type="dxa" w:w="2880"/>
+          </w:tcPr>
+          <w:p>
+            <w:r>
+              <w:rPr>
+                <w:b/>
+              </w:rPr>
+            </w:r>
+            <w:r>
+              <w:rPr>
+                <w:b/>
+              </w:rPr>
+              <w:t>Regla</w:t>
+            </w:r>
+          </w:p>
+        </w:tc>
+      </w:tr>
+      <w:tr>
+        <w:tc>
+          <w:tcPr>
+            <w:tcW w:type="dxa" w:w="2880"/>
+          </w:tcPr>
+          <w:p>
+            <w:r/>
+            <w:r>
+              <w:t>Tipo de registro</w:t>
+            </w:r>
+          </w:p>
+        </w:tc>
+        <w:tc>
+          <w:tcPr>
+            <w:tcW w:type="dxa" w:w="2880"/>
+          </w:tcPr>
+          <w:p>
+            <w:r/>
+            <w:r>
+              <w:t>Sí</w:t>
+            </w:r>
+          </w:p>
+        </w:tc>
+        <w:tc>
+          <w:tcPr>
+            <w:tcW w:type="dxa" w:w="2880"/>
+          </w:tcPr>
+          <w:p>
+            <w:r/>
+            <w:r>
+              <w:t>Define el tipo de visita/cita.</w:t>
+            </w:r>
+          </w:p>
+        </w:tc>
+      </w:tr>
+      <w:tr>
+        <w:tc>
+          <w:tcPr>
+            <w:tcW w:type="dxa" w:w="2880"/>
+          </w:tcPr>
+          <w:p>
+            <w:r/>
+            <w:r>
+              <w:t>Visitante: nombre, apellido paterno, correo</w:t>
+            </w:r>
+          </w:p>
+        </w:tc>
+        <w:tc>
+          <w:tcPr>
+            <w:tcW w:type="dxa" w:w="2880"/>
+          </w:tcPr>
+          <w:p>
+            <w:r/>
+            <w:r>
+              <w:t>Sí</w:t>
+            </w:r>
+          </w:p>
+        </w:tc>
+        <w:tc>
+          <w:tcPr>
+            <w:tcW w:type="dxa" w:w="2880"/>
+          </w:tcPr>
+          <w:p>
+            <w:r/>
+            <w:r>
+              <w:t>Se puede registrar más de un visitante.</w:t>
+            </w:r>
+          </w:p>
+        </w:tc>
+      </w:tr>
+      <w:tr>
+        <w:tc>
+          <w:tcPr>
+            <w:tcW w:type="dxa" w:w="2880"/>
+          </w:tcPr>
+          <w:p>
+            <w:r/>
+            <w:r>
+              <w:t>Anfitrión</w:t>
+            </w:r>
+          </w:p>
+        </w:tc>
+        <w:tc>
+          <w:tcPr>
+            <w:tcW w:type="dxa" w:w="2880"/>
+          </w:tcPr>
+          <w:p>
+            <w:r/>
+            <w:r>
+              <w:t>Sí</w:t>
+            </w:r>
+          </w:p>
+        </w:tc>
+        <w:tc>
+          <w:tcPr>
+            <w:tcW w:type="dxa" w:w="2880"/>
+          </w:tcPr>
+          <w:p>
+            <w:r/>
+            <w:r>
+              <w:t>Usuario o empleado que recibe la visita.</w:t>
+            </w:r>
+          </w:p>
+        </w:tc>
+      </w:tr>
+      <w:tr>
+        <w:tc>
+          <w:tcPr>
+            <w:tcW w:type="dxa" w:w="2880"/>
+          </w:tcPr>
+          <w:p>
+            <w:r/>
+            <w:r>
+              <w:t>Fecha de entrada</w:t>
+            </w:r>
+          </w:p>
+        </w:tc>
+        <w:tc>
+          <w:tcPr>
+            <w:tcW w:type="dxa" w:w="2880"/>
+          </w:tcPr>
+          <w:p>
+            <w:r/>
+            <w:r>
+              <w:t>Sí</w:t>
+            </w:r>
+          </w:p>
+        </w:tc>
+        <w:tc>
+          <w:tcPr>
+            <w:tcW w:type="dxa" w:w="2880"/>
+          </w:tcPr>
+          <w:p>
+            <w:r/>
+            <w:r>
+              <w:rPr>
+                <w:b/>
+              </w:rPr>
+              <w:t>No puede ser una fecha pasada.</w:t>
+            </w:r>
+          </w:p>
+        </w:tc>
+      </w:tr>
+      <w:tr>
+        <w:tc>
+          <w:tcPr>
+            <w:tcW w:type="dxa" w:w="2880"/>
+          </w:tcPr>
+          <w:p>
+            <w:r/>
+            <w:r>
+              <w:t>Accesos</w:t>
+            </w:r>
+          </w:p>
+        </w:tc>
+        <w:tc>
+          <w:tcPr>
+            <w:tcW w:type="dxa" w:w="2880"/>
+          </w:tcPr>
+          <w:p>
+            <w:r/>
+            <w:r>
+              <w:t>Sí</w:t>
+            </w:r>
+          </w:p>
+        </w:tc>
+        <w:tc>
+          <w:tcPr>
+            <w:tcW w:type="dxa" w:w="2880"/>
+          </w:tcPr>
+          <w:p>
+            <w:r/>
+            <w:r>
+              <w:t>Al menos un acceso autorizado.</w:t>
+            </w:r>
+          </w:p>
+        </w:tc>
+      </w:tr>
+      <w:tr>
+        <w:tc>
+          <w:tcPr>
+            <w:tcW w:type="dxa" w:w="2880"/>
+          </w:tcPr>
+          <w:p>
+            <w:r/>
+            <w:r>
+              <w:t>Empresa / Identificación / Vehículo / Comentarios</w:t>
+            </w:r>
+          </w:p>
+        </w:tc>
+        <w:tc>
+          <w:tcPr>
+            <w:tcW w:type="dxa" w:w="2880"/>
+          </w:tcPr>
+          <w:p>
+            <w:r/>
+            <w:r>
+              <w:t>No</w:t>
+            </w:r>
+          </w:p>
+        </w:tc>
+        <w:tc>
+          <w:tcPr>
+            <w:tcW w:type="dxa" w:w="2880"/>
+          </w:tcPr>
+          <w:p>
+            <w:r/>
+            <w:r>
+              <w:t>Según el caso.</w:t>
+            </w:r>
+          </w:p>
+        </w:tc>
+      </w:tr>
+    </w:tbl>
+    <w:p/>
+    <w:p>
+      <w:r>
+        <w:rPr>
+          <w:b/>
+        </w:rPr>
+        <w:t>Reglas particulares:</w:t>
+      </w:r>
+    </w:p>
+    <w:p>
+      <w:pPr>
+        <w:pStyle w:val="ListBullet"/>
+      </w:pPr>
+      <w:r>
+        <w:t xml:space="preserve">Al crear la visita, el sistema genera un </w:t>
+      </w:r>
+      <w:r>
+        <w:rPr>
+          <w:b/>
+        </w:rPr>
+        <w:t>evento inicial</w:t>
+      </w:r>
+      <w:r>
+        <w:t xml:space="preserve"> en estado pendiente y, si está configurado, </w:t>
+      </w:r>
+      <w:r>
+        <w:rPr>
+          <w:b/>
+        </w:rPr>
+        <w:t>notifica por correo</w:t>
+      </w:r>
+      <w:r>
+        <w:t>.</w:t>
+      </w:r>
+    </w:p>
+    <w:p>
+      <w:pPr>
+        <w:pStyle w:val="ListBullet"/>
+      </w:pPr>
+      <w:r>
+        <w:t xml:space="preserve">Las visitas </w:t>
+      </w:r>
+      <w:r>
+        <w:rPr>
+          <w:b/>
+        </w:rPr>
+        <w:t>no se eliminan</w:t>
+      </w:r>
+      <w:r>
+        <w:t xml:space="preserve">: se </w:t>
+      </w:r>
+      <w:r>
+        <w:rPr>
+          <w:b/>
+        </w:rPr>
+        <w:t>Cancelan</w:t>
+      </w:r>
+      <w:r>
+        <w:t xml:space="preserve"> (anula y, si aplica, envía correo) o se </w:t>
+      </w:r>
+      <w:r>
+        <w:rPr>
+          <w:b/>
+        </w:rPr>
+        <w:t>Finalizan</w:t>
+      </w:r>
+      <w:r>
+        <w:t xml:space="preserve"> (cierra y registra la salida).</w:t>
+      </w:r>
+    </w:p>
+    <w:p>
+      <w:pPr>
+        <w:pStyle w:val="ListBullet"/>
+      </w:pPr>
+      <w:r>
+        <w:t xml:space="preserve">El </w:t>
+      </w:r>
+      <w:r>
+        <w:rPr>
+          <w:b/>
+        </w:rPr>
+        <w:t>estado</w:t>
+      </w:r>
+      <w:r>
+        <w:t xml:space="preserve"> de la visita avanza automáticamente conforme ocurre la entrada, la salida y la finalización (ver sección 7).</w:t>
+      </w:r>
+    </w:p>
+    <w:p>
+      <w:r>
+        <w:rPr>
+          <w:rFonts w:ascii="Consolas" w:hAnsi="Consolas"/>
+          <w:color w:val="C7254E"/>
+        </w:rPr>
+        <w:t>[Foto: nuevo registro de visita — Ilustración 7]</w:t>
       </w:r>
     </w:p>
     <w:p>
@@ -1127,23 +3494,95 @@
       </w:pPr>
       <w:r/>
       <w:r>
-        <w:t>3.8 Reportes</w:t>
+        <w:t>6.4 Liga de registro (autoservicio)</w:t>
+      </w:r>
+    </w:p>
+    <w:p>
+      <w:r>
+        <w:rPr>
+          <w:b/>
+        </w:rPr>
+        <w:t>Propósito:</w:t>
+      </w:r>
+      <w:r>
+        <w:t xml:space="preserve"> permitir que el </w:t>
+      </w:r>
+      <w:r>
+        <w:rPr>
+          <w:b/>
+        </w:rPr>
+        <w:t>propio visitante</w:t>
+      </w:r>
+      <w:r>
+        <w:t xml:space="preserve"> complete su registro antes de llegar.</w:t>
+      </w:r>
+    </w:p>
+    <w:p>
+      <w:r>
+        <w:rPr>
+          <w:b/>
+        </w:rPr>
+        <w:t>Comportamiento:</w:t>
       </w:r>
     </w:p>
     <w:p>
       <w:pPr>
-        <w:pStyle w:val="ListBullet"/>
+        <w:pStyle w:val="ListNumber"/>
       </w:pPr>
       <w:r>
-        <w:t>Reportes de registros/visitas, eventos y horas con filtros.</w:t>
+        <w:t xml:space="preserve">Un usuario autorizado </w:t>
+      </w:r>
+      <w:r>
+        <w:rPr>
+          <w:b/>
+        </w:rPr>
+        <w:t>envía la liga</w:t>
+      </w:r>
+      <w:r>
+        <w:t xml:space="preserve"> capturando correo, fecha, anfitrión y accesos.</w:t>
       </w:r>
     </w:p>
     <w:p>
       <w:pPr>
-        <w:pStyle w:val="ListBullet"/>
+        <w:pStyle w:val="ListNumber"/>
       </w:pPr>
       <w:r>
-        <w:t>Exportación a PDF y Excel respetando permisos del usuario.</w:t>
+        <w:t xml:space="preserve">El visitante </w:t>
+      </w:r>
+      <w:r>
+        <w:rPr>
+          <w:b/>
+        </w:rPr>
+        <w:t>abre la liga</w:t>
+      </w:r>
+      <w:r>
+        <w:t xml:space="preserve">; el sistema </w:t>
+      </w:r>
+      <w:r>
+        <w:rPr>
+          <w:b/>
+        </w:rPr>
+        <w:t>valida el enlace</w:t>
+      </w:r>
+      <w:r>
+        <w:t xml:space="preserve"> y el visitante captura/confirma sus datos.</w:t>
+      </w:r>
+    </w:p>
+    <w:p>
+      <w:pPr>
+        <w:pStyle w:val="ListNumber"/>
+      </w:pPr>
+      <w:r>
+        <w:t xml:space="preserve">El sistema crea el registro e </w:t>
+      </w:r>
+      <w:r>
+        <w:rPr>
+          <w:b/>
+        </w:rPr>
+        <w:t>invalida la liga</w:t>
+      </w:r>
+      <w:r>
+        <w:t xml:space="preserve"> (de un solo uso y con vigencia limitada).</w:t>
       </w:r>
     </w:p>
     <w:p>
@@ -1152,7 +3591,7 @@
           <w:rFonts w:ascii="Consolas" w:hAnsi="Consolas"/>
           <w:color w:val="C7254E"/>
         </w:rPr>
-        <w:t>[Foto: pantalla de reportes con filtros]</w:t>
+        <w:t>[Foto: envío de liga de registro — Ilustración 8]</w:t>
       </w:r>
     </w:p>
     <w:p>
@@ -1161,7 +3600,7 @@
           <w:rFonts w:ascii="Consolas" w:hAnsi="Consolas"/>
           <w:color w:val="C7254E"/>
         </w:rPr>
-        <w:t>[Foto: ejemplo de reporte exportado a Excel]</w:t>
+        <w:t>[Foto: registro desde la liga (visitante) — Ilustración 9]</w:t>
       </w:r>
     </w:p>
     <w:p>
@@ -1170,7 +3609,698 @@
       </w:pPr>
       <w:r/>
       <w:r>
-        <w:t>3.9 Configuración</w:t>
+        <w:t>6.5 Empleados</w:t>
+      </w:r>
+    </w:p>
+    <w:p>
+      <w:r>
+        <w:rPr>
+          <w:b/>
+        </w:rPr>
+        <w:t>Propósito:</w:t>
+      </w:r>
+      <w:r>
+        <w:t xml:space="preserve"> administrar al personal interno sujeto a control de acceso.</w:t>
+      </w:r>
+    </w:p>
+    <w:p>
+      <w:r>
+        <w:rPr>
+          <w:rFonts w:ascii="Consolas" w:hAnsi="Consolas"/>
+          <w:color w:val="C7254E"/>
+        </w:rPr>
+        <w:t>[Foto: listado de empleados — Ilustración 10]</w:t>
+      </w:r>
+    </w:p>
+    <w:p>
+      <w:r>
+        <w:rPr>
+          <w:b/>
+        </w:rPr>
+        <w:t>Acciones sobre cada empleado:</w:t>
+      </w:r>
+      <w:r>
+        <w:t xml:space="preserve"> Ver, Editar, Generar QR, Activar/Inactivar, Desbloquear, Eliminar.</w:t>
+      </w:r>
+    </w:p>
+    <w:p>
+      <w:r>
+        <w:rPr>
+          <w:b/>
+        </w:rPr>
+        <w:t>Alta de un empleado — datos:</w:t>
+      </w:r>
+    </w:p>
+    <w:tbl>
+      <w:tblPr>
+        <w:tblStyle w:val="LightGrid-Accent1"/>
+        <w:tblW w:type="auto" w:w="0"/>
+        <w:tblLook w:firstColumn="1" w:firstRow="1" w:lastColumn="0" w:lastRow="0" w:noHBand="0" w:noVBand="1" w:val="04A0"/>
+      </w:tblPr>
+      <w:tblGrid>
+        <w:gridCol w:w="2880"/>
+        <w:gridCol w:w="2880"/>
+        <w:gridCol w:w="2880"/>
+      </w:tblGrid>
+      <w:tr>
+        <w:tc>
+          <w:tcPr>
+            <w:tcW w:type="dxa" w:w="2880"/>
+          </w:tcPr>
+          <w:p>
+            <w:r>
+              <w:rPr>
+                <w:b/>
+              </w:rPr>
+            </w:r>
+            <w:r>
+              <w:rPr>
+                <w:b/>
+              </w:rPr>
+              <w:t>Campo</w:t>
+            </w:r>
+          </w:p>
+        </w:tc>
+        <w:tc>
+          <w:tcPr>
+            <w:tcW w:type="dxa" w:w="2880"/>
+          </w:tcPr>
+          <w:p>
+            <w:r>
+              <w:rPr>
+                <w:b/>
+              </w:rPr>
+            </w:r>
+            <w:r>
+              <w:rPr>
+                <w:b/>
+              </w:rPr>
+              <w:t>Obligatorio</w:t>
+            </w:r>
+          </w:p>
+        </w:tc>
+        <w:tc>
+          <w:tcPr>
+            <w:tcW w:type="dxa" w:w="2880"/>
+          </w:tcPr>
+          <w:p>
+            <w:r>
+              <w:rPr>
+                <w:b/>
+              </w:rPr>
+            </w:r>
+            <w:r>
+              <w:rPr>
+                <w:b/>
+              </w:rPr>
+              <w:t>Regla</w:t>
+            </w:r>
+          </w:p>
+        </w:tc>
+      </w:tr>
+      <w:tr>
+        <w:tc>
+          <w:tcPr>
+            <w:tcW w:type="dxa" w:w="2880"/>
+          </w:tcPr>
+          <w:p>
+            <w:r/>
+            <w:r>
+              <w:t>Nombre / Apellido paterno</w:t>
+            </w:r>
+          </w:p>
+        </w:tc>
+        <w:tc>
+          <w:tcPr>
+            <w:tcW w:type="dxa" w:w="2880"/>
+          </w:tcPr>
+          <w:p>
+            <w:r/>
+            <w:r>
+              <w:t>Sí</w:t>
+            </w:r>
+          </w:p>
+        </w:tc>
+        <w:tc>
+          <w:tcPr>
+            <w:tcW w:type="dxa" w:w="2880"/>
+          </w:tcPr>
+          <w:p>
+            <w:r/>
+            <w:r>
+              <w:t>Solo letras y espacios.</w:t>
+            </w:r>
+          </w:p>
+        </w:tc>
+      </w:tr>
+      <w:tr>
+        <w:tc>
+          <w:tcPr>
+            <w:tcW w:type="dxa" w:w="2880"/>
+          </w:tcPr>
+          <w:p>
+            <w:r/>
+            <w:r>
+              <w:t>Correo</w:t>
+            </w:r>
+          </w:p>
+        </w:tc>
+        <w:tc>
+          <w:tcPr>
+            <w:tcW w:type="dxa" w:w="2880"/>
+          </w:tcPr>
+          <w:p>
+            <w:r/>
+            <w:r>
+              <w:t>Sí</w:t>
+            </w:r>
+          </w:p>
+        </w:tc>
+        <w:tc>
+          <w:tcPr>
+            <w:tcW w:type="dxa" w:w="2880"/>
+          </w:tcPr>
+          <w:p>
+            <w:r/>
+            <w:r>
+              <w:t>Válido y único.</w:t>
+            </w:r>
+          </w:p>
+        </w:tc>
+      </w:tr>
+      <w:tr>
+        <w:tc>
+          <w:tcPr>
+            <w:tcW w:type="dxa" w:w="2880"/>
+          </w:tcPr>
+          <w:p>
+            <w:r/>
+            <w:r>
+              <w:t>Empresa</w:t>
+            </w:r>
+          </w:p>
+        </w:tc>
+        <w:tc>
+          <w:tcPr>
+            <w:tcW w:type="dxa" w:w="2880"/>
+          </w:tcPr>
+          <w:p>
+            <w:r/>
+            <w:r>
+              <w:t>Sí</w:t>
+            </w:r>
+          </w:p>
+        </w:tc>
+        <w:tc>
+          <w:tcPr>
+            <w:tcW w:type="dxa" w:w="2880"/>
+          </w:tcPr>
+          <w:p>
+            <w:r/>
+            <w:r>
+              <w:t>—</w:t>
+            </w:r>
+          </w:p>
+        </w:tc>
+      </w:tr>
+      <w:tr>
+        <w:tc>
+          <w:tcPr>
+            <w:tcW w:type="dxa" w:w="2880"/>
+          </w:tcPr>
+          <w:p>
+            <w:r/>
+            <w:r>
+              <w:t>Piso</w:t>
+            </w:r>
+          </w:p>
+        </w:tc>
+        <w:tc>
+          <w:tcPr>
+            <w:tcW w:type="dxa" w:w="2880"/>
+          </w:tcPr>
+          <w:p>
+            <w:r/>
+            <w:r>
+              <w:t>Sí</w:t>
+            </w:r>
+          </w:p>
+        </w:tc>
+        <w:tc>
+          <w:tcPr>
+            <w:tcW w:type="dxa" w:w="2880"/>
+          </w:tcPr>
+          <w:p>
+            <w:r/>
+            <w:r>
+              <w:t>—</w:t>
+            </w:r>
+          </w:p>
+        </w:tc>
+      </w:tr>
+      <w:tr>
+        <w:tc>
+          <w:tcPr>
+            <w:tcW w:type="dxa" w:w="2880"/>
+          </w:tcPr>
+          <w:p>
+            <w:r/>
+            <w:r>
+              <w:t>Accesos</w:t>
+            </w:r>
+          </w:p>
+        </w:tc>
+        <w:tc>
+          <w:tcPr>
+            <w:tcW w:type="dxa" w:w="2880"/>
+          </w:tcPr>
+          <w:p>
+            <w:r/>
+            <w:r>
+              <w:t>Sí</w:t>
+            </w:r>
+          </w:p>
+        </w:tc>
+        <w:tc>
+          <w:tcPr>
+            <w:tcW w:type="dxa" w:w="2880"/>
+          </w:tcPr>
+          <w:p>
+            <w:r/>
+            <w:r>
+              <w:t>Al menos un acceso.</w:t>
+            </w:r>
+          </w:p>
+        </w:tc>
+      </w:tr>
+      <w:tr>
+        <w:tc>
+          <w:tcPr>
+            <w:tcW w:type="dxa" w:w="2880"/>
+          </w:tcPr>
+          <w:p>
+            <w:r/>
+            <w:r>
+              <w:t>Apellido materno / Contacto / Puesto / Departamento / Cubículo / Horario / Foto</w:t>
+            </w:r>
+          </w:p>
+        </w:tc>
+        <w:tc>
+          <w:tcPr>
+            <w:tcW w:type="dxa" w:w="2880"/>
+          </w:tcPr>
+          <w:p>
+            <w:r/>
+            <w:r>
+              <w:t>No</w:t>
+            </w:r>
+          </w:p>
+        </w:tc>
+        <w:tc>
+          <w:tcPr>
+            <w:tcW w:type="dxa" w:w="2880"/>
+          </w:tcPr>
+          <w:p>
+            <w:r/>
+            <w:r>
+              <w:t>—</w:t>
+            </w:r>
+          </w:p>
+        </w:tc>
+      </w:tr>
+    </w:tbl>
+    <w:p/>
+    <w:p>
+      <w:r>
+        <w:rPr>
+          <w:b/>
+        </w:rPr>
+        <w:t>Funciones adicionales:</w:t>
+      </w:r>
+      <w:r>
+        <w:t xml:space="preserve"> </w:t>
+      </w:r>
+      <w:r>
+        <w:rPr>
+          <w:b/>
+        </w:rPr>
+        <w:t>carga masiva</w:t>
+      </w:r>
+      <w:r>
+        <w:t xml:space="preserve"> (formato descargable), </w:t>
+      </w:r>
+      <w:r>
+        <w:rPr>
+          <w:b/>
+        </w:rPr>
+        <w:t>generación de QR</w:t>
+      </w:r>
+      <w:r>
+        <w:t xml:space="preserve"> y </w:t>
+      </w:r>
+      <w:r>
+        <w:rPr>
+          <w:b/>
+        </w:rPr>
+        <w:t>directorio</w:t>
+      </w:r>
+      <w:r>
+        <w:t>.</w:t>
+      </w:r>
+    </w:p>
+    <w:p>
+      <w:pPr>
+        <w:pStyle w:val="Heading3"/>
+      </w:pPr>
+      <w:r/>
+      <w:r>
+        <w:t>6.6 Usuarios</w:t>
+      </w:r>
+    </w:p>
+    <w:p>
+      <w:r>
+        <w:rPr>
+          <w:b/>
+        </w:rPr>
+        <w:t>Propósito:</w:t>
+      </w:r>
+      <w:r>
+        <w:t xml:space="preserve"> administrar las cuentas con acceso al sistema y sus permisos.</w:t>
+      </w:r>
+    </w:p>
+    <w:p>
+      <w:r>
+        <w:rPr>
+          <w:rFonts w:ascii="Consolas" w:hAnsi="Consolas"/>
+          <w:color w:val="C7254E"/>
+        </w:rPr>
+        <w:t>[Foto: listado de usuarios — Ilustración 11]</w:t>
+      </w:r>
+    </w:p>
+    <w:p>
+      <w:r>
+        <w:rPr>
+          <w:b/>
+        </w:rPr>
+        <w:t>Acciones sobre cada usuario:</w:t>
+      </w:r>
+      <w:r>
+        <w:t xml:space="preserve"> Ver, Editar, Generar QR, Reenviar, Desbloquear, Activar/Inactivar, Eliminar.</w:t>
+      </w:r>
+    </w:p>
+    <w:p>
+      <w:r>
+        <w:rPr>
+          <w:b/>
+        </w:rPr>
+        <w:t>Alta de un usuario — datos:</w:t>
+      </w:r>
+    </w:p>
+    <w:tbl>
+      <w:tblPr>
+        <w:tblStyle w:val="LightGrid-Accent1"/>
+        <w:tblW w:type="auto" w:w="0"/>
+        <w:tblLook w:firstColumn="1" w:firstRow="1" w:lastColumn="0" w:lastRow="0" w:noHBand="0" w:noVBand="1" w:val="04A0"/>
+      </w:tblPr>
+      <w:tblGrid>
+        <w:gridCol w:w="2880"/>
+        <w:gridCol w:w="2880"/>
+        <w:gridCol w:w="2880"/>
+      </w:tblGrid>
+      <w:tr>
+        <w:tc>
+          <w:tcPr>
+            <w:tcW w:type="dxa" w:w="2880"/>
+          </w:tcPr>
+          <w:p>
+            <w:r>
+              <w:rPr>
+                <w:b/>
+              </w:rPr>
+            </w:r>
+            <w:r>
+              <w:rPr>
+                <w:b/>
+              </w:rPr>
+              <w:t>Campo</w:t>
+            </w:r>
+          </w:p>
+        </w:tc>
+        <w:tc>
+          <w:tcPr>
+            <w:tcW w:type="dxa" w:w="2880"/>
+          </w:tcPr>
+          <w:p>
+            <w:r>
+              <w:rPr>
+                <w:b/>
+              </w:rPr>
+            </w:r>
+            <w:r>
+              <w:rPr>
+                <w:b/>
+              </w:rPr>
+              <w:t>Obligatorio</w:t>
+            </w:r>
+          </w:p>
+        </w:tc>
+        <w:tc>
+          <w:tcPr>
+            <w:tcW w:type="dxa" w:w="2880"/>
+          </w:tcPr>
+          <w:p>
+            <w:r>
+              <w:rPr>
+                <w:b/>
+              </w:rPr>
+            </w:r>
+            <w:r>
+              <w:rPr>
+                <w:b/>
+              </w:rPr>
+              <w:t>Regla</w:t>
+            </w:r>
+          </w:p>
+        </w:tc>
+      </w:tr>
+      <w:tr>
+        <w:tc>
+          <w:tcPr>
+            <w:tcW w:type="dxa" w:w="2880"/>
+          </w:tcPr>
+          <w:p>
+            <w:r/>
+            <w:r>
+              <w:t>Nombre / Apellido paterno</w:t>
+            </w:r>
+          </w:p>
+        </w:tc>
+        <w:tc>
+          <w:tcPr>
+            <w:tcW w:type="dxa" w:w="2880"/>
+          </w:tcPr>
+          <w:p>
+            <w:r/>
+            <w:r>
+              <w:t>Sí</w:t>
+            </w:r>
+          </w:p>
+        </w:tc>
+        <w:tc>
+          <w:tcPr>
+            <w:tcW w:type="dxa" w:w="2880"/>
+          </w:tcPr>
+          <w:p>
+            <w:r/>
+            <w:r>
+              <w:t>—</w:t>
+            </w:r>
+          </w:p>
+        </w:tc>
+      </w:tr>
+      <w:tr>
+        <w:tc>
+          <w:tcPr>
+            <w:tcW w:type="dxa" w:w="2880"/>
+          </w:tcPr>
+          <w:p>
+            <w:r/>
+            <w:r>
+              <w:t>Correo</w:t>
+            </w:r>
+          </w:p>
+        </w:tc>
+        <w:tc>
+          <w:tcPr>
+            <w:tcW w:type="dxa" w:w="2880"/>
+          </w:tcPr>
+          <w:p>
+            <w:r/>
+            <w:r>
+              <w:t>Sí</w:t>
+            </w:r>
+          </w:p>
+        </w:tc>
+        <w:tc>
+          <w:tcPr>
+            <w:tcW w:type="dxa" w:w="2880"/>
+          </w:tcPr>
+          <w:p>
+            <w:r/>
+            <w:r>
+              <w:t>Válido y único; se usa para iniciar sesión y notificaciones.</w:t>
+            </w:r>
+          </w:p>
+        </w:tc>
+      </w:tr>
+      <w:tr>
+        <w:tc>
+          <w:tcPr>
+            <w:tcW w:type="dxa" w:w="2880"/>
+          </w:tcPr>
+          <w:p>
+            <w:r/>
+            <w:r>
+              <w:t>Contraseña</w:t>
+            </w:r>
+          </w:p>
+        </w:tc>
+        <w:tc>
+          <w:tcPr>
+            <w:tcW w:type="dxa" w:w="2880"/>
+          </w:tcPr>
+          <w:p>
+            <w:r/>
+            <w:r>
+              <w:t>Sí</w:t>
+            </w:r>
+          </w:p>
+        </w:tc>
+        <w:tc>
+          <w:tcPr>
+            <w:tcW w:type="dxa" w:w="2880"/>
+          </w:tcPr>
+          <w:p>
+            <w:r/>
+            <w:r>
+              <w:t>Mínimo 8 caracteres con mayúscula, minúscula, número y símbolo.</w:t>
+            </w:r>
+          </w:p>
+        </w:tc>
+      </w:tr>
+      <w:tr>
+        <w:tc>
+          <w:tcPr>
+            <w:tcW w:type="dxa" w:w="2880"/>
+          </w:tcPr>
+          <w:p>
+            <w:r/>
+            <w:r>
+              <w:t>Rol</w:t>
+            </w:r>
+          </w:p>
+        </w:tc>
+        <w:tc>
+          <w:tcPr>
+            <w:tcW w:type="dxa" w:w="2880"/>
+          </w:tcPr>
+          <w:p>
+            <w:r/>
+            <w:r>
+              <w:t>Sí</w:t>
+            </w:r>
+          </w:p>
+        </w:tc>
+        <w:tc>
+          <w:tcPr>
+            <w:tcW w:type="dxa" w:w="2880"/>
+          </w:tcPr>
+          <w:p>
+            <w:r/>
+            <w:r>
+              <w:t>Al menos un perfil; define funciones y permisos.</w:t>
+            </w:r>
+          </w:p>
+        </w:tc>
+      </w:tr>
+      <w:tr>
+        <w:tc>
+          <w:tcPr>
+            <w:tcW w:type="dxa" w:w="2880"/>
+          </w:tcPr>
+          <w:p>
+            <w:r/>
+            <w:r>
+              <w:t>Empresa</w:t>
+            </w:r>
+          </w:p>
+        </w:tc>
+        <w:tc>
+          <w:tcPr>
+            <w:tcW w:type="dxa" w:w="2880"/>
+          </w:tcPr>
+          <w:p>
+            <w:r/>
+            <w:r>
+              <w:t>Sí</w:t>
+            </w:r>
+          </w:p>
+        </w:tc>
+        <w:tc>
+          <w:tcPr>
+            <w:tcW w:type="dxa" w:w="2880"/>
+          </w:tcPr>
+          <w:p>
+            <w:r/>
+            <w:r>
+              <w:t>—</w:t>
+            </w:r>
+          </w:p>
+        </w:tc>
+      </w:tr>
+      <w:tr>
+        <w:tc>
+          <w:tcPr>
+            <w:tcW w:type="dxa" w:w="2880"/>
+          </w:tcPr>
+          <w:p>
+            <w:r/>
+            <w:r>
+              <w:t>Contacto / Datos organizacionales / Accesos</w:t>
+            </w:r>
+          </w:p>
+        </w:tc>
+        <w:tc>
+          <w:tcPr>
+            <w:tcW w:type="dxa" w:w="2880"/>
+          </w:tcPr>
+          <w:p>
+            <w:r/>
+            <w:r>
+              <w:t>No</w:t>
+            </w:r>
+          </w:p>
+        </w:tc>
+        <w:tc>
+          <w:tcPr>
+            <w:tcW w:type="dxa" w:w="2880"/>
+          </w:tcPr>
+          <w:p>
+            <w:r/>
+            <w:r>
+              <w:t>—</w:t>
+            </w:r>
+          </w:p>
+        </w:tc>
+      </w:tr>
+    </w:tbl>
+    <w:p/>
+    <w:p>
+      <w:r>
+        <w:rPr>
+          <w:b/>
+        </w:rPr>
+        <w:t>Reglas particulares:</w:t>
       </w:r>
     </w:p>
     <w:p>
@@ -1178,7 +4308,16 @@
         <w:pStyle w:val="ListBullet"/>
       </w:pPr>
       <w:r>
-        <w:t>Parámetros generales (nombre, zona horaria, correo, tiempos, tema).</w:t>
+        <w:t xml:space="preserve">Cambiar el </w:t>
+      </w:r>
+      <w:r>
+        <w:rPr>
+          <w:b/>
+        </w:rPr>
+        <w:t>rol</w:t>
+      </w:r>
+      <w:r>
+        <w:t xml:space="preserve"> modifica de inmediato lo que el usuario puede ver y hacer.</w:t>
       </w:r>
     </w:p>
     <w:p>
@@ -1186,7 +4325,33 @@
         <w:pStyle w:val="ListBullet"/>
       </w:pPr>
       <w:r>
-        <w:t>Administración de permisos por rol y roles personalizados.</w:t>
+        <w:rPr>
+          <w:b/>
+        </w:rPr>
+        <w:t>Desbloquear</w:t>
+      </w:r>
+      <w:r>
+        <w:t xml:space="preserve"> restablece el acceso de cuentas bloqueadas por intentos fallidos.</w:t>
+      </w:r>
+    </w:p>
+    <w:p>
+      <w:pPr>
+        <w:pStyle w:val="Heading3"/>
+      </w:pPr>
+      <w:r/>
+      <w:r>
+        <w:t>6.7 Control de acceso (Kiosco, Escáner QR, Eventos)</w:t>
+      </w:r>
+    </w:p>
+    <w:p>
+      <w:r>
+        <w:rPr>
+          <w:b/>
+        </w:rPr>
+        <w:t>Propósito:</w:t>
+      </w:r>
+      <w:r>
+        <w:t xml:space="preserve"> validar y registrar el acceso de visitantes, empleados y usuarios.</w:t>
       </w:r>
     </w:p>
     <w:p>
@@ -1194,7 +4359,77 @@
         <w:pStyle w:val="ListBullet"/>
       </w:pPr>
       <w:r>
-        <w:t>Activación/desactivación de módulos opcionales.</w:t>
+        <w:rPr>
+          <w:b/>
+        </w:rPr>
+        <w:t>Kiosco:</w:t>
+      </w:r>
+      <w:r>
+        <w:t xml:space="preserve"> vista de operación (recepción/tablet) para consultar y registrar eventos.</w:t>
+      </w:r>
+    </w:p>
+    <w:p>
+      <w:pPr>
+        <w:pStyle w:val="ListBullet"/>
+      </w:pPr>
+      <w:r>
+        <w:rPr>
+          <w:b/>
+        </w:rPr>
+        <w:t>Escáner QR:</w:t>
+      </w:r>
+      <w:r>
+        <w:t xml:space="preserve"> valida el código QR y los permisos; registra el evento de </w:t>
+      </w:r>
+      <w:r>
+        <w:rPr>
+          <w:b/>
+        </w:rPr>
+        <w:t>entrada</w:t>
+      </w:r>
+      <w:r>
+        <w:t xml:space="preserve"> y, a la salida, el de </w:t>
+      </w:r>
+      <w:r>
+        <w:rPr>
+          <w:b/>
+        </w:rPr>
+        <w:t>salida</w:t>
+      </w:r>
+      <w:r>
+        <w:t>.</w:t>
+      </w:r>
+    </w:p>
+    <w:p>
+      <w:pPr>
+        <w:pStyle w:val="ListBullet"/>
+      </w:pPr>
+      <w:r>
+        <w:rPr>
+          <w:b/>
+        </w:rPr>
+        <w:t>Eventos:</w:t>
+      </w:r>
+      <w:r>
+        <w:t xml:space="preserve"> consulta del histórico de accesos con filtros. Es un módulo de </w:t>
+      </w:r>
+      <w:r>
+        <w:rPr>
+          <w:b/>
+        </w:rPr>
+        <w:t>consulta</w:t>
+      </w:r>
+      <w:r>
+        <w:t xml:space="preserve">: los eventos </w:t>
+      </w:r>
+      <w:r>
+        <w:rPr>
+          <w:b/>
+        </w:rPr>
+        <w:t>no se editan ni se eliminan</w:t>
+      </w:r>
+      <w:r>
+        <w:t xml:space="preserve"> (acciones disponibles: Ver e Imagen de evidencia).</w:t>
       </w:r>
     </w:p>
     <w:p>
@@ -1203,7 +4438,7 @@
           <w:rFonts w:ascii="Consolas" w:hAnsi="Consolas"/>
           <w:color w:val="C7254E"/>
         </w:rPr>
-        <w:t>[Foto: pantalla de configuración general]</w:t>
+        <w:t>[Foto: escáner QR validando un acceso — Ilustración 12]</w:t>
       </w:r>
     </w:p>
     <w:p>
@@ -1212,7 +4447,301 @@
           <w:rFonts w:ascii="Consolas" w:hAnsi="Consolas"/>
           <w:color w:val="C7254E"/>
         </w:rPr>
-        <w:t>[Foto: pantalla de permisos por rol]</w:t>
+        <w:t>[Foto: eventos de acceso — Ilustración 13]</w:t>
+      </w:r>
+    </w:p>
+    <w:p>
+      <w:pPr>
+        <w:pStyle w:val="Heading3"/>
+      </w:pPr>
+      <w:r/>
+      <w:r>
+        <w:t>6.8 Catálogos</w:t>
+      </w:r>
+    </w:p>
+    <w:p>
+      <w:r>
+        <w:rPr>
+          <w:b/>
+        </w:rPr>
+        <w:t>Propósito:</w:t>
+      </w:r>
+      <w:r>
+        <w:t xml:space="preserve"> mantener los datos base reutilizados por el resto del sistema: </w:t>
+      </w:r>
+      <w:r>
+        <w:rPr>
+          <w:b/>
+        </w:rPr>
+        <w:t>empresas, pisos, accesos, puestos, departamentos, cubículos, horarios y pases</w:t>
+      </w:r>
+      <w:r>
+        <w:t>.</w:t>
+      </w:r>
+    </w:p>
+    <w:p>
+      <w:r>
+        <w:rPr>
+          <w:rFonts w:ascii="Consolas" w:hAnsi="Consolas"/>
+          <w:color w:val="C7254E"/>
+        </w:rPr>
+        <w:t>[Foto: catálogos — Ilustración 14]</w:t>
+      </w:r>
+    </w:p>
+    <w:p>
+      <w:r>
+        <w:rPr>
+          <w:b/>
+        </w:rPr>
+        <w:t>Acciones sobre cada registro:</w:t>
+      </w:r>
+      <w:r>
+        <w:t xml:space="preserve"> Ver, Editar, Activar/Inactivar, Eliminar.</w:t>
+      </w:r>
+    </w:p>
+    <w:p>
+      <w:r>
+        <w:rPr>
+          <w:b/>
+        </w:rPr>
+        <w:t>Reglas particulares:</w:t>
+      </w:r>
+    </w:p>
+    <w:p>
+      <w:pPr>
+        <w:pStyle w:val="ListBullet"/>
+      </w:pPr>
+      <w:r>
+        <w:t xml:space="preserve">Un catálogo </w:t>
+      </w:r>
+      <w:r>
+        <w:rPr>
+          <w:b/>
+        </w:rPr>
+        <w:t>inactivo</w:t>
+      </w:r>
+      <w:r>
+        <w:t xml:space="preserve"> deja de ofrecerse al capturar nuevos registros (visitas, empleados, etc.).</w:t>
+      </w:r>
+    </w:p>
+    <w:p>
+      <w:pPr>
+        <w:pStyle w:val="ListBullet"/>
+      </w:pPr>
+      <w:r>
+        <w:t xml:space="preserve">Antes de </w:t>
+      </w:r>
+      <w:r>
+        <w:rPr>
+          <w:b/>
+        </w:rPr>
+        <w:t>eliminar</w:t>
+      </w:r>
+      <w:r>
+        <w:t xml:space="preserve"> un elemento en uso, lo recomendable es </w:t>
+      </w:r>
+      <w:r>
+        <w:rPr>
+          <w:b/>
+        </w:rPr>
+        <w:t>Inactivarlo</w:t>
+      </w:r>
+      <w:r>
+        <w:t xml:space="preserve"> para no afectar a la información que lo referencia.</w:t>
+      </w:r>
+    </w:p>
+    <w:p>
+      <w:pPr>
+        <w:pStyle w:val="Heading3"/>
+      </w:pPr>
+      <w:r/>
+      <w:r>
+        <w:t>6.9 Reportes</w:t>
+      </w:r>
+    </w:p>
+    <w:p>
+      <w:r>
+        <w:rPr>
+          <w:b/>
+        </w:rPr>
+        <w:t>Propósito:</w:t>
+      </w:r>
+      <w:r>
+        <w:t xml:space="preserve"> consultar y exportar la información operativa.</w:t>
+      </w:r>
+    </w:p>
+    <w:p>
+      <w:r>
+        <w:rPr>
+          <w:b/>
+        </w:rPr>
+        <w:t>Comportamiento:</w:t>
+      </w:r>
+    </w:p>
+    <w:p>
+      <w:pPr>
+        <w:pStyle w:val="ListBullet"/>
+      </w:pPr>
+      <w:r>
+        <w:t xml:space="preserve">Reportes de </w:t>
+      </w:r>
+      <w:r>
+        <w:rPr>
+          <w:b/>
+        </w:rPr>
+        <w:t>visitas, eventos y horas</w:t>
+      </w:r>
+      <w:r>
+        <w:t xml:space="preserve"> con </w:t>
+      </w:r>
+      <w:r>
+        <w:rPr>
+          <w:b/>
+        </w:rPr>
+        <w:t>filtros</w:t>
+      </w:r>
+      <w:r>
+        <w:t xml:space="preserve"> (fecha, acceso, anfitrión, visitante, estado, etc.).</w:t>
+      </w:r>
+    </w:p>
+    <w:p>
+      <w:pPr>
+        <w:pStyle w:val="ListBullet"/>
+      </w:pPr>
+      <w:r>
+        <w:rPr>
+          <w:b/>
+        </w:rPr>
+        <w:t>Exportación</w:t>
+      </w:r>
+      <w:r>
+        <w:t xml:space="preserve"> a </w:t>
+      </w:r>
+      <w:r>
+        <w:rPr>
+          <w:b/>
+        </w:rPr>
+        <w:t>PDF</w:t>
+      </w:r>
+      <w:r>
+        <w:t xml:space="preserve"> y </w:t>
+      </w:r>
+      <w:r>
+        <w:rPr>
+          <w:b/>
+        </w:rPr>
+        <w:t>Excel</w:t>
+      </w:r>
+      <w:r>
+        <w:t>, respetando los permisos del usuario que los genera.</w:t>
+      </w:r>
+    </w:p>
+    <w:p>
+      <w:r>
+        <w:rPr>
+          <w:rFonts w:ascii="Consolas" w:hAnsi="Consolas"/>
+          <w:color w:val="C7254E"/>
+        </w:rPr>
+        <w:t>[Foto: reportes con filtros — Ilustración 15]</w:t>
+      </w:r>
+    </w:p>
+    <w:p>
+      <w:pPr>
+        <w:pStyle w:val="Heading3"/>
+      </w:pPr>
+      <w:r/>
+      <w:r>
+        <w:t>6.10 Configuración</w:t>
+      </w:r>
+    </w:p>
+    <w:p>
+      <w:r>
+        <w:rPr>
+          <w:b/>
+        </w:rPr>
+        <w:t>Propósito:</w:t>
+      </w:r>
+      <w:r>
+        <w:t xml:space="preserve"> definir el comportamiento global del sistema (rol Administrador).</w:t>
+      </w:r>
+    </w:p>
+    <w:p>
+      <w:r>
+        <w:rPr>
+          <w:b/>
+        </w:rPr>
+        <w:t>Comportamiento:</w:t>
+      </w:r>
+    </w:p>
+    <w:p>
+      <w:pPr>
+        <w:pStyle w:val="ListBullet"/>
+      </w:pPr>
+      <w:r>
+        <w:t>Parámetros generales: nombre de la aplicación, tema visual, zona horaria, correo, tiempos (p. ej. auto-cancelación de registros) y documentos requeridos.</w:t>
+      </w:r>
+    </w:p>
+    <w:p>
+      <w:pPr>
+        <w:pStyle w:val="ListBullet"/>
+      </w:pPr>
+      <w:r>
+        <w:t xml:space="preserve">Administración de </w:t>
+      </w:r>
+      <w:r>
+        <w:rPr>
+          <w:b/>
+        </w:rPr>
+        <w:t>permisos por rol</w:t>
+      </w:r>
+      <w:r>
+        <w:t xml:space="preserve"> y </w:t>
+      </w:r>
+      <w:r>
+        <w:rPr>
+          <w:b/>
+        </w:rPr>
+        <w:t>roles personalizados</w:t>
+      </w:r>
+      <w:r>
+        <w:t>.</w:t>
+      </w:r>
+    </w:p>
+    <w:p>
+      <w:pPr>
+        <w:pStyle w:val="ListBullet"/>
+      </w:pPr>
+      <w:r>
+        <w:rPr>
+          <w:b/>
+        </w:rPr>
+        <w:t>Activación/desactivación de módulos opcionales</w:t>
+      </w:r>
+      <w:r>
+        <w:t>.</w:t>
+      </w:r>
+    </w:p>
+    <w:p>
+      <w:r>
+        <w:rPr>
+          <w:rFonts w:ascii="Consolas" w:hAnsi="Consolas"/>
+          <w:color w:val="C7254E"/>
+        </w:rPr>
+        <w:t>[Foto: configuración general — Ilustración 16]</w:t>
+      </w:r>
+    </w:p>
+    <w:p>
+      <w:r>
+        <w:t xml:space="preserve">&gt; El detalle de esta sección se describe en el Manual de Administración </w:t>
+      </w:r>
+      <w:r>
+        <w:rPr>
+          <w:b/>
+        </w:rPr>
+        <w:t>MA-RE-001</w:t>
+      </w:r>
+      <w:r>
+        <w:t>.</w:t>
       </w:r>
     </w:p>
     <w:p>
@@ -1221,7 +4750,303 @@
       </w:pPr>
       <w:r/>
       <w:r>
-        <w:t>4. Flujos principales</w:t>
+        <w:t>7. Ciclo de vida de una visita (estados)</w:t>
+      </w:r>
+    </w:p>
+    <w:p>
+      <w:r>
+        <w:t>Una visita avanza por una secuencia de estados que reflejan su situación dentro del proceso de recepción:</w:t>
+      </w:r>
+    </w:p>
+    <w:tbl>
+      <w:tblPr>
+        <w:tblStyle w:val="LightGrid-Accent1"/>
+        <w:tblW w:type="auto" w:w="0"/>
+        <w:tblLook w:firstColumn="1" w:firstRow="1" w:lastColumn="0" w:lastRow="0" w:noHBand="0" w:noVBand="1" w:val="04A0"/>
+      </w:tblPr>
+      <w:tblGrid>
+        <w:gridCol w:w="2880"/>
+        <w:gridCol w:w="2880"/>
+        <w:gridCol w:w="2880"/>
+      </w:tblGrid>
+      <w:tr>
+        <w:tc>
+          <w:tcPr>
+            <w:tcW w:type="dxa" w:w="2880"/>
+          </w:tcPr>
+          <w:p>
+            <w:r>
+              <w:rPr>
+                <w:b/>
+              </w:rPr>
+            </w:r>
+            <w:r>
+              <w:rPr>
+                <w:b/>
+              </w:rPr>
+              <w:t>Estado</w:t>
+            </w:r>
+          </w:p>
+        </w:tc>
+        <w:tc>
+          <w:tcPr>
+            <w:tcW w:type="dxa" w:w="2880"/>
+          </w:tcPr>
+          <w:p>
+            <w:r>
+              <w:rPr>
+                <w:b/>
+              </w:rPr>
+            </w:r>
+            <w:r>
+              <w:rPr>
+                <w:b/>
+              </w:rPr>
+              <w:t>Significado</w:t>
+            </w:r>
+          </w:p>
+        </w:tc>
+        <w:tc>
+          <w:tcPr>
+            <w:tcW w:type="dxa" w:w="2880"/>
+          </w:tcPr>
+          <w:p>
+            <w:r>
+              <w:rPr>
+                <w:b/>
+              </w:rPr>
+            </w:r>
+            <w:r>
+              <w:rPr>
+                <w:b/>
+              </w:rPr>
+              <w:t>Cómo se alcanza</w:t>
+            </w:r>
+          </w:p>
+        </w:tc>
+      </w:tr>
+      <w:tr>
+        <w:tc>
+          <w:tcPr>
+            <w:tcW w:type="dxa" w:w="2880"/>
+          </w:tcPr>
+          <w:p>
+            <w:r/>
+            <w:r>
+              <w:rPr>
+                <w:b/>
+              </w:rPr>
+              <w:t>Pendiente</w:t>
+            </w:r>
+          </w:p>
+        </w:tc>
+        <w:tc>
+          <w:tcPr>
+            <w:tcW w:type="dxa" w:w="2880"/>
+          </w:tcPr>
+          <w:p>
+            <w:r/>
+            <w:r>
+              <w:t>La visita está registrada pero el visitante aún no ingresa.</w:t>
+            </w:r>
+          </w:p>
+        </w:tc>
+        <w:tc>
+          <w:tcPr>
+            <w:tcW w:type="dxa" w:w="2880"/>
+          </w:tcPr>
+          <w:p>
+            <w:r/>
+            <w:r>
+              <w:t>Al crear el registro.</w:t>
+            </w:r>
+          </w:p>
+        </w:tc>
+      </w:tr>
+      <w:tr>
+        <w:tc>
+          <w:tcPr>
+            <w:tcW w:type="dxa" w:w="2880"/>
+          </w:tcPr>
+          <w:p>
+            <w:r/>
+            <w:r>
+              <w:rPr>
+                <w:b/>
+              </w:rPr>
+              <w:t>Accedió / En sitio</w:t>
+            </w:r>
+          </w:p>
+        </w:tc>
+        <w:tc>
+          <w:tcPr>
+            <w:tcW w:type="dxa" w:w="2880"/>
+          </w:tcPr>
+          <w:p>
+            <w:r/>
+            <w:r>
+              <w:t>El visitante ingresó.</w:t>
+            </w:r>
+          </w:p>
+        </w:tc>
+        <w:tc>
+          <w:tcPr>
+            <w:tcW w:type="dxa" w:w="2880"/>
+          </w:tcPr>
+          <w:p>
+            <w:r/>
+            <w:r>
+              <w:t>Al validar el QR y registrar el evento de entrada.</w:t>
+            </w:r>
+          </w:p>
+        </w:tc>
+      </w:tr>
+      <w:tr>
+        <w:tc>
+          <w:tcPr>
+            <w:tcW w:type="dxa" w:w="2880"/>
+          </w:tcPr>
+          <w:p>
+            <w:r/>
+            <w:r>
+              <w:rPr>
+                <w:b/>
+              </w:rPr>
+              <w:t>Salida</w:t>
+            </w:r>
+          </w:p>
+        </w:tc>
+        <w:tc>
+          <w:tcPr>
+            <w:tcW w:type="dxa" w:w="2880"/>
+          </w:tcPr>
+          <w:p>
+            <w:r/>
+            <w:r>
+              <w:t>El visitante salió.</w:t>
+            </w:r>
+          </w:p>
+        </w:tc>
+        <w:tc>
+          <w:tcPr>
+            <w:tcW w:type="dxa" w:w="2880"/>
+          </w:tcPr>
+          <w:p>
+            <w:r/>
+            <w:r>
+              <w:t>Al registrar el evento de salida.</w:t>
+            </w:r>
+          </w:p>
+        </w:tc>
+      </w:tr>
+      <w:tr>
+        <w:tc>
+          <w:tcPr>
+            <w:tcW w:type="dxa" w:w="2880"/>
+          </w:tcPr>
+          <w:p>
+            <w:r/>
+            <w:r>
+              <w:rPr>
+                <w:b/>
+              </w:rPr>
+              <w:t>Finalizada</w:t>
+            </w:r>
+          </w:p>
+        </w:tc>
+        <w:tc>
+          <w:tcPr>
+            <w:tcW w:type="dxa" w:w="2880"/>
+          </w:tcPr>
+          <w:p>
+            <w:r/>
+            <w:r>
+              <w:t>La visita se cerró.</w:t>
+            </w:r>
+          </w:p>
+        </w:tc>
+        <w:tc>
+          <w:tcPr>
+            <w:tcW w:type="dxa" w:w="2880"/>
+          </w:tcPr>
+          <w:p>
+            <w:r/>
+            <w:r>
+              <w:t>Manualmente (Finalizar) o automáticamente al registrar la salida.</w:t>
+            </w:r>
+          </w:p>
+        </w:tc>
+      </w:tr>
+      <w:tr>
+        <w:tc>
+          <w:tcPr>
+            <w:tcW w:type="dxa" w:w="2880"/>
+          </w:tcPr>
+          <w:p>
+            <w:r/>
+            <w:r>
+              <w:rPr>
+                <w:b/>
+              </w:rPr>
+              <w:t>Cancelada</w:t>
+            </w:r>
+          </w:p>
+        </w:tc>
+        <w:tc>
+          <w:tcPr>
+            <w:tcW w:type="dxa" w:w="2880"/>
+          </w:tcPr>
+          <w:p>
+            <w:r/>
+            <w:r>
+              <w:t>La visita se anuló antes de completarse.</w:t>
+            </w:r>
+          </w:p>
+        </w:tc>
+        <w:tc>
+          <w:tcPr>
+            <w:tcW w:type="dxa" w:w="2880"/>
+          </w:tcPr>
+          <w:p>
+            <w:r/>
+            <w:r>
+              <w:t>Mediante la acción Cancelar.</w:t>
+            </w:r>
+          </w:p>
+        </w:tc>
+      </w:tr>
+    </w:tbl>
+    <w:p/>
+    <w:p>
+      <w:r>
+        <w:t xml:space="preserve">&gt; El estado avanza </w:t>
+      </w:r>
+      <w:r>
+        <w:rPr>
+          <w:b/>
+        </w:rPr>
+        <w:t>automáticamente</w:t>
+      </w:r>
+      <w:r>
+        <w:t xml:space="preserve"> conforme ocurren los eventos de acceso; algunas transiciones (Cancelar, Finalizar) son acciones manuales del usuario.</w:t>
+      </w:r>
+    </w:p>
+    <w:p>
+      <w:r>
+        <w:rPr>
+          <w:rFonts w:ascii="Consolas" w:hAnsi="Consolas"/>
+          <w:color w:val="C7254E"/>
+        </w:rPr>
+        <w:t>[Foto: secuencia de un registro desde su creación hasta su finalización]</w:t>
+      </w:r>
+    </w:p>
+    <w:p>
+      <w:pPr>
+        <w:pStyle w:val="Heading2"/>
+      </w:pPr>
+      <w:r/>
+      <w:r>
+        <w:t>8. Flujos principales</w:t>
       </w:r>
     </w:p>
     <w:p>
@@ -1230,7 +5055,7 @@
       </w:pPr>
       <w:r/>
       <w:r>
-        <w:t>4.1 Registro por recepción</w:t>
+        <w:t>8.1 Registro por recepción</w:t>
       </w:r>
     </w:p>
     <w:p>
@@ -1246,7 +5071,7 @@
         <w:pStyle w:val="ListNumber"/>
       </w:pPr>
       <w:r>
-        <w:t>Crea una visita desde visitantes/bitácora.</w:t>
+        <w:t>Crea una visita desde Visitantes o Bitácora y captura datos y accesos.</w:t>
       </w:r>
     </w:p>
     <w:p>
@@ -1254,7 +5079,16 @@
         <w:pStyle w:val="ListNumber"/>
       </w:pPr>
       <w:r>
-        <w:t>Captura datos y accesos.</w:t>
+        <w:t xml:space="preserve">El sistema valida la información y crea el registro con un evento inicial </w:t>
+      </w:r>
+      <w:r>
+        <w:rPr>
+          <w:b/>
+        </w:rPr>
+        <w:t>Pendiente</w:t>
+      </w:r>
+      <w:r>
+        <w:t>.</w:t>
       </w:r>
     </w:p>
     <w:p>
@@ -1262,15 +5096,7 @@
         <w:pStyle w:val="ListNumber"/>
       </w:pPr>
       <w:r>
-        <w:t>El sistema crea el registro y un evento inicial pendiente.</w:t>
-      </w:r>
-    </w:p>
-    <w:p>
-      <w:pPr>
-        <w:pStyle w:val="ListNumber"/>
-      </w:pPr>
-      <w:r>
-        <w:t>Se notifica por correo a visitante/anfitrión.</w:t>
+        <w:t>Se notifica por correo al visitante y/o anfitrión (según configuración).</w:t>
       </w:r>
     </w:p>
     <w:p>
@@ -1279,7 +5105,7 @@
       </w:pPr>
       <w:r/>
       <w:r>
-        <w:t>4.2 Registro por liga</w:t>
+        <w:t>8.2 Registro por liga (autoservicio)</w:t>
       </w:r>
     </w:p>
     <w:p>
@@ -1287,7 +5113,16 @@
         <w:pStyle w:val="ListNumber"/>
       </w:pPr>
       <w:r>
-        <w:t>Un usuario autorizado envía la liga de registro.</w:t>
+        <w:t xml:space="preserve">Un usuario autorizado envía la </w:t>
+      </w:r>
+      <w:r>
+        <w:rPr>
+          <w:b/>
+        </w:rPr>
+        <w:t>liga de registro</w:t>
+      </w:r>
+      <w:r>
+        <w:t xml:space="preserve"> al correo del visitante.</w:t>
       </w:r>
     </w:p>
     <w:p>
@@ -1295,7 +5130,16 @@
         <w:pStyle w:val="ListNumber"/>
       </w:pPr>
       <w:r>
-        <w:t>El visitante abre la liga, se valida el token y captura sus datos.</w:t>
+        <w:t xml:space="preserve">El visitante abre la liga; el sistema </w:t>
+      </w:r>
+      <w:r>
+        <w:rPr>
+          <w:b/>
+        </w:rPr>
+        <w:t>valida el enlace</w:t>
+      </w:r>
+      <w:r>
+        <w:t xml:space="preserve"> y el visitante captura sus datos.</w:t>
       </w:r>
     </w:p>
     <w:p>
@@ -1303,7 +5147,16 @@
         <w:pStyle w:val="ListNumber"/>
       </w:pPr>
       <w:r>
-        <w:t>El sistema crea el registro e invalida el token.</w:t>
+        <w:t xml:space="preserve">El sistema crea el registro e </w:t>
+      </w:r>
+      <w:r>
+        <w:rPr>
+          <w:b/>
+        </w:rPr>
+        <w:t>invalida la liga</w:t>
+      </w:r>
+      <w:r>
+        <w:t>.</w:t>
       </w:r>
     </w:p>
     <w:p>
@@ -1312,7 +5165,7 @@
       </w:pPr>
       <w:r/>
       <w:r>
-        <w:t>4.3 Entrada y salida</w:t>
+        <w:t>8.3 Entrada y salida</w:t>
       </w:r>
     </w:p>
     <w:p>
@@ -1320,7 +5173,16 @@
         <w:pStyle w:val="ListNumber"/>
       </w:pPr>
       <w:r>
-        <w:t>El visitante llega a recepción/kiosco/tablet.</w:t>
+        <w:t xml:space="preserve">El visitante o empleado llega a recepción/kiosco/tablet y presenta su </w:t>
+      </w:r>
+      <w:r>
+        <w:rPr>
+          <w:b/>
+        </w:rPr>
+        <w:t>QR</w:t>
+      </w:r>
+      <w:r>
+        <w:t>.</w:t>
       </w:r>
     </w:p>
     <w:p>
@@ -1328,7 +5190,7 @@
         <w:pStyle w:val="ListNumber"/>
       </w:pPr>
       <w:r>
-        <w:t>Se escanea el QR y se valida el acceso.</w:t>
+        <w:t>El sistema valida el QR y los permisos de acceso.</w:t>
       </w:r>
     </w:p>
     <w:p>
@@ -1336,7 +5198,16 @@
         <w:pStyle w:val="ListNumber"/>
       </w:pPr>
       <w:r>
-        <w:t>Se registra el evento de entrada y, posteriormente, el de salida.</w:t>
+        <w:t xml:space="preserve">Si es válido, se registra el evento de </w:t>
+      </w:r>
+      <w:r>
+        <w:rPr>
+          <w:b/>
+        </w:rPr>
+        <w:t>entrada</w:t>
+      </w:r>
+      <w:r>
+        <w:t xml:space="preserve"> (estado "Accedió").</w:t>
       </w:r>
     </w:p>
     <w:p>
@@ -1344,7 +5215,25 @@
         <w:pStyle w:val="ListNumber"/>
       </w:pPr>
       <w:r>
-        <w:t>El registro puede finalizarse (con fecha de salida).</w:t>
+        <w:t xml:space="preserve">A la salida se repite el escaneo y se registra el evento de </w:t>
+      </w:r>
+      <w:r>
+        <w:rPr>
+          <w:b/>
+        </w:rPr>
+        <w:t>salida</w:t>
+      </w:r>
+      <w:r>
+        <w:t xml:space="preserve">; la visita puede </w:t>
+      </w:r>
+      <w:r>
+        <w:rPr>
+          <w:b/>
+        </w:rPr>
+        <w:t>finalizarse</w:t>
+      </w:r>
+      <w:r>
+        <w:t>.</w:t>
       </w:r>
     </w:p>
     <w:p>
@@ -1353,7 +5242,7 @@
       </w:pPr>
       <w:r/>
       <w:r>
-        <w:t>4.4 Cancelación / finalización</w:t>
+        <w:t>8.4 Cancelación / finalización</w:t>
       </w:r>
     </w:p>
     <w:p>
@@ -1361,7 +5250,25 @@
         <w:pStyle w:val="ListNumber"/>
       </w:pPr>
       <w:r>
-        <w:t>Un usuario autorizado cancela o finaliza el registro.</w:t>
+        <w:t xml:space="preserve">Un usuario autorizado </w:t>
+      </w:r>
+      <w:r>
+        <w:rPr>
+          <w:b/>
+        </w:rPr>
+        <w:t>Cancela</w:t>
+      </w:r>
+      <w:r>
+        <w:t xml:space="preserve"> o </w:t>
+      </w:r>
+      <w:r>
+        <w:rPr>
+          <w:b/>
+        </w:rPr>
+        <w:t>Finaliza</w:t>
+      </w:r>
+      <w:r>
+        <w:t xml:space="preserve"> la visita.</w:t>
       </w:r>
     </w:p>
     <w:p>
@@ -1369,7 +5276,7 @@
         <w:pStyle w:val="ListNumber"/>
       </w:pPr>
       <w:r>
-        <w:t>Se crea el evento correspondiente.</w:t>
+        <w:t>El sistema registra el evento correspondiente y actualiza el estado.</w:t>
       </w:r>
     </w:p>
     <w:p>
@@ -1377,16 +5284,16 @@
         <w:pStyle w:val="ListNumber"/>
       </w:pPr>
       <w:r>
-        <w:t>Puede enviarse correo de cancelación.</w:t>
-      </w:r>
-    </w:p>
-    <w:p>
+        <w:t xml:space="preserve">En la cancelación, puede enviarse un </w:t>
+      </w:r>
       <w:r>
         <w:rPr>
-          <w:rFonts w:ascii="Consolas" w:hAnsi="Consolas"/>
-          <w:color w:val="C7254E"/>
+          <w:b/>
         </w:rPr>
-        <w:t>[Foto: secuencia de un registro desde creación hasta finalización]</w:t>
+        <w:t>correo</w:t>
+      </w:r>
+      <w:r>
+        <w:t xml:space="preserve"> al visitante.</w:t>
       </w:r>
     </w:p>
     <w:p>
@@ -1395,21 +5302,12 @@
       </w:pPr>
       <w:r/>
       <w:r>
-        <w:t>5. Roles y visibilidad</w:t>
+        <w:t>9. Matriz de roles y funcionalidad</w:t>
       </w:r>
     </w:p>
     <w:p>
       <w:r>
-        <w:t>La visibilidad de módulos y acciones depende del rol del usuario y de la configuración de permisos. Ver MA-RE-001 (Administración) para el detalle de roles y permisos.</w:t>
-      </w:r>
-    </w:p>
-    <w:p>
-      <w:pPr>
-        <w:pStyle w:val="Heading2"/>
-      </w:pPr>
-      <w:r/>
-      <w:r>
-        <w:t>6. Control documental</w:t>
+        <w:t>Visión general de qué opera cada rol (la visibilidad final depende de la configuración de permisos):</w:t>
       </w:r>
     </w:p>
     <w:tbl>
@@ -1441,7 +5339,7 @@
               <w:rPr>
                 <w:b/>
               </w:rPr>
-              <w:t>Documento</w:t>
+              <w:t>Funcionalidad</w:t>
             </w:r>
           </w:p>
         </w:tc>
@@ -1459,7 +5357,7 @@
               <w:rPr>
                 <w:b/>
               </w:rPr>
-              <w:t>Código</w:t>
+              <w:t>Administrador</w:t>
             </w:r>
           </w:p>
         </w:tc>
@@ -1477,7 +5375,7 @@
               <w:rPr>
                 <w:b/>
               </w:rPr>
-              <w:t>Versión</w:t>
+              <w:t>Recepción</w:t>
             </w:r>
           </w:p>
         </w:tc>
@@ -1495,7 +5393,7 @@
               <w:rPr>
                 <w:b/>
               </w:rPr>
-              <w:t>Fecha</w:t>
+              <w:t>Interno</w:t>
             </w:r>
           </w:p>
         </w:tc>
@@ -1513,7 +5411,7 @@
               <w:rPr>
                 <w:b/>
               </w:rPr>
-              <w:t>Responsable</w:t>
+              <w:t>Reportes</w:t>
             </w:r>
           </w:p>
         </w:tc>
@@ -1531,7 +5429,7 @@
               <w:rPr>
                 <w:b/>
               </w:rPr>
-              <w:t>Estado</w:t>
+              <w:t>Tablet</w:t>
             </w:r>
           </w:p>
         </w:tc>
@@ -1544,7 +5442,7 @@
           <w:p>
             <w:r/>
             <w:r>
-              <w:t>Documento Funcional — RE</w:t>
+              <w:t>Visitantes</w:t>
             </w:r>
           </w:p>
         </w:tc>
@@ -1555,7 +5453,7 @@
           <w:p>
             <w:r/>
             <w:r>
-              <w:t>DF-RE-001</w:t>
+              <w:t>Sí</w:t>
             </w:r>
           </w:p>
         </w:tc>
@@ -1566,7 +5464,7 @@
           <w:p>
             <w:r/>
             <w:r>
-              <w:t>1.0</w:t>
+              <w:t>Sí</w:t>
             </w:r>
           </w:p>
         </w:tc>
@@ -1577,7 +5475,7 @@
           <w:p>
             <w:r/>
             <w:r>
-              <w:t>2026-06-24</w:t>
+              <w:t>Parcial</w:t>
             </w:r>
           </w:p>
         </w:tc>
@@ -1588,7 +5486,7 @@
           <w:p>
             <w:r/>
             <w:r>
-              <w:t>Área de Sistemas / Desarrollo</w:t>
+              <w:t>Consulta</w:t>
             </w:r>
           </w:p>
         </w:tc>
@@ -1599,13 +5497,860 @@
           <w:p>
             <w:r/>
             <w:r>
-              <w:t>Vigente</w:t>
+              <w:t>Sí</w:t>
+            </w:r>
+          </w:p>
+        </w:tc>
+      </w:tr>
+      <w:tr>
+        <w:tc>
+          <w:tcPr>
+            <w:tcW w:type="dxa" w:w="1440"/>
+          </w:tcPr>
+          <w:p>
+            <w:r/>
+            <w:r>
+              <w:t>Visitas (Bitácora)</w:t>
+            </w:r>
+          </w:p>
+        </w:tc>
+        <w:tc>
+          <w:tcPr>
+            <w:tcW w:type="dxa" w:w="1440"/>
+          </w:tcPr>
+          <w:p>
+            <w:r/>
+            <w:r>
+              <w:t>Sí</w:t>
+            </w:r>
+          </w:p>
+        </w:tc>
+        <w:tc>
+          <w:tcPr>
+            <w:tcW w:type="dxa" w:w="1440"/>
+          </w:tcPr>
+          <w:p>
+            <w:r/>
+            <w:r>
+              <w:t>Sí</w:t>
+            </w:r>
+          </w:p>
+        </w:tc>
+        <w:tc>
+          <w:tcPr>
+            <w:tcW w:type="dxa" w:w="1440"/>
+          </w:tcPr>
+          <w:p>
+            <w:r/>
+            <w:r>
+              <w:t>Asociadas</w:t>
+            </w:r>
+          </w:p>
+        </w:tc>
+        <w:tc>
+          <w:tcPr>
+            <w:tcW w:type="dxa" w:w="1440"/>
+          </w:tcPr>
+          <w:p>
+            <w:r/>
+            <w:r>
+              <w:t>Consulta</w:t>
+            </w:r>
+          </w:p>
+        </w:tc>
+        <w:tc>
+          <w:tcPr>
+            <w:tcW w:type="dxa" w:w="1440"/>
+          </w:tcPr>
+          <w:p>
+            <w:r/>
+            <w:r>
+              <w:t>Parcial</w:t>
+            </w:r>
+          </w:p>
+        </w:tc>
+      </w:tr>
+      <w:tr>
+        <w:tc>
+          <w:tcPr>
+            <w:tcW w:type="dxa" w:w="1440"/>
+          </w:tcPr>
+          <w:p>
+            <w:r/>
+            <w:r>
+              <w:t>Liga de registro</w:t>
+            </w:r>
+          </w:p>
+        </w:tc>
+        <w:tc>
+          <w:tcPr>
+            <w:tcW w:type="dxa" w:w="1440"/>
+          </w:tcPr>
+          <w:p>
+            <w:r/>
+            <w:r>
+              <w:t>Sí</w:t>
+            </w:r>
+          </w:p>
+        </w:tc>
+        <w:tc>
+          <w:tcPr>
+            <w:tcW w:type="dxa" w:w="1440"/>
+          </w:tcPr>
+          <w:p>
+            <w:r/>
+            <w:r>
+              <w:t>Sí</w:t>
+            </w:r>
+          </w:p>
+        </w:tc>
+        <w:tc>
+          <w:tcPr>
+            <w:tcW w:type="dxa" w:w="1440"/>
+          </w:tcPr>
+          <w:p>
+            <w:r/>
+            <w:r>
+              <w:t>—</w:t>
+            </w:r>
+          </w:p>
+        </w:tc>
+        <w:tc>
+          <w:tcPr>
+            <w:tcW w:type="dxa" w:w="1440"/>
+          </w:tcPr>
+          <w:p>
+            <w:r/>
+            <w:r>
+              <w:t>—</w:t>
+            </w:r>
+          </w:p>
+        </w:tc>
+        <w:tc>
+          <w:tcPr>
+            <w:tcW w:type="dxa" w:w="1440"/>
+          </w:tcPr>
+          <w:p>
+            <w:r/>
+            <w:r>
+              <w:t>—</w:t>
+            </w:r>
+          </w:p>
+        </w:tc>
+      </w:tr>
+      <w:tr>
+        <w:tc>
+          <w:tcPr>
+            <w:tcW w:type="dxa" w:w="1440"/>
+          </w:tcPr>
+          <w:p>
+            <w:r/>
+            <w:r>
+              <w:t>Empleados</w:t>
+            </w:r>
+          </w:p>
+        </w:tc>
+        <w:tc>
+          <w:tcPr>
+            <w:tcW w:type="dxa" w:w="1440"/>
+          </w:tcPr>
+          <w:p>
+            <w:r/>
+            <w:r>
+              <w:t>Sí</w:t>
+            </w:r>
+          </w:p>
+        </w:tc>
+        <w:tc>
+          <w:tcPr>
+            <w:tcW w:type="dxa" w:w="1440"/>
+          </w:tcPr>
+          <w:p>
+            <w:r/>
+            <w:r>
+              <w:t>Sí</w:t>
+            </w:r>
+          </w:p>
+        </w:tc>
+        <w:tc>
+          <w:tcPr>
+            <w:tcW w:type="dxa" w:w="1440"/>
+          </w:tcPr>
+          <w:p>
+            <w:r/>
+            <w:r>
+              <w:t>—</w:t>
+            </w:r>
+          </w:p>
+        </w:tc>
+        <w:tc>
+          <w:tcPr>
+            <w:tcW w:type="dxa" w:w="1440"/>
+          </w:tcPr>
+          <w:p>
+            <w:r/>
+            <w:r>
+              <w:t>—</w:t>
+            </w:r>
+          </w:p>
+        </w:tc>
+        <w:tc>
+          <w:tcPr>
+            <w:tcW w:type="dxa" w:w="1440"/>
+          </w:tcPr>
+          <w:p>
+            <w:r/>
+            <w:r>
+              <w:t>—</w:t>
+            </w:r>
+          </w:p>
+        </w:tc>
+      </w:tr>
+      <w:tr>
+        <w:tc>
+          <w:tcPr>
+            <w:tcW w:type="dxa" w:w="1440"/>
+          </w:tcPr>
+          <w:p>
+            <w:r/>
+            <w:r>
+              <w:t>Usuarios</w:t>
+            </w:r>
+          </w:p>
+        </w:tc>
+        <w:tc>
+          <w:tcPr>
+            <w:tcW w:type="dxa" w:w="1440"/>
+          </w:tcPr>
+          <w:p>
+            <w:r/>
+            <w:r>
+              <w:t>Sí</w:t>
+            </w:r>
+          </w:p>
+        </w:tc>
+        <w:tc>
+          <w:tcPr>
+            <w:tcW w:type="dxa" w:w="1440"/>
+          </w:tcPr>
+          <w:p>
+            <w:r/>
+            <w:r>
+              <w:t>—</w:t>
+            </w:r>
+          </w:p>
+        </w:tc>
+        <w:tc>
+          <w:tcPr>
+            <w:tcW w:type="dxa" w:w="1440"/>
+          </w:tcPr>
+          <w:p>
+            <w:r/>
+            <w:r>
+              <w:t>—</w:t>
+            </w:r>
+          </w:p>
+        </w:tc>
+        <w:tc>
+          <w:tcPr>
+            <w:tcW w:type="dxa" w:w="1440"/>
+          </w:tcPr>
+          <w:p>
+            <w:r/>
+            <w:r>
+              <w:t>—</w:t>
+            </w:r>
+          </w:p>
+        </w:tc>
+        <w:tc>
+          <w:tcPr>
+            <w:tcW w:type="dxa" w:w="1440"/>
+          </w:tcPr>
+          <w:p>
+            <w:r/>
+            <w:r>
+              <w:t>—</w:t>
+            </w:r>
+          </w:p>
+        </w:tc>
+      </w:tr>
+      <w:tr>
+        <w:tc>
+          <w:tcPr>
+            <w:tcW w:type="dxa" w:w="1440"/>
+          </w:tcPr>
+          <w:p>
+            <w:r/>
+            <w:r>
+              <w:t>Control de acceso (Kiosco/QR/Eventos)</w:t>
+            </w:r>
+          </w:p>
+        </w:tc>
+        <w:tc>
+          <w:tcPr>
+            <w:tcW w:type="dxa" w:w="1440"/>
+          </w:tcPr>
+          <w:p>
+            <w:r/>
+            <w:r>
+              <w:t>Sí</w:t>
+            </w:r>
+          </w:p>
+        </w:tc>
+        <w:tc>
+          <w:tcPr>
+            <w:tcW w:type="dxa" w:w="1440"/>
+          </w:tcPr>
+          <w:p>
+            <w:r/>
+            <w:r>
+              <w:t>Sí</w:t>
+            </w:r>
+          </w:p>
+        </w:tc>
+        <w:tc>
+          <w:tcPr>
+            <w:tcW w:type="dxa" w:w="1440"/>
+          </w:tcPr>
+          <w:p>
+            <w:r/>
+            <w:r>
+              <w:t>—</w:t>
+            </w:r>
+          </w:p>
+        </w:tc>
+        <w:tc>
+          <w:tcPr>
+            <w:tcW w:type="dxa" w:w="1440"/>
+          </w:tcPr>
+          <w:p>
+            <w:r/>
+            <w:r>
+              <w:t>Consulta</w:t>
+            </w:r>
+          </w:p>
+        </w:tc>
+        <w:tc>
+          <w:tcPr>
+            <w:tcW w:type="dxa" w:w="1440"/>
+          </w:tcPr>
+          <w:p>
+            <w:r/>
+            <w:r>
+              <w:t>Sí</w:t>
+            </w:r>
+          </w:p>
+        </w:tc>
+      </w:tr>
+      <w:tr>
+        <w:tc>
+          <w:tcPr>
+            <w:tcW w:type="dxa" w:w="1440"/>
+          </w:tcPr>
+          <w:p>
+            <w:r/>
+            <w:r>
+              <w:t>Catálogos</w:t>
+            </w:r>
+          </w:p>
+        </w:tc>
+        <w:tc>
+          <w:tcPr>
+            <w:tcW w:type="dxa" w:w="1440"/>
+          </w:tcPr>
+          <w:p>
+            <w:r/>
+            <w:r>
+              <w:t>Sí</w:t>
+            </w:r>
+          </w:p>
+        </w:tc>
+        <w:tc>
+          <w:tcPr>
+            <w:tcW w:type="dxa" w:w="1440"/>
+          </w:tcPr>
+          <w:p>
+            <w:r/>
+            <w:r>
+              <w:t>Sí</w:t>
+            </w:r>
+          </w:p>
+        </w:tc>
+        <w:tc>
+          <w:tcPr>
+            <w:tcW w:type="dxa" w:w="1440"/>
+          </w:tcPr>
+          <w:p>
+            <w:r/>
+            <w:r>
+              <w:t>—</w:t>
+            </w:r>
+          </w:p>
+        </w:tc>
+        <w:tc>
+          <w:tcPr>
+            <w:tcW w:type="dxa" w:w="1440"/>
+          </w:tcPr>
+          <w:p>
+            <w:r/>
+            <w:r>
+              <w:t>—</w:t>
+            </w:r>
+          </w:p>
+        </w:tc>
+        <w:tc>
+          <w:tcPr>
+            <w:tcW w:type="dxa" w:w="1440"/>
+          </w:tcPr>
+          <w:p>
+            <w:r/>
+            <w:r>
+              <w:t>—</w:t>
+            </w:r>
+          </w:p>
+        </w:tc>
+      </w:tr>
+      <w:tr>
+        <w:tc>
+          <w:tcPr>
+            <w:tcW w:type="dxa" w:w="1440"/>
+          </w:tcPr>
+          <w:p>
+            <w:r/>
+            <w:r>
+              <w:t>Reportes</w:t>
+            </w:r>
+          </w:p>
+        </w:tc>
+        <w:tc>
+          <w:tcPr>
+            <w:tcW w:type="dxa" w:w="1440"/>
+          </w:tcPr>
+          <w:p>
+            <w:r/>
+            <w:r>
+              <w:t>Sí</w:t>
+            </w:r>
+          </w:p>
+        </w:tc>
+        <w:tc>
+          <w:tcPr>
+            <w:tcW w:type="dxa" w:w="1440"/>
+          </w:tcPr>
+          <w:p>
+            <w:r/>
+            <w:r>
+              <w:t>Sí</w:t>
+            </w:r>
+          </w:p>
+        </w:tc>
+        <w:tc>
+          <w:tcPr>
+            <w:tcW w:type="dxa" w:w="1440"/>
+          </w:tcPr>
+          <w:p>
+            <w:r/>
+            <w:r>
+              <w:t>Parcial</w:t>
+            </w:r>
+          </w:p>
+        </w:tc>
+        <w:tc>
+          <w:tcPr>
+            <w:tcW w:type="dxa" w:w="1440"/>
+          </w:tcPr>
+          <w:p>
+            <w:r/>
+            <w:r>
+              <w:t>Sí</w:t>
+            </w:r>
+          </w:p>
+        </w:tc>
+        <w:tc>
+          <w:tcPr>
+            <w:tcW w:type="dxa" w:w="1440"/>
+          </w:tcPr>
+          <w:p>
+            <w:r/>
+            <w:r>
+              <w:t>—</w:t>
+            </w:r>
+          </w:p>
+        </w:tc>
+      </w:tr>
+      <w:tr>
+        <w:tc>
+          <w:tcPr>
+            <w:tcW w:type="dxa" w:w="1440"/>
+          </w:tcPr>
+          <w:p>
+            <w:r/>
+            <w:r>
+              <w:t>Configuración</w:t>
+            </w:r>
+          </w:p>
+        </w:tc>
+        <w:tc>
+          <w:tcPr>
+            <w:tcW w:type="dxa" w:w="1440"/>
+          </w:tcPr>
+          <w:p>
+            <w:r/>
+            <w:r>
+              <w:t>Sí</w:t>
+            </w:r>
+          </w:p>
+        </w:tc>
+        <w:tc>
+          <w:tcPr>
+            <w:tcW w:type="dxa" w:w="1440"/>
+          </w:tcPr>
+          <w:p>
+            <w:r/>
+            <w:r>
+              <w:t>—</w:t>
+            </w:r>
+          </w:p>
+        </w:tc>
+        <w:tc>
+          <w:tcPr>
+            <w:tcW w:type="dxa" w:w="1440"/>
+          </w:tcPr>
+          <w:p>
+            <w:r/>
+            <w:r>
+              <w:t>—</w:t>
+            </w:r>
+          </w:p>
+        </w:tc>
+        <w:tc>
+          <w:tcPr>
+            <w:tcW w:type="dxa" w:w="1440"/>
+          </w:tcPr>
+          <w:p>
+            <w:r/>
+            <w:r>
+              <w:t>—</w:t>
+            </w:r>
+          </w:p>
+        </w:tc>
+        <w:tc>
+          <w:tcPr>
+            <w:tcW w:type="dxa" w:w="1440"/>
+          </w:tcPr>
+          <w:p>
+            <w:r/>
+            <w:r>
+              <w:t>—</w:t>
             </w:r>
           </w:p>
         </w:tc>
       </w:tr>
     </w:tbl>
     <w:p/>
+    <w:p>
+      <w:r>
+        <w:t>&gt; "Parcial / Asociadas / Consulta" indica acceso limitado a ciertas acciones o a los registros propios. El detalle exacto se define en la configuración de permisos (ver MA-RE-001).</w:t>
+      </w:r>
+    </w:p>
+    <w:p>
+      <w:pPr>
+        <w:pStyle w:val="Heading2"/>
+      </w:pPr>
+      <w:r/>
+      <w:r>
+        <w:t>10. Extensibilidad (módulos opcionales)</w:t>
+      </w:r>
+    </w:p>
+    <w:p>
+      <w:r>
+        <w:t xml:space="preserve">El producto base está diseñado para </w:t>
+      </w:r>
+      <w:r>
+        <w:rPr>
+          <w:b/>
+        </w:rPr>
+        <w:t>incorporar módulos opcionales</w:t>
+      </w:r>
+      <w:r>
+        <w:t xml:space="preserve"> sin modificar su funcionamiento central. Estos módulos:</w:t>
+      </w:r>
+    </w:p>
+    <w:p>
+      <w:pPr>
+        <w:pStyle w:val="ListBullet"/>
+      </w:pPr>
+      <w:r>
+        <w:t xml:space="preserve">Se </w:t>
+      </w:r>
+      <w:r>
+        <w:rPr>
+          <w:b/>
+        </w:rPr>
+        <w:t>activan</w:t>
+      </w:r>
+      <w:r>
+        <w:t xml:space="preserve"> mediante banderas de configuración y la visibilidad por cliente.</w:t>
+      </w:r>
+    </w:p>
+    <w:p>
+      <w:pPr>
+        <w:pStyle w:val="ListBullet"/>
+      </w:pPr>
+      <w:r>
+        <w:t xml:space="preserve">Se </w:t>
+      </w:r>
+      <w:r>
+        <w:rPr>
+          <w:b/>
+        </w:rPr>
+        <w:t>documentan por separado</w:t>
+      </w:r>
+      <w:r>
+        <w:t xml:space="preserve"> en sus propios documentos de integración.</w:t>
+      </w:r>
+    </w:p>
+    <w:p>
+      <w:pPr>
+        <w:pStyle w:val="ListBullet"/>
+      </w:pPr>
+      <w:r>
+        <w:rPr>
+          <w:b/>
+        </w:rPr>
+        <w:t>No son necesarios</w:t>
+      </w:r>
+      <w:r>
+        <w:t xml:space="preserve"> para la operación base descrita en este documento.</w:t>
+      </w:r>
+    </w:p>
+    <w:p>
+      <w:r>
+        <w:t>&gt; Cuando un cliente contrata un módulo opcional, se entrega esta base junto con el documento del módulo correspondiente.</w:t>
+      </w:r>
+    </w:p>
+    <w:p>
+      <w:pPr>
+        <w:pStyle w:val="Heading2"/>
+      </w:pPr>
+      <w:r/>
+      <w:r>
+        <w:t>11. Control documental</w:t>
+      </w:r>
+    </w:p>
+    <w:tbl>
+      <w:tblPr>
+        <w:tblStyle w:val="LightGrid-Accent1"/>
+        <w:tblW w:type="auto" w:w="0"/>
+        <w:tblLook w:firstColumn="1" w:firstRow="1" w:lastColumn="0" w:lastRow="0" w:noHBand="0" w:noVBand="1" w:val="04A0"/>
+      </w:tblPr>
+      <w:tblGrid>
+        <w:gridCol w:w="1440"/>
+        <w:gridCol w:w="1440"/>
+        <w:gridCol w:w="1440"/>
+        <w:gridCol w:w="1440"/>
+        <w:gridCol w:w="1440"/>
+        <w:gridCol w:w="1440"/>
+      </w:tblGrid>
+      <w:tr>
+        <w:tc>
+          <w:tcPr>
+            <w:tcW w:type="dxa" w:w="1440"/>
+          </w:tcPr>
+          <w:p>
+            <w:r>
+              <w:rPr>
+                <w:b/>
+              </w:rPr>
+            </w:r>
+            <w:r>
+              <w:rPr>
+                <w:b/>
+              </w:rPr>
+              <w:t>Documento</w:t>
+            </w:r>
+          </w:p>
+        </w:tc>
+        <w:tc>
+          <w:tcPr>
+            <w:tcW w:type="dxa" w:w="1440"/>
+          </w:tcPr>
+          <w:p>
+            <w:r>
+              <w:rPr>
+                <w:b/>
+              </w:rPr>
+            </w:r>
+            <w:r>
+              <w:rPr>
+                <w:b/>
+              </w:rPr>
+              <w:t>Código</w:t>
+            </w:r>
+          </w:p>
+        </w:tc>
+        <w:tc>
+          <w:tcPr>
+            <w:tcW w:type="dxa" w:w="1440"/>
+          </w:tcPr>
+          <w:p>
+            <w:r>
+              <w:rPr>
+                <w:b/>
+              </w:rPr>
+            </w:r>
+            <w:r>
+              <w:rPr>
+                <w:b/>
+              </w:rPr>
+              <w:t>Versión</w:t>
+            </w:r>
+          </w:p>
+        </w:tc>
+        <w:tc>
+          <w:tcPr>
+            <w:tcW w:type="dxa" w:w="1440"/>
+          </w:tcPr>
+          <w:p>
+            <w:r>
+              <w:rPr>
+                <w:b/>
+              </w:rPr>
+            </w:r>
+            <w:r>
+              <w:rPr>
+                <w:b/>
+              </w:rPr>
+              <w:t>Fecha</w:t>
+            </w:r>
+          </w:p>
+        </w:tc>
+        <w:tc>
+          <w:tcPr>
+            <w:tcW w:type="dxa" w:w="1440"/>
+          </w:tcPr>
+          <w:p>
+            <w:r>
+              <w:rPr>
+                <w:b/>
+              </w:rPr>
+            </w:r>
+            <w:r>
+              <w:rPr>
+                <w:b/>
+              </w:rPr>
+              <w:t>Responsable</w:t>
+            </w:r>
+          </w:p>
+        </w:tc>
+        <w:tc>
+          <w:tcPr>
+            <w:tcW w:type="dxa" w:w="1440"/>
+          </w:tcPr>
+          <w:p>
+            <w:r>
+              <w:rPr>
+                <w:b/>
+              </w:rPr>
+            </w:r>
+            <w:r>
+              <w:rPr>
+                <w:b/>
+              </w:rPr>
+              <w:t>Estado</w:t>
+            </w:r>
+          </w:p>
+        </w:tc>
+      </w:tr>
+      <w:tr>
+        <w:tc>
+          <w:tcPr>
+            <w:tcW w:type="dxa" w:w="1440"/>
+          </w:tcPr>
+          <w:p>
+            <w:r/>
+            <w:r>
+              <w:t>Documento Funcional — RE</w:t>
+            </w:r>
+          </w:p>
+        </w:tc>
+        <w:tc>
+          <w:tcPr>
+            <w:tcW w:type="dxa" w:w="1440"/>
+          </w:tcPr>
+          <w:p>
+            <w:r/>
+            <w:r>
+              <w:t>DF-RE-001</w:t>
+            </w:r>
+          </w:p>
+        </w:tc>
+        <w:tc>
+          <w:tcPr>
+            <w:tcW w:type="dxa" w:w="1440"/>
+          </w:tcPr>
+          <w:p>
+            <w:r/>
+            <w:r>
+              <w:t>1.0</w:t>
+            </w:r>
+          </w:p>
+        </w:tc>
+        <w:tc>
+          <w:tcPr>
+            <w:tcW w:type="dxa" w:w="1440"/>
+          </w:tcPr>
+          <w:p>
+            <w:r/>
+            <w:r>
+              <w:t>2026-06-24</w:t>
+            </w:r>
+          </w:p>
+        </w:tc>
+        <w:tc>
+          <w:tcPr>
+            <w:tcW w:type="dxa" w:w="1440"/>
+          </w:tcPr>
+          <w:p>
+            <w:r/>
+            <w:r>
+              <w:t>Área de Sistemas / Desarrollo</w:t>
+            </w:r>
+          </w:p>
+        </w:tc>
+        <w:tc>
+          <w:tcPr>
+            <w:tcW w:type="dxa" w:w="1440"/>
+          </w:tcPr>
+          <w:p>
+            <w:r/>
+            <w:r>
+              <w:t>Vigente</w:t>
+            </w:r>
+          </w:p>
+        </w:tc>
+      </w:tr>
+    </w:tbl>
+    <w:p/>
+    <w:p>
+      <w:r>
+        <w:rPr>
+          <w:b/>
+        </w:rPr>
+        <w:t>Documentos relacionados:</w:t>
+      </w:r>
+      <w:r>
+        <w:t xml:space="preserve"> DR-RE-001 (Requerimientos), MU-RE-001 (Manual de Usuario), MA-RE-001 (Administración).</w:t>
+      </w:r>
+    </w:p>
+    <w:p>
+      <w:r>
+        <w:rPr>
+          <w:b/>
+        </w:rPr>
+        <w:t>Fin del documento.</w:t>
+      </w:r>
+    </w:p>
     <w:sectPr>
       <w:pgSz w:w="12240" w:h="15840"/>
       <w:pgMar w:top="1440" w:right="1800" w:bottom="1440" w:left="1800" w:header="720" w:footer="720" w:gutter="0"/>

--- a/documentacion/word/RecepcionElectronica/DF-RE-001-Funcional.docx
+++ b/documentacion/word/RecepcionElectronica/DF-RE-001-Funcional.docx
@@ -758,75 +758,10 @@
     </w:p>
     <w:p>
       <w:pPr>
-        <w:pStyle w:val="Heading2"/>
+        <w:pStyle w:val="ListBullet"/>
       </w:pPr>
-      <w:r/>
-      <w:r>
-        <w:t>1. Objetivo</w:t>
-      </w:r>
-    </w:p>
-    <w:p>
-      <w:r>
-        <w:t xml:space="preserve">Describir, desde una perspectiva funcional, </w:t>
-      </w:r>
-      <w:r>
-        <w:rPr>
-          <w:b/>
-        </w:rPr>
-        <w:t>qué hace</w:t>
-      </w:r>
-      <w:r>
-        <w:t xml:space="preserve"> el producto base de </w:t>
-      </w:r>
-      <w:r>
-        <w:rPr>
-          <w:b/>
-        </w:rPr>
-        <w:t>Recepción Electrónica (RE)</w:t>
-      </w:r>
-      <w:r>
-        <w:t>: los módulos que lo componen, las pantallas y acciones disponibles, las reglas de negocio que rigen su comportamiento, los estados por los que pasa la información y la forma en que fluye entre los distintos procesos de recepción y control de acceso.</w:t>
-      </w:r>
-    </w:p>
-    <w:p>
-      <w:r>
-        <w:t xml:space="preserve">Este documento sirve como referencia funcional para dirección, líderes de proyecto, equipo de implementación y soporte. No describe detalles de programación (esos se encuentran en el Manual Técnico </w:t>
-      </w:r>
-      <w:r>
-        <w:rPr>
-          <w:b/>
-        </w:rPr>
-        <w:t>MT-RE-001</w:t>
-      </w:r>
-      <w:r>
-        <w:t xml:space="preserve">, el Diccionario de Base de Datos </w:t>
-      </w:r>
-      <w:r>
-        <w:rPr>
-          <w:b/>
-        </w:rPr>
-        <w:t>DB-RE-001</w:t>
-      </w:r>
-      <w:r>
-        <w:t xml:space="preserve"> y la documentación de API </w:t>
-      </w:r>
-      <w:r>
-        <w:rPr>
-          <w:b/>
-        </w:rPr>
-        <w:t>API-RE-001</w:t>
-      </w:r>
-      <w:r>
-        <w:t xml:space="preserve">), sino el </w:t>
-      </w:r>
-      <w:r>
-        <w:rPr>
-          <w:b/>
-        </w:rPr>
-        <w:t>comportamiento esperado</w:t>
-      </w:r>
-      <w:r>
-        <w:t xml:space="preserve"> del sistema desde el punto de vista del negocio y del usuario.</w:t>
+      <w:r>
+        <w:t>Ilustración 17. Ciclo de vida de una visita (creación a finalización)</w:t>
       </w:r>
     </w:p>
     <w:p>
@@ -835,6 +770,79 @@
       </w:pPr>
       <w:r/>
       <w:r>
+        <w:t>1. Objetivo</w:t>
+      </w:r>
+    </w:p>
+    <w:p>
+      <w:r>
+        <w:t xml:space="preserve">Describir, desde una perspectiva funcional, </w:t>
+      </w:r>
+      <w:r>
+        <w:rPr>
+          <w:b/>
+        </w:rPr>
+        <w:t>qué hace</w:t>
+      </w:r>
+      <w:r>
+        <w:t xml:space="preserve"> el producto base de </w:t>
+      </w:r>
+      <w:r>
+        <w:rPr>
+          <w:b/>
+        </w:rPr>
+        <w:t>Recepción Electrónica (RE)</w:t>
+      </w:r>
+      <w:r>
+        <w:t>: los módulos que lo componen, las pantallas y acciones disponibles, las reglas de negocio que rigen su comportamiento, los estados por los que pasa la información y la forma en que fluye entre los distintos procesos de recepción y control de acceso.</w:t>
+      </w:r>
+    </w:p>
+    <w:p>
+      <w:r>
+        <w:t xml:space="preserve">Este documento sirve como referencia funcional para dirección, líderes de proyecto, equipo de implementación y soporte. No describe detalles de programación (esos se encuentran en el Manual Técnico </w:t>
+      </w:r>
+      <w:r>
+        <w:rPr>
+          <w:b/>
+        </w:rPr>
+        <w:t>MT-RE-001</w:t>
+      </w:r>
+      <w:r>
+        <w:t xml:space="preserve">, el Diccionario de Base de Datos </w:t>
+      </w:r>
+      <w:r>
+        <w:rPr>
+          <w:b/>
+        </w:rPr>
+        <w:t>DB-RE-001</w:t>
+      </w:r>
+      <w:r>
+        <w:t xml:space="preserve"> y la documentación de API </w:t>
+      </w:r>
+      <w:r>
+        <w:rPr>
+          <w:b/>
+        </w:rPr>
+        <w:t>API-RE-001</w:t>
+      </w:r>
+      <w:r>
+        <w:t xml:space="preserve">), sino el </w:t>
+      </w:r>
+      <w:r>
+        <w:rPr>
+          <w:b/>
+        </w:rPr>
+        <w:t>comportamiento esperado</w:t>
+      </w:r>
+      <w:r>
+        <w:t xml:space="preserve"> del sistema desde el punto de vista del negocio y del usuario.</w:t>
+      </w:r>
+    </w:p>
+    <w:p>
+      <w:pPr>
+        <w:pStyle w:val="Heading2"/>
+      </w:pPr>
+      <w:r/>
+      <w:r>
         <w:t>2. Alcance funcional</w:t>
       </w:r>
     </w:p>
@@ -921,10 +929,10 @@
         <w:rPr>
           <w:b/>
         </w:rPr>
-        <w:t>Gestión de usuarios del sistema</w:t>
-      </w:r>
-      <w:r>
-        <w:t>: alta, roles, permisos, desbloqueo y estado.</w:t>
+        <w:t>Directorio</w:t>
+      </w:r>
+      <w:r>
+        <w:t>: consulta y exportación de empleados activos para operación de recepción.</w:t>
       </w:r>
     </w:p>
     <w:p>
@@ -935,10 +943,10 @@
         <w:rPr>
           <w:b/>
         </w:rPr>
-        <w:t>Control de acceso</w:t>
-      </w:r>
-      <w:r>
-        <w:t>: kiosco de operación, escáner de QR y registro de eventos de entrada/salida.</w:t>
+        <w:t>Gestión de usuarios del sistema</w:t>
+      </w:r>
+      <w:r>
+        <w:t>: alta, roles, permisos, desbloqueo y estado.</w:t>
       </w:r>
     </w:p>
     <w:p>
@@ -949,10 +957,24 @@
         <w:rPr>
           <w:b/>
         </w:rPr>
+        <w:t>Control de acceso</w:t>
+      </w:r>
+      <w:r>
+        <w:t>: kiosco de operación, escáner de QR y registro de eventos de entrada/salida.</w:t>
+      </w:r>
+    </w:p>
+    <w:p>
+      <w:pPr>
+        <w:pStyle w:val="ListBullet"/>
+      </w:pPr>
+      <w:r>
+        <w:rPr>
+          <w:b/>
+        </w:rPr>
         <w:t>Catálogos base</w:t>
       </w:r>
       <w:r>
-        <w:t>: empresas, pisos, accesos, puestos, departamentos, cubículos, horarios y pases.</w:t>
+        <w:t>: empresas, pisos, accesos, puestos, departamentos y cubículos. Horarios y pases existen como catálogos operativos cuando la instalación los mantiene habilitados.</w:t>
       </w:r>
     </w:p>
     <w:p>
@@ -1660,7 +1682,7 @@
           <w:p>
             <w:r/>
             <w:r>
-              <w:t>Usuarios</w:t>
+              <w:t>Directorio</w:t>
             </w:r>
           </w:p>
         </w:tc>
@@ -1671,7 +1693,7 @@
           <w:p>
             <w:r/>
             <w:r>
-              <w:t>Administración de cuentas, roles y permisos.</w:t>
+              <w:t>Consulta y exportación de empleados activos para contacto operativo.</w:t>
             </w:r>
           </w:p>
         </w:tc>
@@ -1684,7 +1706,7 @@
           <w:p>
             <w:r/>
             <w:r>
-              <w:t>Control de acceso</w:t>
+              <w:t>Usuarios</w:t>
             </w:r>
           </w:p>
         </w:tc>
@@ -1695,7 +1717,7 @@
           <w:p>
             <w:r/>
             <w:r>
-              <w:t>Kiosco, escáner QR y eventos de entrada/salida.</w:t>
+              <w:t>Administración de cuentas, roles y permisos.</w:t>
             </w:r>
           </w:p>
         </w:tc>
@@ -1708,7 +1730,7 @@
           <w:p>
             <w:r/>
             <w:r>
-              <w:t>Catálogos</w:t>
+              <w:t>Control de acceso</w:t>
             </w:r>
           </w:p>
         </w:tc>
@@ -1719,7 +1741,7 @@
           <w:p>
             <w:r/>
             <w:r>
-              <w:t>Empresas, pisos, accesos, puestos, departamentos, cubículos, horarios, pases.</w:t>
+              <w:t>Kiosco, escáner QR y eventos de entrada/salida.</w:t>
             </w:r>
           </w:p>
         </w:tc>
@@ -1732,7 +1754,7 @@
           <w:p>
             <w:r/>
             <w:r>
-              <w:t>Reportes</w:t>
+              <w:t>Catálogos</w:t>
             </w:r>
           </w:p>
         </w:tc>
@@ -1743,7 +1765,7 @@
           <w:p>
             <w:r/>
             <w:r>
-              <w:t>Consulta y exportación de visitas, eventos y horas.</w:t>
+              <w:t>Empresas, pisos, accesos, puestos, departamentos, cubículos y, si están habilitados, horarios/pases.</w:t>
             </w:r>
           </w:p>
         </w:tc>
@@ -1756,7 +1778,7 @@
           <w:p>
             <w:r/>
             <w:r>
-              <w:t>Configuración</w:t>
+              <w:t>Reportes</w:t>
             </w:r>
           </w:p>
         </w:tc>
@@ -1767,6 +1789,30 @@
           <w:p>
             <w:r/>
             <w:r>
+              <w:t>Consulta y exportación de visitas, eventos y horas.</w:t>
+            </w:r>
+          </w:p>
+        </w:tc>
+      </w:tr>
+      <w:tr>
+        <w:tc>
+          <w:tcPr>
+            <w:tcW w:type="dxa" w:w="4320"/>
+          </w:tcPr>
+          <w:p>
+            <w:r/>
+            <w:r>
+              <w:t>Configuración</w:t>
+            </w:r>
+          </w:p>
+        </w:tc>
+        <w:tc>
+          <w:tcPr>
+            <w:tcW w:type="dxa" w:w="4320"/>
+          </w:tcPr>
+          <w:p>
+            <w:r/>
+            <w:r>
               <w:t>Parámetros generales, permisos por rol y activación de módulos.</w:t>
             </w:r>
           </w:p>
@@ -1780,7 +1826,18 @@
           <w:rFonts w:ascii="Consolas" w:hAnsi="Consolas"/>
           <w:color w:val="C7254E"/>
         </w:rPr>
-        <w:t>[Foto: panel principal tras iniciar sesión — Ilustración 2]</w:t>
+        <w:t>[Foto: panel principal tras iniciar sesión]</w:t>
+      </w:r>
+    </w:p>
+    <w:p>
+      <w:r>
+        <w:rPr>
+          <w:b/>
+        </w:rPr>
+        <w:t>Ilustración 2.</w:t>
+      </w:r>
+      <w:r>
+        <w:t xml:space="preserve"> Panel principal tras iniciar sesión</w:t>
       </w:r>
     </w:p>
     <w:p>
@@ -2466,7 +2523,7 @@
         <w:t>configuración de correo</w:t>
       </w:r>
       <w:r>
-        <w:t xml:space="preserve"> esté completa. Si no se envían, debe revisarse dicha configuración (ver MA-RE-001).</w:t>
+        <w:t xml:space="preserve"> esté completa. Ante fallas de envío, la configuración se revisa conforme al Manual de Administración (MA-RE-001).</w:t>
       </w:r>
     </w:p>
     <w:p>
@@ -2618,7 +2675,18 @@
           <w:rFonts w:ascii="Consolas" w:hAnsi="Consolas"/>
           <w:color w:val="C7254E"/>
         </w:rPr>
-        <w:t>[Foto: inicio de sesión — Ilustración 1]</w:t>
+        <w:t>[Foto: inicio de sesión]</w:t>
+      </w:r>
+    </w:p>
+    <w:p>
+      <w:r>
+        <w:rPr>
+          <w:b/>
+        </w:rPr>
+        <w:t>Ilustración 1.</w:t>
+      </w:r>
+      <w:r>
+        <w:t xml:space="preserve"> Inicio de sesión</w:t>
       </w:r>
     </w:p>
     <w:p>
@@ -2647,7 +2715,18 @@
           <w:rFonts w:ascii="Consolas" w:hAnsi="Consolas"/>
           <w:color w:val="C7254E"/>
         </w:rPr>
-        <w:t>[Foto: listado de visitantes — Ilustración 3]</w:t>
+        <w:t>[Foto: listado de visitantes]</w:t>
+      </w:r>
+    </w:p>
+    <w:p>
+      <w:r>
+        <w:rPr>
+          <w:b/>
+        </w:rPr>
+        <w:t>Ilustración 3.</w:t>
+      </w:r>
+      <w:r>
+        <w:t xml:space="preserve"> Listado de visitantes</w:t>
       </w:r>
     </w:p>
     <w:p>
@@ -3060,7 +3139,18 @@
           <w:rFonts w:ascii="Consolas" w:hAnsi="Consolas"/>
           <w:color w:val="C7254E"/>
         </w:rPr>
-        <w:t>[Foto: verificación de visitante — Ilustración 5]</w:t>
+        <w:t>[Foto: verificación de visitante]</w:t>
+      </w:r>
+    </w:p>
+    <w:p>
+      <w:r>
+        <w:rPr>
+          <w:b/>
+        </w:rPr>
+        <w:t>Ilustración 5.</w:t>
+      </w:r>
+      <w:r>
+        <w:t xml:space="preserve"> Verificación de visitante</w:t>
       </w:r>
     </w:p>
     <w:p>
@@ -3089,7 +3179,18 @@
           <w:rFonts w:ascii="Consolas" w:hAnsi="Consolas"/>
           <w:color w:val="C7254E"/>
         </w:rPr>
-        <w:t>[Foto: bitácora de visitas — Ilustración 6]</w:t>
+        <w:t>[Foto: bitácora de visitas]</w:t>
+      </w:r>
+    </w:p>
+    <w:p>
+      <w:r>
+        <w:rPr>
+          <w:b/>
+        </w:rPr>
+        <w:t>Ilustración 6.</w:t>
+      </w:r>
+      <w:r>
+        <w:t xml:space="preserve"> Bitácora de visitas</w:t>
       </w:r>
     </w:p>
     <w:p>
@@ -3485,7 +3586,18 @@
           <w:rFonts w:ascii="Consolas" w:hAnsi="Consolas"/>
           <w:color w:val="C7254E"/>
         </w:rPr>
-        <w:t>[Foto: nuevo registro de visita — Ilustración 7]</w:t>
+        <w:t>[Foto: nuevo registro de visita]</w:t>
+      </w:r>
+    </w:p>
+    <w:p>
+      <w:r>
+        <w:rPr>
+          <w:b/>
+        </w:rPr>
+        <w:t>Ilustración 7.</w:t>
+      </w:r>
+      <w:r>
+        <w:t xml:space="preserve"> Nuevo registro de visita</w:t>
       </w:r>
     </w:p>
     <w:p>
@@ -3591,7 +3703,18 @@
           <w:rFonts w:ascii="Consolas" w:hAnsi="Consolas"/>
           <w:color w:val="C7254E"/>
         </w:rPr>
-        <w:t>[Foto: envío de liga de registro — Ilustración 8]</w:t>
+        <w:t>[Foto: envío de liga de registro]</w:t>
+      </w:r>
+    </w:p>
+    <w:p>
+      <w:r>
+        <w:rPr>
+          <w:b/>
+        </w:rPr>
+        <w:t>Ilustración 8.</w:t>
+      </w:r>
+      <w:r>
+        <w:t xml:space="preserve"> Envío de liga de registro</w:t>
       </w:r>
     </w:p>
     <w:p>
@@ -3600,7 +3723,18 @@
           <w:rFonts w:ascii="Consolas" w:hAnsi="Consolas"/>
           <w:color w:val="C7254E"/>
         </w:rPr>
-        <w:t>[Foto: registro desde la liga (visitante) — Ilustración 9]</w:t>
+        <w:t>[Foto: registro desde la liga (visitante)]</w:t>
+      </w:r>
+    </w:p>
+    <w:p>
+      <w:r>
+        <w:rPr>
+          <w:b/>
+        </w:rPr>
+        <w:t>Ilustración 9.</w:t>
+      </w:r>
+      <w:r>
+        <w:t xml:space="preserve"> Registro desde la liga (visitante)</w:t>
       </w:r>
     </w:p>
     <w:p>
@@ -3629,7 +3763,18 @@
           <w:rFonts w:ascii="Consolas" w:hAnsi="Consolas"/>
           <w:color w:val="C7254E"/>
         </w:rPr>
-        <w:t>[Foto: listado de empleados — Ilustración 10]</w:t>
+        <w:t>[Foto: listado de empleados]</w:t>
+      </w:r>
+    </w:p>
+    <w:p>
+      <w:r>
+        <w:rPr>
+          <w:b/>
+        </w:rPr>
+        <w:t>Ilustración 10.</w:t>
+      </w:r>
+      <w:r>
+        <w:t xml:space="preserve"> Listado de empleados</w:t>
       </w:r>
     </w:p>
     <w:p>
@@ -3956,13 +4101,54 @@
         <w:t>generación de QR</w:t>
       </w:r>
       <w:r>
-        <w:t xml:space="preserve"> y </w:t>
+        <w:t xml:space="preserve"> y consulta desde </w:t>
       </w:r>
       <w:r>
         <w:rPr>
           <w:b/>
         </w:rPr>
-        <w:t>directorio</w:t>
+        <w:t>Directorio</w:t>
+      </w:r>
+      <w:r>
+        <w:t>.</w:t>
+      </w:r>
+    </w:p>
+    <w:p>
+      <w:r>
+        <w:rPr>
+          <w:b/>
+        </w:rPr>
+        <w:t>Directorio:</w:t>
+      </w:r>
+    </w:p>
+    <w:p>
+      <w:pPr>
+        <w:pStyle w:val="ListBullet"/>
+      </w:pPr>
+      <w:r>
+        <w:t>Permite consultar empleados activos y datos de contacto/ubicación sin entrar al flujo completo de administración.</w:t>
+      </w:r>
+    </w:p>
+    <w:p>
+      <w:pPr>
+        <w:pStyle w:val="ListBullet"/>
+      </w:pPr>
+      <w:r>
+        <w:t>Puede exportar el directorio para apoyo operativo.</w:t>
+      </w:r>
+    </w:p>
+    <w:p>
+      <w:pPr>
+        <w:pStyle w:val="ListBullet"/>
+      </w:pPr>
+      <w:r>
+        <w:t xml:space="preserve">Es principalmente de consulta; altas, bajas y cambios de información se realizan desde </w:t>
+      </w:r>
+      <w:r>
+        <w:rPr>
+          <w:b/>
+        </w:rPr>
+        <w:t>Empleados</w:t>
       </w:r>
       <w:r>
         <w:t>.</w:t>
@@ -3994,7 +4180,18 @@
           <w:rFonts w:ascii="Consolas" w:hAnsi="Consolas"/>
           <w:color w:val="C7254E"/>
         </w:rPr>
-        <w:t>[Foto: listado de usuarios — Ilustración 11]</w:t>
+        <w:t>[Foto: listado de usuarios]</w:t>
+      </w:r>
+    </w:p>
+    <w:p>
+      <w:r>
+        <w:rPr>
+          <w:b/>
+        </w:rPr>
+        <w:t>Ilustración 11.</w:t>
+      </w:r>
+      <w:r>
+        <w:t xml:space="preserve"> Listado de usuarios</w:t>
       </w:r>
     </w:p>
     <w:p>
@@ -4438,7 +4635,18 @@
           <w:rFonts w:ascii="Consolas" w:hAnsi="Consolas"/>
           <w:color w:val="C7254E"/>
         </w:rPr>
-        <w:t>[Foto: escáner QR validando un acceso — Ilustración 12]</w:t>
+        <w:t>[Foto: escáner QR validando un acceso]</w:t>
+      </w:r>
+    </w:p>
+    <w:p>
+      <w:r>
+        <w:rPr>
+          <w:b/>
+        </w:rPr>
+        <w:t>Ilustración 12.</w:t>
+      </w:r>
+      <w:r>
+        <w:t xml:space="preserve"> Escáner QR validando un acceso</w:t>
       </w:r>
     </w:p>
     <w:p>
@@ -4447,7 +4655,18 @@
           <w:rFonts w:ascii="Consolas" w:hAnsi="Consolas"/>
           <w:color w:val="C7254E"/>
         </w:rPr>
-        <w:t>[Foto: eventos de acceso — Ilustración 13]</w:t>
+        <w:t>[Foto: eventos de acceso]</w:t>
+      </w:r>
+    </w:p>
+    <w:p>
+      <w:r>
+        <w:rPr>
+          <w:b/>
+        </w:rPr>
+        <w:t>Ilustración 13.</w:t>
+      </w:r>
+      <w:r>
+        <w:t xml:space="preserve"> Eventos de acceso</w:t>
       </w:r>
     </w:p>
     <w:p>
@@ -4473,10 +4692,28 @@
         <w:rPr>
           <w:b/>
         </w:rPr>
-        <w:t>empresas, pisos, accesos, puestos, departamentos, cubículos, horarios y pases</w:t>
-      </w:r>
-      <w:r>
-        <w:t>.</w:t>
+        <w:t>empresas, pisos, accesos, puestos, departamentos y cubículos</w:t>
+      </w:r>
+      <w:r>
+        <w:t xml:space="preserve">. Los catálogos de </w:t>
+      </w:r>
+      <w:r>
+        <w:rPr>
+          <w:b/>
+        </w:rPr>
+        <w:t>horarios</w:t>
+      </w:r>
+      <w:r>
+        <w:t xml:space="preserve"> y </w:t>
+      </w:r>
+      <w:r>
+        <w:rPr>
+          <w:b/>
+        </w:rPr>
+        <w:t>pases</w:t>
+      </w:r>
+      <w:r>
+        <w:t xml:space="preserve"> existen como componentes operativos cuando la instalación los mantiene habilitados.</w:t>
       </w:r>
     </w:p>
     <w:p>
@@ -4485,7 +4722,18 @@
           <w:rFonts w:ascii="Consolas" w:hAnsi="Consolas"/>
           <w:color w:val="C7254E"/>
         </w:rPr>
-        <w:t>[Foto: catálogos — Ilustración 14]</w:t>
+        <w:t>[Foto: catálogos]</w:t>
+      </w:r>
+    </w:p>
+    <w:p>
+      <w:r>
+        <w:rPr>
+          <w:b/>
+        </w:rPr>
+        <w:t>Ilustración 14.</w:t>
+      </w:r>
+      <w:r>
+        <w:t xml:space="preserve"> Catálogos</w:t>
       </w:r>
     </w:p>
     <w:p>
@@ -4642,7 +4890,18 @@
           <w:rFonts w:ascii="Consolas" w:hAnsi="Consolas"/>
           <w:color w:val="C7254E"/>
         </w:rPr>
-        <w:t>[Foto: reportes con filtros — Ilustración 15]</w:t>
+        <w:t>[Foto: reportes con filtros]</w:t>
+      </w:r>
+    </w:p>
+    <w:p>
+      <w:r>
+        <w:rPr>
+          <w:b/>
+        </w:rPr>
+        <w:t>Ilustración 15.</w:t>
+      </w:r>
+      <w:r>
+        <w:t xml:space="preserve"> Reportes con filtros</w:t>
       </w:r>
     </w:p>
     <w:p>
@@ -4727,7 +4986,18 @@
           <w:rFonts w:ascii="Consolas" w:hAnsi="Consolas"/>
           <w:color w:val="C7254E"/>
         </w:rPr>
-        <w:t>[Foto: configuración general — Ilustración 16]</w:t>
+        <w:t>[Foto: configuración general]</w:t>
+      </w:r>
+    </w:p>
+    <w:p>
+      <w:r>
+        <w:rPr>
+          <w:b/>
+        </w:rPr>
+        <w:t>Ilustración 16.</w:t>
+      </w:r>
+      <w:r>
+        <w:t xml:space="preserve"> Configuración general</w:t>
       </w:r>
     </w:p>
     <w:p>
@@ -5038,6 +5308,17 @@
           <w:color w:val="C7254E"/>
         </w:rPr>
         <w:t>[Foto: secuencia de un registro desde su creación hasta su finalización]</w:t>
+      </w:r>
+    </w:p>
+    <w:p>
+      <w:r>
+        <w:rPr>
+          <w:b/>
+        </w:rPr>
+        <w:t>Ilustración 17.</w:t>
+      </w:r>
+      <w:r>
+        <w:t xml:space="preserve"> Ciclo de vida de una visita (creación a finalización)</w:t>
       </w:r>
     </w:p>
     <w:p>
@@ -5647,6 +5928,74 @@
             <w:r/>
             <w:r>
               <w:t>Empleados</w:t>
+            </w:r>
+          </w:p>
+        </w:tc>
+        <w:tc>
+          <w:tcPr>
+            <w:tcW w:type="dxa" w:w="1440"/>
+          </w:tcPr>
+          <w:p>
+            <w:r/>
+            <w:r>
+              <w:t>Sí</w:t>
+            </w:r>
+          </w:p>
+        </w:tc>
+        <w:tc>
+          <w:tcPr>
+            <w:tcW w:type="dxa" w:w="1440"/>
+          </w:tcPr>
+          <w:p>
+            <w:r/>
+            <w:r>
+              <w:t>Sí</w:t>
+            </w:r>
+          </w:p>
+        </w:tc>
+        <w:tc>
+          <w:tcPr>
+            <w:tcW w:type="dxa" w:w="1440"/>
+          </w:tcPr>
+          <w:p>
+            <w:r/>
+            <w:r>
+              <w:t>—</w:t>
+            </w:r>
+          </w:p>
+        </w:tc>
+        <w:tc>
+          <w:tcPr>
+            <w:tcW w:type="dxa" w:w="1440"/>
+          </w:tcPr>
+          <w:p>
+            <w:r/>
+            <w:r>
+              <w:t>—</w:t>
+            </w:r>
+          </w:p>
+        </w:tc>
+        <w:tc>
+          <w:tcPr>
+            <w:tcW w:type="dxa" w:w="1440"/>
+          </w:tcPr>
+          <w:p>
+            <w:r/>
+            <w:r>
+              <w:t>—</w:t>
+            </w:r>
+          </w:p>
+        </w:tc>
+      </w:tr>
+      <w:tr>
+        <w:tc>
+          <w:tcPr>
+            <w:tcW w:type="dxa" w:w="1440"/>
+          </w:tcPr>
+          <w:p>
+            <w:r/>
+            <w:r>
+              <w:t>Directorio</w:t>
             </w:r>
           </w:p>
         </w:tc>

--- a/documentacion/word/RecepcionElectronica/DF-RE-001-Funcional.docx
+++ b/documentacion/word/RecepcionElectronica/DF-RE-001-Funcional.docx
@@ -6,8 +6,10 @@
       <w:pPr>
         <w:pStyle w:val="Heading1"/>
       </w:pPr>
-      <w:r/>
-      <w:r>
+      <w:r>
+        <w:rPr>
+          <w:color w:val="1F4E79"/>
+        </w:rPr>
         <w:t>Documento Funcional</w:t>
       </w:r>
     </w:p>
@@ -15,8 +17,10 @@
       <w:pPr>
         <w:pStyle w:val="Heading2"/>
       </w:pPr>
-      <w:r/>
-      <w:r>
+      <w:r>
+        <w:rPr>
+          <w:color w:val="1F4E79"/>
+        </w:rPr>
         <w:t>Recepción Electrónica (RE) — Base</w:t>
       </w:r>
     </w:p>
@@ -44,11 +48,13 @@
             <w:r>
               <w:rPr>
                 <w:b/>
+                <w:color w:val="1F4E79"/>
               </w:rPr>
             </w:r>
             <w:r>
               <w:rPr>
                 <w:b/>
+                <w:color w:val="1F4E79"/>
               </w:rPr>
               <w:t>Campo</w:t>
             </w:r>
@@ -62,11 +68,13 @@
             <w:r>
               <w:rPr>
                 <w:b/>
+                <w:color w:val="1F4E79"/>
               </w:rPr>
             </w:r>
             <w:r>
               <w:rPr>
                 <w:b/>
+                <w:color w:val="1F4E79"/>
               </w:rPr>
               <w:t>Descripción</w:t>
             </w:r>
@@ -271,8 +279,10 @@
       <w:pPr>
         <w:pStyle w:val="Heading2"/>
       </w:pPr>
-      <w:r/>
-      <w:r>
+      <w:r>
+        <w:rPr>
+          <w:color w:val="1F4E79"/>
+        </w:rPr>
         <w:t>Control de versiones</w:t>
       </w:r>
     </w:p>
@@ -297,11 +307,13 @@
             <w:r>
               <w:rPr>
                 <w:b/>
+                <w:color w:val="1F4E79"/>
               </w:rPr>
             </w:r>
             <w:r>
               <w:rPr>
                 <w:b/>
+                <w:color w:val="1F4E79"/>
               </w:rPr>
               <w:t>Versión</w:t>
             </w:r>
@@ -315,11 +327,13 @@
             <w:r>
               <w:rPr>
                 <w:b/>
+                <w:color w:val="1F4E79"/>
               </w:rPr>
             </w:r>
             <w:r>
               <w:rPr>
                 <w:b/>
+                <w:color w:val="1F4E79"/>
               </w:rPr>
               <w:t>Fecha</w:t>
             </w:r>
@@ -333,11 +347,13 @@
             <w:r>
               <w:rPr>
                 <w:b/>
+                <w:color w:val="1F4E79"/>
               </w:rPr>
             </w:r>
             <w:r>
               <w:rPr>
                 <w:b/>
+                <w:color w:val="1F4E79"/>
               </w:rPr>
               <w:t>Autor</w:t>
             </w:r>
@@ -351,11 +367,13 @@
             <w:r>
               <w:rPr>
                 <w:b/>
+                <w:color w:val="1F4E79"/>
               </w:rPr>
             </w:r>
             <w:r>
               <w:rPr>
                 <w:b/>
+                <w:color w:val="1F4E79"/>
               </w:rPr>
               <w:t>Descripción</w:t>
             </w:r>
@@ -414,8 +432,10 @@
       <w:pPr>
         <w:pStyle w:val="Heading2"/>
       </w:pPr>
-      <w:r/>
-      <w:r>
+      <w:r>
+        <w:rPr>
+          <w:color w:val="1F4E79"/>
+        </w:rPr>
         <w:t>Contenido</w:t>
       </w:r>
     </w:p>
@@ -623,8 +643,10 @@
       <w:pPr>
         <w:pStyle w:val="Heading2"/>
       </w:pPr>
-      <w:r/>
-      <w:r>
+      <w:r>
+        <w:rPr>
+          <w:color w:val="1F4E79"/>
+        </w:rPr>
         <w:t>Contenido de imágenes</w:t>
       </w:r>
     </w:p>
@@ -768,8 +790,10 @@
       <w:pPr>
         <w:pStyle w:val="Heading2"/>
       </w:pPr>
-      <w:r/>
-      <w:r>
+      <w:r>
+        <w:rPr>
+          <w:color w:val="1F4E79"/>
+        </w:rPr>
         <w:t>1. Objetivo</w:t>
       </w:r>
     </w:p>
@@ -841,8 +865,10 @@
       <w:pPr>
         <w:pStyle w:val="Heading2"/>
       </w:pPr>
-      <w:r/>
-      <w:r>
+      <w:r>
+        <w:rPr>
+          <w:color w:val="1F4E79"/>
+        </w:rPr>
         <w:t>2. Alcance funcional</w:t>
       </w:r>
     </w:p>
@@ -1006,9 +1032,9 @@
       </w:r>
     </w:p>
     <w:p>
-      <w:r>
-        <w:t xml:space="preserve">&gt; </w:t>
-      </w:r>
+      <w:pPr>
+        <w:ind w:left="360"/>
+      </w:pPr>
       <w:r>
         <w:rPr>
           <w:b/>
@@ -1041,8 +1067,10 @@
       <w:pPr>
         <w:pStyle w:val="Heading2"/>
       </w:pPr>
-      <w:r/>
-      <w:r>
+      <w:r>
+        <w:rPr>
+          <w:color w:val="1F4E79"/>
+        </w:rPr>
         <w:t>3. Definiciones y actores</w:t>
       </w:r>
     </w:p>
@@ -1065,11 +1093,13 @@
             <w:r>
               <w:rPr>
                 <w:b/>
+                <w:color w:val="1F4E79"/>
               </w:rPr>
             </w:r>
             <w:r>
               <w:rPr>
                 <w:b/>
+                <w:color w:val="1F4E79"/>
               </w:rPr>
               <w:t>Actor (rol)</w:t>
             </w:r>
@@ -1083,11 +1113,13 @@
             <w:r>
               <w:rPr>
                 <w:b/>
+                <w:color w:val="1F4E79"/>
               </w:rPr>
             </w:r>
             <w:r>
               <w:rPr>
                 <w:b/>
+                <w:color w:val="1F4E79"/>
               </w:rPr>
               <w:t>Descripción funcional</w:t>
             </w:r>
@@ -1304,11 +1336,13 @@
             <w:r>
               <w:rPr>
                 <w:b/>
+                <w:color w:val="1F4E79"/>
               </w:rPr>
             </w:r>
             <w:r>
               <w:rPr>
                 <w:b/>
+                <w:color w:val="1F4E79"/>
               </w:rPr>
               <w:t>Término</w:t>
             </w:r>
@@ -1322,11 +1356,13 @@
             <w:r>
               <w:rPr>
                 <w:b/>
+                <w:color w:val="1F4E79"/>
               </w:rPr>
             </w:r>
             <w:r>
               <w:rPr>
                 <w:b/>
+                <w:color w:val="1F4E79"/>
               </w:rPr>
               <w:t>Definición</w:t>
             </w:r>
@@ -1501,8 +1537,10 @@
       <w:pPr>
         <w:pStyle w:val="Heading2"/>
       </w:pPr>
-      <w:r/>
-      <w:r>
+      <w:r>
+        <w:rPr>
+          <w:color w:val="1F4E79"/>
+        </w:rPr>
         <w:t>4. Mapa funcional del sistema</w:t>
       </w:r>
     </w:p>
@@ -1525,11 +1563,13 @@
             <w:r>
               <w:rPr>
                 <w:b/>
+                <w:color w:val="1F4E79"/>
               </w:rPr>
             </w:r>
             <w:r>
               <w:rPr>
                 <w:b/>
+                <w:color w:val="1F4E79"/>
               </w:rPr>
               <w:t>Módulo</w:t>
             </w:r>
@@ -1543,11 +1583,13 @@
             <w:r>
               <w:rPr>
                 <w:b/>
+                <w:color w:val="1F4E79"/>
               </w:rPr>
             </w:r>
             <w:r>
               <w:rPr>
                 <w:b/>
+                <w:color w:val="1F4E79"/>
               </w:rPr>
               <w:t>Función principal</w:t>
             </w:r>
@@ -1824,7 +1866,6 @@
       <w:r>
         <w:rPr>
           <w:rFonts w:ascii="Consolas" w:hAnsi="Consolas"/>
-          <w:color w:val="C7254E"/>
         </w:rPr>
         <w:t>[Foto: panel principal tras iniciar sesión]</w:t>
       </w:r>
@@ -1844,8 +1885,10 @@
       <w:pPr>
         <w:pStyle w:val="Heading2"/>
       </w:pPr>
-      <w:r/>
-      <w:r>
+      <w:r>
+        <w:rPr>
+          <w:color w:val="1F4E79"/>
+        </w:rPr>
         <w:t>5. Reglas de negocio generales</w:t>
       </w:r>
     </w:p>
@@ -1858,8 +1901,10 @@
       <w:pPr>
         <w:pStyle w:val="Heading3"/>
       </w:pPr>
-      <w:r/>
-      <w:r>
+      <w:r>
+        <w:rPr>
+          <w:color w:val="1F4E79"/>
+        </w:rPr>
         <w:t>5.1 Acceso y sesión</w:t>
       </w:r>
     </w:p>
@@ -2015,14 +2060,16 @@
       <w:pPr>
         <w:pStyle w:val="Heading3"/>
       </w:pPr>
-      <w:r/>
-      <w:r>
-        <w:t>5.2 Estados Activo / Inactivo y eliminación</w:t>
+      <w:r>
+        <w:rPr>
+          <w:color w:val="1F4E79"/>
+        </w:rPr>
+        <w:t>5.2 Estados Activo / Inactivo, eliminación y anonimización</w:t>
       </w:r>
     </w:p>
     <w:p>
       <w:r>
-        <w:t>El sistema distingue tres operaciones que afectan a la permanencia de un registro:</w:t>
+        <w:t>El sistema distingue las siguientes operaciones que afectan a la permanencia de un registro:</w:t>
       </w:r>
     </w:p>
     <w:tbl>
@@ -2045,11 +2092,13 @@
             <w:r>
               <w:rPr>
                 <w:b/>
+                <w:color w:val="1F4E79"/>
               </w:rPr>
             </w:r>
             <w:r>
               <w:rPr>
                 <w:b/>
+                <w:color w:val="1F4E79"/>
               </w:rPr>
               <w:t>Operación</w:t>
             </w:r>
@@ -2063,11 +2112,13 @@
             <w:r>
               <w:rPr>
                 <w:b/>
+                <w:color w:val="1F4E79"/>
               </w:rPr>
             </w:r>
             <w:r>
               <w:rPr>
                 <w:b/>
+                <w:color w:val="1F4E79"/>
               </w:rPr>
               <w:t>Efecto</w:t>
             </w:r>
@@ -2081,11 +2132,13 @@
             <w:r>
               <w:rPr>
                 <w:b/>
+                <w:color w:val="1F4E79"/>
               </w:rPr>
             </w:r>
             <w:r>
               <w:rPr>
                 <w:b/>
+                <w:color w:val="1F4E79"/>
               </w:rPr>
               <w:t>¿Reversible por el usuario?</w:t>
             </w:r>
@@ -2224,10 +2277,7 @@
               <w:rPr>
                 <w:b/>
               </w:rPr>
-              <w:t>Cancelar / Finalizar</w:t>
-            </w:r>
-            <w:r>
-              <w:t xml:space="preserve"> (visitas)</w:t>
+              <w:t>Anonimizar</w:t>
             </w:r>
           </w:p>
         </w:tc>
@@ -2238,7 +2288,25 @@
           <w:p>
             <w:r/>
             <w:r>
-              <w:t>Cierra el ciclo de la visita conservando su historial; no se elimina.</w:t>
+              <w:t xml:space="preserve">Aplicable a la </w:t>
+            </w:r>
+            <w:r>
+              <w:rPr>
+                <w:b/>
+              </w:rPr>
+              <w:t>baja de empleados</w:t>
+            </w:r>
+            <w:r>
+              <w:t xml:space="preserve">: el sistema </w:t>
+            </w:r>
+            <w:r>
+              <w:rPr>
+                <w:b/>
+              </w:rPr>
+              <w:t>sobrescribe de forma física</w:t>
+            </w:r>
+            <w:r>
+              <w:t xml:space="preserve"> los datos personales (correo, nombre y teléfono) para evitar su identificación y recuperación, conforme a PSI.05.</w:t>
             </w:r>
           </w:p>
         </w:tc>
@@ -2249,6 +2317,47 @@
           <w:p>
             <w:r/>
             <w:r>
+              <w:t>No.</w:t>
+            </w:r>
+          </w:p>
+        </w:tc>
+      </w:tr>
+      <w:tr>
+        <w:tc>
+          <w:tcPr>
+            <w:tcW w:type="dxa" w:w="2880"/>
+          </w:tcPr>
+          <w:p>
+            <w:r/>
+            <w:r>
+              <w:rPr>
+                <w:b/>
+              </w:rPr>
+              <w:t>Cancelar / Finalizar</w:t>
+            </w:r>
+            <w:r>
+              <w:t xml:space="preserve"> (visitas)</w:t>
+            </w:r>
+          </w:p>
+        </w:tc>
+        <w:tc>
+          <w:tcPr>
+            <w:tcW w:type="dxa" w:w="2880"/>
+          </w:tcPr>
+          <w:p>
+            <w:r/>
+            <w:r>
+              <w:t>Cierra el ciclo de la visita conservando su historial; no se elimina.</w:t>
+            </w:r>
+          </w:p>
+        </w:tc>
+        <w:tc>
+          <w:tcPr>
+            <w:tcW w:type="dxa" w:w="2880"/>
+          </w:tcPr>
+          <w:p>
+            <w:r/>
+            <w:r>
               <w:t>Según estado.</w:t>
             </w:r>
           </w:p>
@@ -2257,9 +2366,9 @@
     </w:tbl>
     <w:p/>
     <w:p>
-      <w:r>
-        <w:t xml:space="preserve">&gt; </w:t>
-      </w:r>
+      <w:pPr>
+        <w:ind w:left="360"/>
+      </w:pPr>
       <w:r>
         <w:rPr>
           <w:b/>
@@ -2285,7 +2394,7 @@
         <w:t>Eliminar</w:t>
       </w:r>
       <w:r>
-        <w:t xml:space="preserve"> se reserva para registros que ya no deben existir; algunos procesos avanzados sí borran datos de forma definitiva, por lo que debe tratarse como una acción </w:t>
+        <w:t xml:space="preserve"> se reserva para registros que ya no deben existir; debe tratarse como una acción </w:t>
       </w:r>
       <w:r>
         <w:rPr>
@@ -2294,7 +2403,34 @@
         <w:t>no recuperable</w:t>
       </w:r>
       <w:r>
-        <w:t xml:space="preserve"> desde la operación normal. Los </w:t>
+        <w:t xml:space="preserve"> desde la operación normal. La </w:t>
+      </w:r>
+      <w:r>
+        <w:rPr>
+          <w:b/>
+        </w:rPr>
+        <w:t>anonimización</w:t>
+      </w:r>
+      <w:r>
+        <w:t xml:space="preserve"> se aplica en la </w:t>
+      </w:r>
+      <w:r>
+        <w:rPr>
+          <w:b/>
+        </w:rPr>
+        <w:t>baja de empleados</w:t>
+      </w:r>
+      <w:r>
+        <w:t xml:space="preserve"> y, por diseño, es </w:t>
+      </w:r>
+      <w:r>
+        <w:rPr>
+          <w:b/>
+        </w:rPr>
+        <w:t>definitiva</w:t>
+      </w:r>
+      <w:r>
+        <w:t xml:space="preserve"> (no se puede revertir). Los </w:t>
       </w:r>
       <w:r>
         <w:rPr>
@@ -2337,8 +2473,10 @@
       <w:pPr>
         <w:pStyle w:val="Heading3"/>
       </w:pPr>
-      <w:r/>
-      <w:r>
+      <w:r>
+        <w:rPr>
+          <w:color w:val="1F4E79"/>
+        </w:rPr>
         <w:t>5.3 Validación de formularios</w:t>
       </w:r>
     </w:p>
@@ -2432,8 +2570,10 @@
       <w:pPr>
         <w:pStyle w:val="Heading3"/>
       </w:pPr>
-      <w:r/>
-      <w:r>
+      <w:r>
+        <w:rPr>
+          <w:color w:val="1F4E79"/>
+        </w:rPr>
         <w:t>5.4 Notificaciones por correo</w:t>
       </w:r>
     </w:p>
@@ -2513,8 +2653,11 @@
       </w:r>
     </w:p>
     <w:p>
-      <w:r>
-        <w:t xml:space="preserve">&gt; El envío de correos depende de que la </w:t>
+      <w:pPr>
+        <w:ind w:left="360"/>
+      </w:pPr>
+      <w:r>
+        <w:t xml:space="preserve">El envío de correos depende de que la </w:t>
       </w:r>
       <w:r>
         <w:rPr>
@@ -2530,8 +2673,10 @@
       <w:pPr>
         <w:pStyle w:val="Heading2"/>
       </w:pPr>
-      <w:r/>
-      <w:r>
+      <w:r>
+        <w:rPr>
+          <w:color w:val="1F4E79"/>
+        </w:rPr>
         <w:t>6. Funcionalidad por módulo</w:t>
       </w:r>
     </w:p>
@@ -2571,8 +2716,10 @@
       <w:pPr>
         <w:pStyle w:val="Heading3"/>
       </w:pPr>
-      <w:r/>
-      <w:r>
+      <w:r>
+        <w:rPr>
+          <w:color w:val="1F4E79"/>
+        </w:rPr>
         <w:t>6.1 Autenticación</w:t>
       </w:r>
     </w:p>
@@ -2673,7 +2820,6 @@
       <w:r>
         <w:rPr>
           <w:rFonts w:ascii="Consolas" w:hAnsi="Consolas"/>
-          <w:color w:val="C7254E"/>
         </w:rPr>
         <w:t>[Foto: inicio de sesión]</w:t>
       </w:r>
@@ -2693,8 +2839,10 @@
       <w:pPr>
         <w:pStyle w:val="Heading3"/>
       </w:pPr>
-      <w:r/>
-      <w:r>
+      <w:r>
+        <w:rPr>
+          <w:color w:val="1F4E79"/>
+        </w:rPr>
         <w:t>6.2 Visitantes</w:t>
       </w:r>
     </w:p>
@@ -2713,7 +2861,6 @@
       <w:r>
         <w:rPr>
           <w:rFonts w:ascii="Consolas" w:hAnsi="Consolas"/>
-          <w:color w:val="C7254E"/>
         </w:rPr>
         <w:t>[Foto: listado de visitantes]</w:t>
       </w:r>
@@ -2768,11 +2915,13 @@
             <w:r>
               <w:rPr>
                 <w:b/>
+                <w:color w:val="1F4E79"/>
               </w:rPr>
             </w:r>
             <w:r>
               <w:rPr>
                 <w:b/>
+                <w:color w:val="1F4E79"/>
               </w:rPr>
               <w:t>Campo</w:t>
             </w:r>
@@ -2786,11 +2935,13 @@
             <w:r>
               <w:rPr>
                 <w:b/>
+                <w:color w:val="1F4E79"/>
               </w:rPr>
             </w:r>
             <w:r>
               <w:rPr>
                 <w:b/>
+                <w:color w:val="1F4E79"/>
               </w:rPr>
               <w:t>Obligatorio</w:t>
             </w:r>
@@ -2804,11 +2955,13 @@
             <w:r>
               <w:rPr>
                 <w:b/>
+                <w:color w:val="1F4E79"/>
               </w:rPr>
             </w:r>
             <w:r>
               <w:rPr>
                 <w:b/>
+                <w:color w:val="1F4E79"/>
               </w:rPr>
               <w:t>Regla</w:t>
             </w:r>
@@ -3063,8 +3216,11 @@
     </w:tbl>
     <w:p/>
     <w:p>
-      <w:r>
-        <w:t xml:space="preserve">&gt; La </w:t>
+      <w:pPr>
+        <w:ind w:left="360"/>
+      </w:pPr>
+      <w:r>
+        <w:t xml:space="preserve">La </w:t>
       </w:r>
       <w:r>
         <w:rPr>
@@ -3137,7 +3293,6 @@
       <w:r>
         <w:rPr>
           <w:rFonts w:ascii="Consolas" w:hAnsi="Consolas"/>
-          <w:color w:val="C7254E"/>
         </w:rPr>
         <w:t>[Foto: verificación de visitante]</w:t>
       </w:r>
@@ -3157,8 +3312,10 @@
       <w:pPr>
         <w:pStyle w:val="Heading3"/>
       </w:pPr>
-      <w:r/>
-      <w:r>
+      <w:r>
+        <w:rPr>
+          <w:color w:val="1F4E79"/>
+        </w:rPr>
         <w:t>6.3 Registro de visitas (Bitácora)</w:t>
       </w:r>
     </w:p>
@@ -3177,7 +3334,6 @@
       <w:r>
         <w:rPr>
           <w:rFonts w:ascii="Consolas" w:hAnsi="Consolas"/>
-          <w:color w:val="C7254E"/>
         </w:rPr>
         <w:t>[Foto: bitácora de visitas]</w:t>
       </w:r>
@@ -3232,11 +3388,13 @@
             <w:r>
               <w:rPr>
                 <w:b/>
+                <w:color w:val="1F4E79"/>
               </w:rPr>
             </w:r>
             <w:r>
               <w:rPr>
                 <w:b/>
+                <w:color w:val="1F4E79"/>
               </w:rPr>
               <w:t>Campo</w:t>
             </w:r>
@@ -3250,11 +3408,13 @@
             <w:r>
               <w:rPr>
                 <w:b/>
+                <w:color w:val="1F4E79"/>
               </w:rPr>
             </w:r>
             <w:r>
               <w:rPr>
                 <w:b/>
+                <w:color w:val="1F4E79"/>
               </w:rPr>
               <w:t>Obligatorio</w:t>
             </w:r>
@@ -3268,11 +3428,13 @@
             <w:r>
               <w:rPr>
                 <w:b/>
+                <w:color w:val="1F4E79"/>
               </w:rPr>
             </w:r>
             <w:r>
               <w:rPr>
                 <w:b/>
+                <w:color w:val="1F4E79"/>
               </w:rPr>
               <w:t>Regla</w:t>
             </w:r>
@@ -3584,7 +3746,6 @@
       <w:r>
         <w:rPr>
           <w:rFonts w:ascii="Consolas" w:hAnsi="Consolas"/>
-          <w:color w:val="C7254E"/>
         </w:rPr>
         <w:t>[Foto: nuevo registro de visita]</w:t>
       </w:r>
@@ -3604,8 +3765,10 @@
       <w:pPr>
         <w:pStyle w:val="Heading3"/>
       </w:pPr>
-      <w:r/>
-      <w:r>
+      <w:r>
+        <w:rPr>
+          <w:color w:val="1F4E79"/>
+        </w:rPr>
         <w:t>6.4 Liga de registro (autoservicio)</w:t>
       </w:r>
     </w:p>
@@ -3701,7 +3864,6 @@
       <w:r>
         <w:rPr>
           <w:rFonts w:ascii="Consolas" w:hAnsi="Consolas"/>
-          <w:color w:val="C7254E"/>
         </w:rPr>
         <w:t>[Foto: envío de liga de registro]</w:t>
       </w:r>
@@ -3721,7 +3883,6 @@
       <w:r>
         <w:rPr>
           <w:rFonts w:ascii="Consolas" w:hAnsi="Consolas"/>
-          <w:color w:val="C7254E"/>
         </w:rPr>
         <w:t>[Foto: registro desde la liga (visitante)]</w:t>
       </w:r>
@@ -3741,8 +3902,10 @@
       <w:pPr>
         <w:pStyle w:val="Heading3"/>
       </w:pPr>
-      <w:r/>
-      <w:r>
+      <w:r>
+        <w:rPr>
+          <w:color w:val="1F4E79"/>
+        </w:rPr>
         <w:t>6.5 Empleados</w:t>
       </w:r>
     </w:p>
@@ -3761,7 +3924,6 @@
       <w:r>
         <w:rPr>
           <w:rFonts w:ascii="Consolas" w:hAnsi="Consolas"/>
-          <w:color w:val="C7254E"/>
         </w:rPr>
         <w:t>[Foto: listado de empleados]</w:t>
       </w:r>
@@ -3816,11 +3978,13 @@
             <w:r>
               <w:rPr>
                 <w:b/>
+                <w:color w:val="1F4E79"/>
               </w:rPr>
             </w:r>
             <w:r>
               <w:rPr>
                 <w:b/>
+                <w:color w:val="1F4E79"/>
               </w:rPr>
               <w:t>Campo</w:t>
             </w:r>
@@ -3834,11 +3998,13 @@
             <w:r>
               <w:rPr>
                 <w:b/>
+                <w:color w:val="1F4E79"/>
               </w:rPr>
             </w:r>
             <w:r>
               <w:rPr>
                 <w:b/>
+                <w:color w:val="1F4E79"/>
               </w:rPr>
               <w:t>Obligatorio</w:t>
             </w:r>
@@ -3852,11 +4018,13 @@
             <w:r>
               <w:rPr>
                 <w:b/>
+                <w:color w:val="1F4E79"/>
               </w:rPr>
             </w:r>
             <w:r>
               <w:rPr>
                 <w:b/>
+                <w:color w:val="1F4E79"/>
               </w:rPr>
               <w:t>Regla</w:t>
             </w:r>
@@ -4101,7 +4269,7 @@
         <w:t>generación de QR</w:t>
       </w:r>
       <w:r>
-        <w:t xml:space="preserve"> y consulta desde </w:t>
+        <w:t xml:space="preserve">, consulta desde </w:t>
       </w:r>
       <w:r>
         <w:rPr>
@@ -4110,7 +4278,39 @@
         <w:t>Directorio</w:t>
       </w:r>
       <w:r>
-        <w:t>.</w:t>
+        <w:t xml:space="preserve"> y </w:t>
+      </w:r>
+      <w:r>
+        <w:rPr>
+          <w:b/>
+        </w:rPr>
+        <w:t>anonimización</w:t>
+      </w:r>
+      <w:r>
+        <w:t xml:space="preserve"> en la baja del empleado.</w:t>
+      </w:r>
+    </w:p>
+    <w:p>
+      <w:pPr>
+        <w:ind w:left="360"/>
+      </w:pPr>
+      <w:r>
+        <w:rPr>
+          <w:b/>
+        </w:rPr>
+        <w:t>Baja del empleado (PSI.05):</w:t>
+      </w:r>
+      <w:r>
+        <w:t xml:space="preserve"> al finalizar la relación del empleado, además de darlo de baja, el sistema permite </w:t>
+      </w:r>
+      <w:r>
+        <w:rPr>
+          <w:b/>
+        </w:rPr>
+        <w:t>anonimizar</w:t>
+      </w:r>
+      <w:r>
+        <w:t xml:space="preserve"> sus datos personales (correo, nombre y teléfono) sobrescribiéndolos de forma física para evitar su identificación y recuperación (ver 5.2).</w:t>
       </w:r>
     </w:p>
     <w:p>
@@ -4158,8 +4358,10 @@
       <w:pPr>
         <w:pStyle w:val="Heading3"/>
       </w:pPr>
-      <w:r/>
-      <w:r>
+      <w:r>
+        <w:rPr>
+          <w:color w:val="1F4E79"/>
+        </w:rPr>
         <w:t>6.6 Usuarios</w:t>
       </w:r>
     </w:p>
@@ -4178,7 +4380,6 @@
       <w:r>
         <w:rPr>
           <w:rFonts w:ascii="Consolas" w:hAnsi="Consolas"/>
-          <w:color w:val="C7254E"/>
         </w:rPr>
         <w:t>[Foto: listado de usuarios]</w:t>
       </w:r>
@@ -4233,11 +4434,13 @@
             <w:r>
               <w:rPr>
                 <w:b/>
+                <w:color w:val="1F4E79"/>
               </w:rPr>
             </w:r>
             <w:r>
               <w:rPr>
                 <w:b/>
+                <w:color w:val="1F4E79"/>
               </w:rPr>
               <w:t>Campo</w:t>
             </w:r>
@@ -4251,11 +4454,13 @@
             <w:r>
               <w:rPr>
                 <w:b/>
+                <w:color w:val="1F4E79"/>
               </w:rPr>
             </w:r>
             <w:r>
               <w:rPr>
                 <w:b/>
+                <w:color w:val="1F4E79"/>
               </w:rPr>
               <w:t>Obligatorio</w:t>
             </w:r>
@@ -4269,11 +4474,13 @@
             <w:r>
               <w:rPr>
                 <w:b/>
+                <w:color w:val="1F4E79"/>
               </w:rPr>
             </w:r>
             <w:r>
               <w:rPr>
                 <w:b/>
+                <w:color w:val="1F4E79"/>
               </w:rPr>
               <w:t>Regla</w:t>
             </w:r>
@@ -4535,8 +4742,10 @@
       <w:pPr>
         <w:pStyle w:val="Heading3"/>
       </w:pPr>
-      <w:r/>
-      <w:r>
+      <w:r>
+        <w:rPr>
+          <w:color w:val="1F4E79"/>
+        </w:rPr>
         <w:t>6.7 Control de acceso (Kiosco, Escáner QR, Eventos)</w:t>
       </w:r>
     </w:p>
@@ -4633,7 +4842,6 @@
       <w:r>
         <w:rPr>
           <w:rFonts w:ascii="Consolas" w:hAnsi="Consolas"/>
-          <w:color w:val="C7254E"/>
         </w:rPr>
         <w:t>[Foto: escáner QR validando un acceso]</w:t>
       </w:r>
@@ -4653,7 +4861,6 @@
       <w:r>
         <w:rPr>
           <w:rFonts w:ascii="Consolas" w:hAnsi="Consolas"/>
-          <w:color w:val="C7254E"/>
         </w:rPr>
         <w:t>[Foto: eventos de acceso]</w:t>
       </w:r>
@@ -4673,8 +4880,10 @@
       <w:pPr>
         <w:pStyle w:val="Heading3"/>
       </w:pPr>
-      <w:r/>
-      <w:r>
+      <w:r>
+        <w:rPr>
+          <w:color w:val="1F4E79"/>
+        </w:rPr>
         <w:t>6.8 Catálogos</w:t>
       </w:r>
     </w:p>
@@ -4720,7 +4929,6 @@
       <w:r>
         <w:rPr>
           <w:rFonts w:ascii="Consolas" w:hAnsi="Consolas"/>
-          <w:color w:val="C7254E"/>
         </w:rPr>
         <w:t>[Foto: catálogos]</w:t>
       </w:r>
@@ -4802,8 +5010,10 @@
       <w:pPr>
         <w:pStyle w:val="Heading3"/>
       </w:pPr>
-      <w:r/>
-      <w:r>
+      <w:r>
+        <w:rPr>
+          <w:color w:val="1F4E79"/>
+        </w:rPr>
         <w:t>6.9 Reportes</w:t>
       </w:r>
     </w:p>
@@ -4888,7 +5098,6 @@
       <w:r>
         <w:rPr>
           <w:rFonts w:ascii="Consolas" w:hAnsi="Consolas"/>
-          <w:color w:val="C7254E"/>
         </w:rPr>
         <w:t>[Foto: reportes con filtros]</w:t>
       </w:r>
@@ -4908,8 +5117,10 @@
       <w:pPr>
         <w:pStyle w:val="Heading3"/>
       </w:pPr>
-      <w:r/>
-      <w:r>
+      <w:r>
+        <w:rPr>
+          <w:color w:val="1F4E79"/>
+        </w:rPr>
         <w:t>6.10 Configuración</w:t>
       </w:r>
     </w:p>
@@ -4984,7 +5195,6 @@
       <w:r>
         <w:rPr>
           <w:rFonts w:ascii="Consolas" w:hAnsi="Consolas"/>
-          <w:color w:val="C7254E"/>
         </w:rPr>
         <w:t>[Foto: configuración general]</w:t>
       </w:r>
@@ -5001,8 +5211,11 @@
       </w:r>
     </w:p>
     <w:p>
-      <w:r>
-        <w:t xml:space="preserve">&gt; El detalle de esta sección se describe en el Manual de Administración </w:t>
+      <w:pPr>
+        <w:ind w:left="360"/>
+      </w:pPr>
+      <w:r>
+        <w:t xml:space="preserve">El detalle de esta sección se describe en el Manual de Administración </w:t>
       </w:r>
       <w:r>
         <w:rPr>
@@ -5018,8 +5231,10 @@
       <w:pPr>
         <w:pStyle w:val="Heading2"/>
       </w:pPr>
-      <w:r/>
-      <w:r>
+      <w:r>
+        <w:rPr>
+          <w:color w:val="1F4E79"/>
+        </w:rPr>
         <w:t>7. Ciclo de vida de una visita (estados)</w:t>
       </w:r>
     </w:p>
@@ -5048,11 +5263,13 @@
             <w:r>
               <w:rPr>
                 <w:b/>
+                <w:color w:val="1F4E79"/>
               </w:rPr>
             </w:r>
             <w:r>
               <w:rPr>
                 <w:b/>
+                <w:color w:val="1F4E79"/>
               </w:rPr>
               <w:t>Estado</w:t>
             </w:r>
@@ -5066,11 +5283,13 @@
             <w:r>
               <w:rPr>
                 <w:b/>
+                <w:color w:val="1F4E79"/>
               </w:rPr>
             </w:r>
             <w:r>
               <w:rPr>
                 <w:b/>
+                <w:color w:val="1F4E79"/>
               </w:rPr>
               <w:t>Significado</w:t>
             </w:r>
@@ -5084,11 +5303,13 @@
             <w:r>
               <w:rPr>
                 <w:b/>
+                <w:color w:val="1F4E79"/>
               </w:rPr>
             </w:r>
             <w:r>
               <w:rPr>
                 <w:b/>
+                <w:color w:val="1F4E79"/>
               </w:rPr>
               <w:t>Cómo se alcanza</w:t>
             </w:r>
@@ -5288,8 +5509,11 @@
     </w:tbl>
     <w:p/>
     <w:p>
-      <w:r>
-        <w:t xml:space="preserve">&gt; El estado avanza </w:t>
+      <w:pPr>
+        <w:ind w:left="360"/>
+      </w:pPr>
+      <w:r>
+        <w:t xml:space="preserve">El estado avanza </w:t>
       </w:r>
       <w:r>
         <w:rPr>
@@ -5305,7 +5529,6 @@
       <w:r>
         <w:rPr>
           <w:rFonts w:ascii="Consolas" w:hAnsi="Consolas"/>
-          <w:color w:val="C7254E"/>
         </w:rPr>
         <w:t>[Foto: secuencia de un registro desde su creación hasta su finalización]</w:t>
       </w:r>
@@ -5325,8 +5548,10 @@
       <w:pPr>
         <w:pStyle w:val="Heading2"/>
       </w:pPr>
-      <w:r/>
-      <w:r>
+      <w:r>
+        <w:rPr>
+          <w:color w:val="1F4E79"/>
+        </w:rPr>
         <w:t>8. Flujos principales</w:t>
       </w:r>
     </w:p>
@@ -5334,8 +5559,10 @@
       <w:pPr>
         <w:pStyle w:val="Heading3"/>
       </w:pPr>
-      <w:r/>
-      <w:r>
+      <w:r>
+        <w:rPr>
+          <w:color w:val="1F4E79"/>
+        </w:rPr>
         <w:t>8.1 Registro por recepción</w:t>
       </w:r>
     </w:p>
@@ -5384,8 +5611,10 @@
       <w:pPr>
         <w:pStyle w:val="Heading3"/>
       </w:pPr>
-      <w:r/>
-      <w:r>
+      <w:r>
+        <w:rPr>
+          <w:color w:val="1F4E79"/>
+        </w:rPr>
         <w:t>8.2 Registro por liga (autoservicio)</w:t>
       </w:r>
     </w:p>
@@ -5444,8 +5673,10 @@
       <w:pPr>
         <w:pStyle w:val="Heading3"/>
       </w:pPr>
-      <w:r/>
-      <w:r>
+      <w:r>
+        <w:rPr>
+          <w:color w:val="1F4E79"/>
+        </w:rPr>
         <w:t>8.3 Entrada y salida</w:t>
       </w:r>
     </w:p>
@@ -5521,8 +5752,10 @@
       <w:pPr>
         <w:pStyle w:val="Heading3"/>
       </w:pPr>
-      <w:r/>
-      <w:r>
+      <w:r>
+        <w:rPr>
+          <w:color w:val="1F4E79"/>
+        </w:rPr>
         <w:t>8.4 Cancelación / finalización</w:t>
       </w:r>
     </w:p>
@@ -5581,8 +5814,10 @@
       <w:pPr>
         <w:pStyle w:val="Heading2"/>
       </w:pPr>
-      <w:r/>
-      <w:r>
+      <w:r>
+        <w:rPr>
+          <w:color w:val="1F4E79"/>
+        </w:rPr>
         <w:t>9. Matriz de roles y funcionalidad</w:t>
       </w:r>
     </w:p>
@@ -5614,11 +5849,13 @@
             <w:r>
               <w:rPr>
                 <w:b/>
+                <w:color w:val="1F4E79"/>
               </w:rPr>
             </w:r>
             <w:r>
               <w:rPr>
                 <w:b/>
+                <w:color w:val="1F4E79"/>
               </w:rPr>
               <w:t>Funcionalidad</w:t>
             </w:r>
@@ -5632,11 +5869,13 @@
             <w:r>
               <w:rPr>
                 <w:b/>
+                <w:color w:val="1F4E79"/>
               </w:rPr>
             </w:r>
             <w:r>
               <w:rPr>
                 <w:b/>
+                <w:color w:val="1F4E79"/>
               </w:rPr>
               <w:t>Administrador</w:t>
             </w:r>
@@ -5650,11 +5889,13 @@
             <w:r>
               <w:rPr>
                 <w:b/>
+                <w:color w:val="1F4E79"/>
               </w:rPr>
             </w:r>
             <w:r>
               <w:rPr>
                 <w:b/>
+                <w:color w:val="1F4E79"/>
               </w:rPr>
               <w:t>Recepción</w:t>
             </w:r>
@@ -5668,11 +5909,13 @@
             <w:r>
               <w:rPr>
                 <w:b/>
+                <w:color w:val="1F4E79"/>
               </w:rPr>
             </w:r>
             <w:r>
               <w:rPr>
                 <w:b/>
+                <w:color w:val="1F4E79"/>
               </w:rPr>
               <w:t>Interno</w:t>
             </w:r>
@@ -5686,11 +5929,13 @@
             <w:r>
               <w:rPr>
                 <w:b/>
+                <w:color w:val="1F4E79"/>
               </w:rPr>
             </w:r>
             <w:r>
               <w:rPr>
                 <w:b/>
+                <w:color w:val="1F4E79"/>
               </w:rPr>
               <w:t>Reportes</w:t>
             </w:r>
@@ -5704,11 +5949,13 @@
             <w:r>
               <w:rPr>
                 <w:b/>
+                <w:color w:val="1F4E79"/>
               </w:rPr>
             </w:r>
             <w:r>
               <w:rPr>
                 <w:b/>
+                <w:color w:val="1F4E79"/>
               </w:rPr>
               <w:t>Tablet</w:t>
             </w:r>
@@ -6398,16 +6645,21 @@
     </w:tbl>
     <w:p/>
     <w:p>
-      <w:r>
-        <w:t>&gt; "Parcial / Asociadas / Consulta" indica acceso limitado a ciertas acciones o a los registros propios. El detalle exacto se define en la configuración de permisos (ver MA-RE-001).</w:t>
+      <w:pPr>
+        <w:ind w:left="360"/>
+      </w:pPr>
+      <w:r>
+        <w:t>"Parcial / Asociadas / Consulta" indica acceso limitado a ciertas acciones o a los registros propios. El detalle exacto se define en la configuración de permisos (ver MA-RE-001).</w:t>
       </w:r>
     </w:p>
     <w:p>
       <w:pPr>
         <w:pStyle w:val="Heading2"/>
       </w:pPr>
-      <w:r/>
-      <w:r>
+      <w:r>
+        <w:rPr>
+          <w:color w:val="1F4E79"/>
+        </w:rPr>
         <w:t>10. Extensibilidad (módulos opcionales)</w:t>
       </w:r>
     </w:p>
@@ -6474,16 +6726,21 @@
       </w:r>
     </w:p>
     <w:p>
-      <w:r>
-        <w:t>&gt; Cuando un cliente contrata un módulo opcional, se entrega esta base junto con el documento del módulo correspondiente.</w:t>
+      <w:pPr>
+        <w:ind w:left="360"/>
+      </w:pPr>
+      <w:r>
+        <w:t>Cuando un cliente contrata un módulo opcional, se entrega esta base junto con el documento del módulo correspondiente.</w:t>
       </w:r>
     </w:p>
     <w:p>
       <w:pPr>
         <w:pStyle w:val="Heading2"/>
       </w:pPr>
-      <w:r/>
-      <w:r>
+      <w:r>
+        <w:rPr>
+          <w:color w:val="1F4E79"/>
+        </w:rPr>
         <w:t>11. Control documental</w:t>
       </w:r>
     </w:p>
@@ -6510,11 +6767,13 @@
             <w:r>
               <w:rPr>
                 <w:b/>
+                <w:color w:val="1F4E79"/>
               </w:rPr>
             </w:r>
             <w:r>
               <w:rPr>
                 <w:b/>
+                <w:color w:val="1F4E79"/>
               </w:rPr>
               <w:t>Documento</w:t>
             </w:r>
@@ -6528,11 +6787,13 @@
             <w:r>
               <w:rPr>
                 <w:b/>
+                <w:color w:val="1F4E79"/>
               </w:rPr>
             </w:r>
             <w:r>
               <w:rPr>
                 <w:b/>
+                <w:color w:val="1F4E79"/>
               </w:rPr>
               <w:t>Código</w:t>
             </w:r>
@@ -6546,11 +6807,13 @@
             <w:r>
               <w:rPr>
                 <w:b/>
+                <w:color w:val="1F4E79"/>
               </w:rPr>
             </w:r>
             <w:r>
               <w:rPr>
                 <w:b/>
+                <w:color w:val="1F4E79"/>
               </w:rPr>
               <w:t>Versión</w:t>
             </w:r>
@@ -6564,11 +6827,13 @@
             <w:r>
               <w:rPr>
                 <w:b/>
+                <w:color w:val="1F4E79"/>
               </w:rPr>
             </w:r>
             <w:r>
               <w:rPr>
                 <w:b/>
+                <w:color w:val="1F4E79"/>
               </w:rPr>
               <w:t>Fecha</w:t>
             </w:r>
@@ -6582,11 +6847,13 @@
             <w:r>
               <w:rPr>
                 <w:b/>
+                <w:color w:val="1F4E79"/>
               </w:rPr>
             </w:r>
             <w:r>
               <w:rPr>
                 <w:b/>
+                <w:color w:val="1F4E79"/>
               </w:rPr>
               <w:t>Responsable</w:t>
             </w:r>
@@ -6600,11 +6867,13 @@
             <w:r>
               <w:rPr>
                 <w:b/>
+                <w:color w:val="1F4E79"/>
               </w:rPr>
             </w:r>
             <w:r>
               <w:rPr>
                 <w:b/>
+                <w:color w:val="1F4E79"/>
               </w:rPr>
               <w:t>Estado</w:t>
             </w:r>

--- a/documentacion/word/RecepcionElectronica/DF-RE-001-Funcional.docx
+++ b/documentacion/word/RecepcionElectronica/DF-RE-001-Funcional.docx
@@ -847,14 +847,6 @@
       </w:pPr>
       <w:r>
         <w:t>Ilustración 16. Configuración general</w:t>
-      </w:r>
-    </w:p>
-    <w:p>
-      <w:pPr>
-        <w:pStyle w:val="Listaconvietas"/>
-      </w:pPr>
-      <w:r>
-        <w:t>Ilustración 17. Ciclo de vida de una visita (creación a finalización)</w:t>
       </w:r>
     </w:p>
     <w:p>
@@ -2918,6 +2910,7 @@
       <w:r>
         <w:rPr>
           <w:b/>
+          <w:noProof/>
         </w:rPr>
         <w:drawing>
           <wp:inline distT="0" distB="0" distL="0" distR="0" wp14:anchorId="704B0668" wp14:editId="0229D54E">
@@ -3004,6 +2997,7 @@
       <w:r>
         <w:rPr>
           <w:b/>
+          <w:noProof/>
         </w:rPr>
         <w:drawing>
           <wp:inline distT="0" distB="0" distL="0" distR="0" wp14:anchorId="0B63F5EC" wp14:editId="3CFD75EA">
@@ -3495,6 +3489,7 @@
       <w:r>
         <w:rPr>
           <w:b/>
+          <w:noProof/>
         </w:rPr>
         <w:drawing>
           <wp:inline distT="0" distB="0" distL="0" distR="0" wp14:anchorId="2EA2B0DF" wp14:editId="5A62BF73">
@@ -3599,6 +3594,7 @@
       <w:r>
         <w:rPr>
           <w:b/>
+          <w:noProof/>
         </w:rPr>
         <w:drawing>
           <wp:inline distT="0" distB="0" distL="0" distR="0" wp14:anchorId="6B89697B" wp14:editId="67BF3E54">
@@ -4150,6 +4146,7 @@
       <w:r>
         <w:rPr>
           <w:rFonts w:ascii="Consolas" w:hAnsi="Consolas"/>
+          <w:noProof/>
         </w:rPr>
         <w:drawing>
           <wp:inline distT="0" distB="0" distL="0" distR="0" wp14:anchorId="3E52116D" wp14:editId="225A3215">
@@ -4718,6 +4715,7 @@
       <w:r>
         <w:rPr>
           <w:b/>
+          <w:noProof/>
         </w:rPr>
         <w:drawing>
           <wp:inline distT="0" distB="0" distL="0" distR="0" wp14:anchorId="093AFCE2" wp14:editId="10093B7F">
@@ -4778,6 +4776,7 @@
       <w:r>
         <w:rPr>
           <w:b/>
+          <w:noProof/>
         </w:rPr>
         <w:lastRenderedPageBreak/>
         <w:drawing>
@@ -4870,41 +4869,60 @@
         <w:t>empresas, pisos, accesos, puestos, departamentos y cubículos</w:t>
       </w:r>
       <w:r>
-        <w:t xml:space="preserve">. Los catálogos de </w:t>
-      </w:r>
-      <w:r>
-        <w:rPr>
-          <w:b/>
-        </w:rPr>
-        <w:t>horarios</w:t>
-      </w:r>
-      <w:r>
-        <w:t xml:space="preserve"> y </w:t>
-      </w:r>
-      <w:r>
-        <w:rPr>
-          <w:b/>
-        </w:rPr>
-        <w:t>pases</w:t>
-      </w:r>
-      <w:r>
-        <w:t xml:space="preserve"> existen como componentes operativos cuando la instalación los mantiene habilitados.</w:t>
+        <w:t xml:space="preserve">. </w:t>
       </w:r>
     </w:p>
     <w:p>
       <w:pPr>
-        <w:jc w:val="both"/>
-      </w:pPr>
-      <w:r>
-        <w:rPr>
-          <w:rFonts w:ascii="Consolas" w:hAnsi="Consolas"/>
-        </w:rPr>
-        <w:t>[Foto: catálogos]</w:t>
+        <w:jc w:val="center"/>
+        <w:rPr>
+          <w:b/>
+        </w:rPr>
+      </w:pPr>
+      <w:r>
+        <w:rPr>
+          <w:b/>
+        </w:rPr>
+        <w:drawing>
+          <wp:inline distT="0" distB="0" distL="0" distR="0" wp14:anchorId="7B2358C8" wp14:editId="1A10DD54">
+            <wp:extent cx="1181100" cy="3802423"/>
+            <wp:effectExtent l="0" t="0" r="0" b="7620"/>
+            <wp:docPr id="1069936367" name="Imagen 1"/>
+            <wp:cNvGraphicFramePr>
+              <a:graphicFrameLocks xmlns:a="http://schemas.openxmlformats.org/drawingml/2006/main" noChangeAspect="1"/>
+            </wp:cNvGraphicFramePr>
+            <a:graphic xmlns:a="http://schemas.openxmlformats.org/drawingml/2006/main">
+              <a:graphicData uri="http://schemas.openxmlformats.org/drawingml/2006/picture">
+                <pic:pic xmlns:pic="http://schemas.openxmlformats.org/drawingml/2006/picture">
+                  <pic:nvPicPr>
+                    <pic:cNvPr id="1069936367" name=""/>
+                    <pic:cNvPicPr/>
+                  </pic:nvPicPr>
+                  <pic:blipFill>
+                    <a:blip r:embed="rId16"/>
+                    <a:stretch>
+                      <a:fillRect/>
+                    </a:stretch>
+                  </pic:blipFill>
+                  <pic:spPr>
+                    <a:xfrm>
+                      <a:off x="0" y="0"/>
+                      <a:ext cx="1186126" cy="3818604"/>
+                    </a:xfrm>
+                    <a:prstGeom prst="rect">
+                      <a:avLst/>
+                    </a:prstGeom>
+                  </pic:spPr>
+                </pic:pic>
+              </a:graphicData>
+            </a:graphic>
+          </wp:inline>
+        </w:drawing>
       </w:r>
     </w:p>
     <w:p>
       <w:pPr>
-        <w:jc w:val="both"/>
+        <w:jc w:val="center"/>
       </w:pPr>
       <w:r>
         <w:rPr>
@@ -4924,10 +4942,11 @@
         <w:rPr>
           <w:b/>
         </w:rPr>
+        <w:lastRenderedPageBreak/>
         <w:t>Acciones sobre cada registro:</w:t>
       </w:r>
       <w:r>
-        <w:t xml:space="preserve"> Ver, Editar, Activar/Inactivar, Eliminar.</w:t>
+        <w:t xml:space="preserve"> Ver, Editar, Activar/Inactivar.</w:t>
       </w:r>
     </w:p>
     <w:p>
@@ -4938,7 +4957,19 @@
         <w:rPr>
           <w:b/>
         </w:rPr>
-        <w:t>Reglas particulares:</w:t>
+        <w:t>Regla</w:t>
+      </w:r>
+      <w:r>
+        <w:rPr>
+          <w:b/>
+        </w:rPr>
+        <w:t xml:space="preserve"> </w:t>
+      </w:r>
+      <w:r>
+        <w:rPr>
+          <w:b/>
+        </w:rPr>
+        <w:t>particular:</w:t>
       </w:r>
     </w:p>
     <w:p>
@@ -4961,319 +4992,216 @@
     </w:p>
     <w:p>
       <w:pPr>
+        <w:pStyle w:val="Ttulo3"/>
+        <w:jc w:val="both"/>
+      </w:pPr>
+      <w:r>
+        <w:rPr>
+          <w:color w:val="1F4E79"/>
+        </w:rPr>
+        <w:t>6.</w:t>
+      </w:r>
+      <w:r>
+        <w:rPr>
+          <w:color w:val="1F4E79"/>
+        </w:rPr>
+        <w:t>7</w:t>
+      </w:r>
+      <w:r>
+        <w:rPr>
+          <w:color w:val="1F4E79"/>
+        </w:rPr>
+        <w:t xml:space="preserve"> Configuración</w:t>
+      </w:r>
+    </w:p>
+    <w:p>
+      <w:pPr>
+        <w:jc w:val="both"/>
+      </w:pPr>
+      <w:r>
+        <w:rPr>
+          <w:b/>
+        </w:rPr>
+        <w:t>Propósito:</w:t>
+      </w:r>
+      <w:r>
+        <w:t xml:space="preserve"> definir el comportamiento global del sistema (rol Administrador).</w:t>
+      </w:r>
+    </w:p>
+    <w:p>
+      <w:pPr>
+        <w:jc w:val="both"/>
+      </w:pPr>
+      <w:r>
+        <w:rPr>
+          <w:b/>
+        </w:rPr>
+        <w:t>Comportamiento:</w:t>
+      </w:r>
+    </w:p>
+    <w:p>
+      <w:pPr>
         <w:pStyle w:val="Listaconvietas"/>
         <w:jc w:val="both"/>
       </w:pPr>
       <w:r>
-        <w:t xml:space="preserve">Antes de </w:t>
-      </w:r>
-      <w:r>
-        <w:rPr>
-          <w:b/>
-        </w:rPr>
-        <w:t>eliminar</w:t>
-      </w:r>
-      <w:r>
-        <w:t xml:space="preserve"> un elemento en uso, lo recomendable es </w:t>
-      </w:r>
-      <w:r>
-        <w:rPr>
-          <w:b/>
-        </w:rPr>
-        <w:t>Inactivarlo</w:t>
-      </w:r>
-      <w:r>
-        <w:t xml:space="preserve"> para no afectar a la información que lo referencia.</w:t>
+        <w:t>Parámetros generales: nombre de la aplicación, tema visual, zona horaria</w:t>
+      </w:r>
+      <w:r>
+        <w:t xml:space="preserve"> y</w:t>
+      </w:r>
+      <w:r>
+        <w:t xml:space="preserve"> correo.</w:t>
       </w:r>
     </w:p>
     <w:p>
       <w:pPr>
-        <w:pStyle w:val="Ttulo3"/>
+        <w:pStyle w:val="Listaconvietas"/>
         <w:jc w:val="both"/>
       </w:pPr>
       <w:r>
-        <w:rPr>
-          <w:color w:val="1F4E79"/>
-        </w:rPr>
-        <w:t>6.</w:t>
-      </w:r>
-      <w:r>
-        <w:rPr>
-          <w:color w:val="1F4E79"/>
-        </w:rPr>
-        <w:t>7</w:t>
-      </w:r>
-      <w:r>
-        <w:rPr>
-          <w:color w:val="1F4E79"/>
-        </w:rPr>
-        <w:t xml:space="preserve"> Reportes</w:t>
+        <w:t xml:space="preserve">Administración de </w:t>
+      </w:r>
+      <w:r>
+        <w:rPr>
+          <w:b/>
+        </w:rPr>
+        <w:t>permisos por rol</w:t>
+      </w:r>
+      <w:r>
+        <w:t xml:space="preserve"> y </w:t>
+      </w:r>
+      <w:r>
+        <w:rPr>
+          <w:b/>
+        </w:rPr>
+        <w:t>roles personalizados</w:t>
+      </w:r>
+      <w:r>
+        <w:t>.</w:t>
       </w:r>
     </w:p>
     <w:p>
       <w:pPr>
+        <w:pStyle w:val="Listaconvietas"/>
         <w:jc w:val="both"/>
       </w:pPr>
       <w:r>
         <w:rPr>
           <w:b/>
         </w:rPr>
-        <w:t>Propósito:</w:t>
-      </w:r>
-      <w:r>
-        <w:t xml:space="preserve"> consultar y exportar la información operativa.</w:t>
+        <w:t>Activación/desactivación de módulos opcionales</w:t>
+      </w:r>
+      <w:r>
+        <w:t>.</w:t>
       </w:r>
     </w:p>
     <w:p>
       <w:pPr>
         <w:jc w:val="both"/>
-      </w:pPr>
-      <w:r>
         <w:rPr>
           <w:b/>
         </w:rPr>
-        <w:t>Comportamiento:</w:t>
-      </w:r>
+      </w:pPr>
     </w:p>
     <w:p>
       <w:pPr>
-        <w:pStyle w:val="Listaconvietas"/>
         <w:jc w:val="both"/>
       </w:pPr>
       <w:r>
-        <w:t xml:space="preserve">Reportes de </w:t>
-      </w:r>
-      <w:r>
         <w:rPr>
           <w:b/>
         </w:rPr>
-        <w:t>visitas, eventos y horas</w:t>
-      </w:r>
-      <w:r>
-        <w:t xml:space="preserve"> con </w:t>
+        <w:drawing>
+          <wp:inline distT="0" distB="0" distL="0" distR="0" wp14:anchorId="77380A6A" wp14:editId="3BF476C6">
+            <wp:extent cx="5486400" cy="2933065"/>
+            <wp:effectExtent l="0" t="0" r="0" b="0"/>
+            <wp:docPr id="594474167" name="Imagen 1"/>
+            <wp:cNvGraphicFramePr>
+              <a:graphicFrameLocks xmlns:a="http://schemas.openxmlformats.org/drawingml/2006/main" noChangeAspect="1"/>
+            </wp:cNvGraphicFramePr>
+            <a:graphic xmlns:a="http://schemas.openxmlformats.org/drawingml/2006/main">
+              <a:graphicData uri="http://schemas.openxmlformats.org/drawingml/2006/picture">
+                <pic:pic xmlns:pic="http://schemas.openxmlformats.org/drawingml/2006/picture">
+                  <pic:nvPicPr>
+                    <pic:cNvPr id="594474167" name=""/>
+                    <pic:cNvPicPr/>
+                  </pic:nvPicPr>
+                  <pic:blipFill>
+                    <a:blip r:embed="rId17"/>
+                    <a:stretch>
+                      <a:fillRect/>
+                    </a:stretch>
+                  </pic:blipFill>
+                  <pic:spPr>
+                    <a:xfrm>
+                      <a:off x="0" y="0"/>
+                      <a:ext cx="5486400" cy="2933065"/>
+                    </a:xfrm>
+                    <a:prstGeom prst="rect">
+                      <a:avLst/>
+                    </a:prstGeom>
+                  </pic:spPr>
+                </pic:pic>
+              </a:graphicData>
+            </a:graphic>
+          </wp:inline>
+        </w:drawing>
       </w:r>
       <w:r>
         <w:rPr>
           <w:b/>
         </w:rPr>
-        <w:t>filtros</w:t>
-      </w:r>
-      <w:r>
-        <w:t xml:space="preserve"> (fecha, acceso, anfitrión, visitante, estado, etc.).</w:t>
+        <w:t xml:space="preserve"> </w:t>
+      </w:r>
+      <w:r>
+        <w:rPr>
+          <w:b/>
+        </w:rPr>
+        <w:t>Ilustración 16.</w:t>
+      </w:r>
+      <w:r>
+        <w:t xml:space="preserve"> Configuración general</w:t>
       </w:r>
     </w:p>
     <w:p>
       <w:pPr>
-        <w:pStyle w:val="Listaconvietas"/>
+        <w:ind w:left="360"/>
         <w:jc w:val="both"/>
       </w:pPr>
       <w:r>
+        <w:t xml:space="preserve">El detalle de esta sección se describe en el Manual de Administración </w:t>
+      </w:r>
+      <w:r>
         <w:rPr>
           <w:b/>
         </w:rPr>
-        <w:t>Exportación</w:t>
-      </w:r>
-      <w:r>
-        <w:t xml:space="preserve"> a </w:t>
-      </w:r>
-      <w:r>
-        <w:rPr>
-          <w:b/>
-        </w:rPr>
-        <w:t>PDF</w:t>
-      </w:r>
-      <w:r>
-        <w:t xml:space="preserve"> y </w:t>
-      </w:r>
-      <w:r>
-        <w:rPr>
-          <w:b/>
-        </w:rPr>
-        <w:t>Excel</w:t>
-      </w:r>
-      <w:r>
-        <w:t>, respetando los permisos del usuario que los genera.</w:t>
+        <w:t>MA-RE-001</w:t>
+      </w:r>
+      <w:r>
+        <w:t>.</w:t>
       </w:r>
     </w:p>
     <w:p>
       <w:pPr>
-        <w:jc w:val="both"/>
-      </w:pPr>
-      <w:r>
-        <w:rPr>
-          <w:rFonts w:ascii="Consolas" w:hAnsi="Consolas"/>
-        </w:rPr>
-        <w:t>[Foto: reportes con filtros]</w:t>
+        <w:rPr>
+          <w:rFonts w:asciiTheme="majorHAnsi" w:eastAsiaTheme="majorEastAsia" w:hAnsiTheme="majorHAnsi" w:cstheme="majorBidi"/>
+          <w:b/>
+          <w:bCs/>
+          <w:color w:val="1F4E79"/>
+          <w:sz w:val="26"/>
+          <w:szCs w:val="26"/>
+        </w:rPr>
+      </w:pPr>
+      <w:r>
+        <w:rPr>
+          <w:color w:val="1F4E79"/>
+        </w:rPr>
+        <w:br w:type="page"/>
       </w:r>
     </w:p>
     <w:p>
       <w:pPr>
-        <w:jc w:val="both"/>
-      </w:pPr>
-      <w:r>
-        <w:rPr>
-          <w:b/>
-        </w:rPr>
-        <w:lastRenderedPageBreak/>
-        <w:t>Ilustración 15.</w:t>
-      </w:r>
-      <w:r>
-        <w:t xml:space="preserve"> Reportes con filtros</w:t>
-      </w:r>
-    </w:p>
-    <w:p>
-      <w:pPr>
-        <w:pStyle w:val="Ttulo3"/>
-        <w:jc w:val="both"/>
-      </w:pPr>
-      <w:r>
-        <w:rPr>
-          <w:color w:val="1F4E79"/>
-        </w:rPr>
-        <w:t>6.</w:t>
-      </w:r>
-      <w:r>
-        <w:rPr>
-          <w:color w:val="1F4E79"/>
-        </w:rPr>
-        <w:t>8</w:t>
-      </w:r>
-      <w:r>
-        <w:rPr>
-          <w:color w:val="1F4E79"/>
-        </w:rPr>
-        <w:t xml:space="preserve"> Configuración</w:t>
-      </w:r>
-    </w:p>
-    <w:p>
-      <w:pPr>
-        <w:jc w:val="both"/>
-      </w:pPr>
-      <w:r>
-        <w:rPr>
-          <w:b/>
-        </w:rPr>
-        <w:t>Propósito:</w:t>
-      </w:r>
-      <w:r>
-        <w:t xml:space="preserve"> definir el comportamiento global del sistema (rol Administrador).</w:t>
-      </w:r>
-    </w:p>
-    <w:p>
-      <w:pPr>
-        <w:jc w:val="both"/>
-      </w:pPr>
-      <w:r>
-        <w:rPr>
-          <w:b/>
-        </w:rPr>
-        <w:t>Comportamiento:</w:t>
-      </w:r>
-    </w:p>
-    <w:p>
-      <w:pPr>
-        <w:pStyle w:val="Listaconvietas"/>
-        <w:jc w:val="both"/>
-      </w:pPr>
-      <w:r>
-        <w:t xml:space="preserve">Parámetros generales: nombre de la aplicación, tema visual, zona horaria, correo, tiempos (p. ej. </w:t>
-      </w:r>
-      <w:proofErr w:type="spellStart"/>
-      <w:r>
-        <w:t>auto-cancelación</w:t>
-      </w:r>
-      <w:proofErr w:type="spellEnd"/>
-      <w:r>
-        <w:t xml:space="preserve"> de registros) y documentos requeridos.</w:t>
-      </w:r>
-    </w:p>
-    <w:p>
-      <w:pPr>
-        <w:pStyle w:val="Listaconvietas"/>
-        <w:jc w:val="both"/>
-      </w:pPr>
-      <w:r>
-        <w:t xml:space="preserve">Administración de </w:t>
-      </w:r>
-      <w:r>
-        <w:rPr>
-          <w:b/>
-        </w:rPr>
-        <w:t>permisos por rol</w:t>
-      </w:r>
-      <w:r>
-        <w:t xml:space="preserve"> y </w:t>
-      </w:r>
-      <w:r>
-        <w:rPr>
-          <w:b/>
-        </w:rPr>
-        <w:t>roles personalizados</w:t>
-      </w:r>
-      <w:r>
-        <w:t>.</w:t>
-      </w:r>
-    </w:p>
-    <w:p>
-      <w:pPr>
-        <w:pStyle w:val="Listaconvietas"/>
-        <w:jc w:val="both"/>
-      </w:pPr>
-      <w:r>
-        <w:rPr>
-          <w:b/>
-        </w:rPr>
-        <w:t>Activación/desactivación de módulos opcionales</w:t>
-      </w:r>
-      <w:r>
-        <w:t>.</w:t>
-      </w:r>
-    </w:p>
-    <w:p>
-      <w:pPr>
-        <w:jc w:val="both"/>
-      </w:pPr>
-      <w:r>
-        <w:rPr>
-          <w:rFonts w:ascii="Consolas" w:hAnsi="Consolas"/>
-        </w:rPr>
-        <w:t>[Foto: configuración general]</w:t>
-      </w:r>
-    </w:p>
-    <w:p>
-      <w:pPr>
-        <w:jc w:val="both"/>
-      </w:pPr>
-      <w:r>
-        <w:rPr>
-          <w:b/>
-        </w:rPr>
-        <w:t>Ilustración 16.</w:t>
-      </w:r>
-      <w:r>
-        <w:t xml:space="preserve"> Configuración general</w:t>
-      </w:r>
-    </w:p>
-    <w:p>
-      <w:pPr>
-        <w:ind w:left="360"/>
-        <w:jc w:val="both"/>
-      </w:pPr>
-      <w:r>
-        <w:t xml:space="preserve">El detalle de esta sección se describe en el Manual de Administración </w:t>
-      </w:r>
-      <w:r>
-        <w:rPr>
-          <w:b/>
-        </w:rPr>
-        <w:t>MA-RE-001</w:t>
-      </w:r>
-      <w:r>
-        <w:t>.</w:t>
-      </w:r>
-    </w:p>
-    <w:p>
-      <w:pPr>
         <w:pStyle w:val="Ttulo2"/>
         <w:jc w:val="both"/>
       </w:pPr>
@@ -5281,6 +5209,7 @@
         <w:rPr>
           <w:color w:val="1F4E79"/>
         </w:rPr>
+        <w:lastRenderedPageBreak/>
         <w:t>7. Ciclo de vida de una visita (estados)</w:t>
       </w:r>
     </w:p>
@@ -5517,59 +5446,18 @@
               <w:cnfStyle w:val="000000010000" w:firstRow="0" w:lastRow="0" w:firstColumn="0" w:lastColumn="0" w:oddVBand="0" w:evenVBand="0" w:oddHBand="0" w:evenHBand="1" w:firstRowFirstColumn="0" w:firstRowLastColumn="0" w:lastRowFirstColumn="0" w:lastRowLastColumn="0"/>
             </w:pPr>
             <w:r>
-              <w:t>Manualmente (Finalizar) o automáticamente al registrar la salida.</w:t>
-            </w:r>
-          </w:p>
-        </w:tc>
-      </w:tr>
-      <w:tr>
-        <w:trPr>
-          <w:cnfStyle w:val="000000100000" w:firstRow="0" w:lastRow="0" w:firstColumn="0" w:lastColumn="0" w:oddVBand="0" w:evenVBand="0" w:oddHBand="1" w:evenHBand="0" w:firstRowFirstColumn="0" w:firstRowLastColumn="0" w:lastRowFirstColumn="0" w:lastRowLastColumn="0"/>
-        </w:trPr>
-        <w:tc>
-          <w:tcPr>
-            <w:cnfStyle w:val="001000000000" w:firstRow="0" w:lastRow="0" w:firstColumn="1" w:lastColumn="0" w:oddVBand="0" w:evenVBand="0" w:oddHBand="0" w:evenHBand="0" w:firstRowFirstColumn="0" w:firstRowLastColumn="0" w:lastRowFirstColumn="0" w:lastRowLastColumn="0"/>
-            <w:tcW w:w="2880" w:type="dxa"/>
-          </w:tcPr>
-          <w:p>
-            <w:r>
-              <w:t>Cancelada</w:t>
-            </w:r>
-          </w:p>
-        </w:tc>
-        <w:tc>
-          <w:tcPr>
-            <w:tcW w:w="2880" w:type="dxa"/>
-          </w:tcPr>
-          <w:p>
-            <w:pPr>
-              <w:cnfStyle w:val="000000100000" w:firstRow="0" w:lastRow="0" w:firstColumn="0" w:lastColumn="0" w:oddVBand="0" w:evenVBand="0" w:oddHBand="1" w:evenHBand="0" w:firstRowFirstColumn="0" w:firstRowLastColumn="0" w:lastRowFirstColumn="0" w:lastRowLastColumn="0"/>
-            </w:pPr>
-            <w:r>
-              <w:t>La visita se anuló antes de completarse.</w:t>
-            </w:r>
-          </w:p>
-        </w:tc>
-        <w:tc>
-          <w:tcPr>
-            <w:tcW w:w="2880" w:type="dxa"/>
-          </w:tcPr>
-          <w:p>
-            <w:pPr>
-              <w:cnfStyle w:val="000000100000" w:firstRow="0" w:lastRow="0" w:firstColumn="0" w:lastColumn="0" w:oddVBand="0" w:evenVBand="0" w:oddHBand="1" w:evenHBand="0" w:firstRowFirstColumn="0" w:firstRowLastColumn="0" w:lastRowFirstColumn="0" w:lastRowLastColumn="0"/>
-            </w:pPr>
-            <w:r>
-              <w:t>Mediante la acción Cancelar.</w:t>
+              <w:t>A</w:t>
+            </w:r>
+            <w:r>
+              <w:t>l registrar la salida.</w:t>
             </w:r>
           </w:p>
         </w:tc>
       </w:tr>
     </w:tbl>
-    <w:p/>
     <w:p>
       <w:pPr>
-        <w:ind w:left="360"/>
-        <w:jc w:val="both"/>
+        <w:jc w:val="center"/>
       </w:pPr>
       <w:r>
         <w:t xml:space="preserve">El estado avanza </w:t>
@@ -5581,49 +5469,82 @@
         <w:t>automáticamente</w:t>
       </w:r>
       <w:r>
-        <w:t xml:space="preserve"> conforme ocurren los eventos de acceso; algunas transiciones (Cancelar, Finalizar) son acciones manuales del usuario.</w:t>
+        <w:t xml:space="preserve"> conforme ocurren los eventos de acceso</w:t>
+      </w:r>
+      <w:r>
+        <w:t>.</w:t>
       </w:r>
     </w:p>
     <w:p>
       <w:pPr>
+        <w:pStyle w:val="Ttulo2"/>
         <w:jc w:val="both"/>
       </w:pPr>
       <w:r>
         <w:rPr>
-          <w:rFonts w:ascii="Consolas" w:hAnsi="Consolas"/>
-        </w:rPr>
-        <w:t>[Foto: secuencia de un registro desde su creación hasta su finalización]</w:t>
+          <w:color w:val="1F4E79"/>
+        </w:rPr>
+        <w:t>8. Flujos principales</w:t>
       </w:r>
     </w:p>
     <w:p>
       <w:pPr>
+        <w:pStyle w:val="Ttulo3"/>
+        <w:numPr>
+          <w:ilvl w:val="1"/>
+          <w:numId w:val="10"/>
+        </w:numPr>
         <w:jc w:val="both"/>
       </w:pPr>
       <w:r>
         <w:rPr>
-          <w:b/>
-        </w:rPr>
-        <w:t>Ilustración 17.</w:t>
-      </w:r>
-      <w:r>
-        <w:t xml:space="preserve"> Ciclo de vida de una visita (creación a finalización)</w:t>
+          <w:color w:val="1F4E79"/>
+        </w:rPr>
+        <w:t>Registro por recepción</w:t>
       </w:r>
     </w:p>
     <w:p>
       <w:pPr>
-        <w:pStyle w:val="Ttulo2"/>
+        <w:pStyle w:val="Listaconnmeros"/>
+        <w:numPr>
+          <w:ilvl w:val="0"/>
+          <w:numId w:val="11"/>
+        </w:numPr>
         <w:jc w:val="both"/>
       </w:pPr>
       <w:r>
-        <w:rPr>
-          <w:color w:val="1F4E79"/>
-        </w:rPr>
-        <w:lastRenderedPageBreak/>
-        <w:t>8. Flujos principales</w:t>
+        <w:t>El usuario inicia sesión.</w:t>
       </w:r>
     </w:p>
     <w:p>
       <w:pPr>
+        <w:pStyle w:val="Listaconnmeros"/>
+        <w:jc w:val="both"/>
+      </w:pPr>
+      <w:r>
+        <w:t>Crea una visita desde Visitantes y captura datos.</w:t>
+      </w:r>
+    </w:p>
+    <w:p>
+      <w:pPr>
+        <w:pStyle w:val="Listaconnmeros"/>
+        <w:jc w:val="both"/>
+      </w:pPr>
+      <w:r>
+        <w:t>El sistema valida la información y crea el registro.</w:t>
+      </w:r>
+    </w:p>
+    <w:p>
+      <w:pPr>
+        <w:pStyle w:val="Listaconnmeros"/>
+        <w:jc w:val="both"/>
+      </w:pPr>
+      <w:r>
+        <w:t>Se notifica por correo al visitante.</w:t>
+      </w:r>
+    </w:p>
+    <w:p>
+      <w:pPr>
         <w:pStyle w:val="Ttulo3"/>
         <w:jc w:val="both"/>
       </w:pPr>
@@ -5631,7 +5552,19 @@
         <w:rPr>
           <w:color w:val="1F4E79"/>
         </w:rPr>
-        <w:t>8.1 Registro por recepción</w:t>
+        <w:t>8.</w:t>
+      </w:r>
+      <w:r>
+        <w:rPr>
+          <w:color w:val="1F4E79"/>
+        </w:rPr>
+        <w:t>2</w:t>
+      </w:r>
+      <w:r>
+        <w:rPr>
+          <w:color w:val="1F4E79"/>
+        </w:rPr>
+        <w:t xml:space="preserve"> Entrada y salida</w:t>
       </w:r>
     </w:p>
     <w:p>
@@ -5640,7 +5573,24 @@
         <w:jc w:val="both"/>
       </w:pPr>
       <w:r>
-        <w:t>El usuario inicia sesión.</w:t>
+        <w:t>El visitante o empleado llega a recepción/kiosco/</w:t>
+      </w:r>
+      <w:proofErr w:type="spellStart"/>
+      <w:r>
+        <w:t>tablet</w:t>
+      </w:r>
+      <w:proofErr w:type="spellEnd"/>
+      <w:r>
+        <w:t xml:space="preserve"> y presenta su </w:t>
+      </w:r>
+      <w:r>
+        <w:rPr>
+          <w:b/>
+        </w:rPr>
+        <w:t>QR</w:t>
+      </w:r>
+      <w:r>
+        <w:t>.</w:t>
       </w:r>
     </w:p>
     <w:p>
@@ -5649,7 +5599,7 @@
         <w:jc w:val="both"/>
       </w:pPr>
       <w:r>
-        <w:t>Crea una visita desde Visitantes o Bitácora y captura datos y accesos.</w:t>
+        <w:t>El sistema valida el QR y los permisos de acceso.</w:t>
       </w:r>
     </w:p>
     <w:p>
@@ -5658,16 +5608,16 @@
         <w:jc w:val="both"/>
       </w:pPr>
       <w:r>
-        <w:t xml:space="preserve">El sistema valida la información y crea el registro con un evento inicial </w:t>
+        <w:t xml:space="preserve">Si es válido, se registra el evento de </w:t>
       </w:r>
       <w:r>
         <w:rPr>
           <w:b/>
         </w:rPr>
-        <w:t>Pendiente</w:t>
-      </w:r>
-      <w:r>
-        <w:t>.</w:t>
+        <w:t>entrada</w:t>
+      </w:r>
+      <w:r>
+        <w:t xml:space="preserve"> (estado "Accedió").</w:t>
       </w:r>
     </w:p>
     <w:p>
@@ -5676,231 +5626,16 @@
         <w:jc w:val="both"/>
       </w:pPr>
       <w:r>
-        <w:t>Se notifica por correo al visitante y/o anfitrión (según configuración).</w:t>
-      </w:r>
-    </w:p>
-    <w:p>
-      <w:pPr>
-        <w:pStyle w:val="Ttulo3"/>
-        <w:jc w:val="both"/>
-      </w:pPr>
-      <w:r>
-        <w:rPr>
-          <w:color w:val="1F4E79"/>
-        </w:rPr>
-        <w:t>8.2 Registro por liga (autoservicio)</w:t>
-      </w:r>
-    </w:p>
-    <w:p>
-      <w:pPr>
-        <w:pStyle w:val="Listaconnmeros"/>
-        <w:jc w:val="both"/>
-      </w:pPr>
-      <w:r>
-        <w:t xml:space="preserve">Un usuario autorizado envía la </w:t>
+        <w:t xml:space="preserve">A la salida se repite el escaneo y se registra el evento de </w:t>
       </w:r>
       <w:r>
         <w:rPr>
           <w:b/>
         </w:rPr>
-        <w:t>liga de registro</w:t>
-      </w:r>
-      <w:r>
-        <w:t xml:space="preserve"> al correo del visitante.</w:t>
-      </w:r>
-    </w:p>
-    <w:p>
-      <w:pPr>
-        <w:pStyle w:val="Listaconnmeros"/>
-        <w:jc w:val="both"/>
-      </w:pPr>
-      <w:r>
-        <w:t xml:space="preserve">El visitante abre la liga; el sistema </w:t>
-      </w:r>
-      <w:r>
-        <w:rPr>
-          <w:b/>
-        </w:rPr>
-        <w:t>valida el enlace</w:t>
-      </w:r>
-      <w:r>
-        <w:t xml:space="preserve"> y el visitante captura sus datos.</w:t>
-      </w:r>
-    </w:p>
-    <w:p>
-      <w:pPr>
-        <w:pStyle w:val="Listaconnmeros"/>
-        <w:jc w:val="both"/>
-      </w:pPr>
-      <w:r>
-        <w:t xml:space="preserve">El sistema crea el registro e </w:t>
-      </w:r>
-      <w:r>
-        <w:rPr>
-          <w:b/>
-        </w:rPr>
-        <w:t>invalida la liga</w:t>
+        <w:t>salida</w:t>
       </w:r>
       <w:r>
         <w:t>.</w:t>
-      </w:r>
-    </w:p>
-    <w:p>
-      <w:pPr>
-        <w:pStyle w:val="Ttulo3"/>
-        <w:jc w:val="both"/>
-      </w:pPr>
-      <w:r>
-        <w:rPr>
-          <w:color w:val="1F4E79"/>
-        </w:rPr>
-        <w:t>8.3 Entrada y salida</w:t>
-      </w:r>
-    </w:p>
-    <w:p>
-      <w:pPr>
-        <w:pStyle w:val="Listaconnmeros"/>
-        <w:jc w:val="both"/>
-      </w:pPr>
-      <w:r>
-        <w:t>El visitante o empleado llega a recepción/kiosco/</w:t>
-      </w:r>
-      <w:proofErr w:type="spellStart"/>
-      <w:r>
-        <w:t>tablet</w:t>
-      </w:r>
-      <w:proofErr w:type="spellEnd"/>
-      <w:r>
-        <w:t xml:space="preserve"> y presenta su </w:t>
-      </w:r>
-      <w:r>
-        <w:rPr>
-          <w:b/>
-        </w:rPr>
-        <w:t>QR</w:t>
-      </w:r>
-      <w:r>
-        <w:t>.</w:t>
-      </w:r>
-    </w:p>
-    <w:p>
-      <w:pPr>
-        <w:pStyle w:val="Listaconnmeros"/>
-        <w:jc w:val="both"/>
-      </w:pPr>
-      <w:r>
-        <w:t>El sistema valida el QR y los permisos de acceso.</w:t>
-      </w:r>
-    </w:p>
-    <w:p>
-      <w:pPr>
-        <w:pStyle w:val="Listaconnmeros"/>
-        <w:jc w:val="both"/>
-      </w:pPr>
-      <w:r>
-        <w:t xml:space="preserve">Si es válido, se registra el evento de </w:t>
-      </w:r>
-      <w:r>
-        <w:rPr>
-          <w:b/>
-        </w:rPr>
-        <w:t>entrada</w:t>
-      </w:r>
-      <w:r>
-        <w:t xml:space="preserve"> (estado "Accedió").</w:t>
-      </w:r>
-    </w:p>
-    <w:p>
-      <w:pPr>
-        <w:pStyle w:val="Listaconnmeros"/>
-        <w:jc w:val="both"/>
-      </w:pPr>
-      <w:r>
-        <w:t xml:space="preserve">A la salida se repite el escaneo y se registra el evento de </w:t>
-      </w:r>
-      <w:r>
-        <w:rPr>
-          <w:b/>
-        </w:rPr>
-        <w:t>salida</w:t>
-      </w:r>
-      <w:r>
-        <w:t xml:space="preserve">; la visita puede </w:t>
-      </w:r>
-      <w:r>
-        <w:rPr>
-          <w:b/>
-        </w:rPr>
-        <w:t>finalizarse</w:t>
-      </w:r>
-      <w:r>
-        <w:t>.</w:t>
-      </w:r>
-    </w:p>
-    <w:p>
-      <w:pPr>
-        <w:pStyle w:val="Ttulo3"/>
-        <w:jc w:val="both"/>
-      </w:pPr>
-      <w:r>
-        <w:rPr>
-          <w:color w:val="1F4E79"/>
-        </w:rPr>
-        <w:t>8.4 Cancelación / finalización</w:t>
-      </w:r>
-    </w:p>
-    <w:p>
-      <w:pPr>
-        <w:pStyle w:val="Listaconnmeros"/>
-        <w:jc w:val="both"/>
-      </w:pPr>
-      <w:r>
-        <w:t xml:space="preserve">Un usuario autorizado </w:t>
-      </w:r>
-      <w:r>
-        <w:rPr>
-          <w:b/>
-        </w:rPr>
-        <w:t>Cancela</w:t>
-      </w:r>
-      <w:r>
-        <w:t xml:space="preserve"> o </w:t>
-      </w:r>
-      <w:r>
-        <w:rPr>
-          <w:b/>
-        </w:rPr>
-        <w:t>Finaliza</w:t>
-      </w:r>
-      <w:r>
-        <w:t xml:space="preserve"> la visita.</w:t>
-      </w:r>
-    </w:p>
-    <w:p>
-      <w:pPr>
-        <w:pStyle w:val="Listaconnmeros"/>
-        <w:jc w:val="both"/>
-      </w:pPr>
-      <w:r>
-        <w:t>El sistema registra el evento correspondiente y actualiza el estado.</w:t>
-      </w:r>
-    </w:p>
-    <w:p>
-      <w:pPr>
-        <w:pStyle w:val="Listaconnmeros"/>
-        <w:jc w:val="both"/>
-      </w:pPr>
-      <w:r>
-        <w:t xml:space="preserve">En la cancelación, puede enviarse un </w:t>
-      </w:r>
-      <w:r>
-        <w:rPr>
-          <w:b/>
-        </w:rPr>
-        <w:t>correo</w:t>
-      </w:r>
-      <w:r>
-        <w:t xml:space="preserve"> al visitante.</w:t>
       </w:r>
     </w:p>
     <w:p>
@@ -5930,21 +5665,21 @@
         <w:tblLook w:val="04A0" w:firstRow="1" w:lastRow="0" w:firstColumn="1" w:lastColumn="0" w:noHBand="0" w:noVBand="1"/>
       </w:tblPr>
       <w:tblGrid>
-        <w:gridCol w:w="2131"/>
-        <w:gridCol w:w="1538"/>
-        <w:gridCol w:w="1341"/>
-        <w:gridCol w:w="1323"/>
-        <w:gridCol w:w="1301"/>
-        <w:gridCol w:w="1222"/>
+        <w:gridCol w:w="2492"/>
+        <w:gridCol w:w="1799"/>
+        <w:gridCol w:w="1568"/>
+        <w:gridCol w:w="1547"/>
+        <w:gridCol w:w="1429"/>
       </w:tblGrid>
       <w:tr>
         <w:trPr>
           <w:cnfStyle w:val="100000000000" w:firstRow="1" w:lastRow="0" w:firstColumn="0" w:lastColumn="0" w:oddVBand="0" w:evenVBand="0" w:oddHBand="0" w:evenHBand="0" w:firstRowFirstColumn="0" w:firstRowLastColumn="0" w:lastRowFirstColumn="0" w:lastRowLastColumn="0"/>
+          <w:trHeight w:val="285"/>
         </w:trPr>
         <w:tc>
           <w:tcPr>
             <w:cnfStyle w:val="001000000000" w:firstRow="0" w:lastRow="0" w:firstColumn="1" w:lastColumn="0" w:oddVBand="0" w:evenVBand="0" w:oddHBand="0" w:evenHBand="0" w:firstRowFirstColumn="0" w:firstRowLastColumn="0" w:lastRowFirstColumn="0" w:lastRowLastColumn="0"/>
-            <w:tcW w:w="1440" w:type="dxa"/>
+            <w:tcW w:w="2492" w:type="dxa"/>
           </w:tcPr>
           <w:p>
             <w:r>
@@ -5957,7 +5692,7 @@
         </w:tc>
         <w:tc>
           <w:tcPr>
-            <w:tcW w:w="1440" w:type="dxa"/>
+            <w:tcW w:w="1799" w:type="dxa"/>
           </w:tcPr>
           <w:p>
             <w:pPr>
@@ -5973,7 +5708,7 @@
         </w:tc>
         <w:tc>
           <w:tcPr>
-            <w:tcW w:w="1440" w:type="dxa"/>
+            <w:tcW w:w="1568" w:type="dxa"/>
           </w:tcPr>
           <w:p>
             <w:pPr>
@@ -5989,7 +5724,7 @@
         </w:tc>
         <w:tc>
           <w:tcPr>
-            <w:tcW w:w="1440" w:type="dxa"/>
+            <w:tcW w:w="1547" w:type="dxa"/>
           </w:tcPr>
           <w:p>
             <w:pPr>
@@ -6005,23 +5740,7 @@
         </w:tc>
         <w:tc>
           <w:tcPr>
-            <w:tcW w:w="1440" w:type="dxa"/>
-          </w:tcPr>
-          <w:p>
-            <w:pPr>
-              <w:cnfStyle w:val="100000000000" w:firstRow="1" w:lastRow="0" w:firstColumn="0" w:lastColumn="0" w:oddVBand="0" w:evenVBand="0" w:oddHBand="0" w:evenHBand="0" w:firstRowFirstColumn="0" w:firstRowLastColumn="0" w:lastRowFirstColumn="0" w:lastRowLastColumn="0"/>
-            </w:pPr>
-            <w:r>
-              <w:rPr>
-                <w:color w:val="1F4E79"/>
-              </w:rPr>
-              <w:t>Reportes</w:t>
-            </w:r>
-          </w:p>
-        </w:tc>
-        <w:tc>
-          <w:tcPr>
-            <w:tcW w:w="1440" w:type="dxa"/>
+            <w:tcW w:w="1429" w:type="dxa"/>
           </w:tcPr>
           <w:p>
             <w:pPr>
@@ -6039,11 +5758,12 @@
       <w:tr>
         <w:trPr>
           <w:cnfStyle w:val="000000100000" w:firstRow="0" w:lastRow="0" w:firstColumn="0" w:lastColumn="0" w:oddVBand="0" w:evenVBand="0" w:oddHBand="1" w:evenHBand="0" w:firstRowFirstColumn="0" w:firstRowLastColumn="0" w:lastRowFirstColumn="0" w:lastRowLastColumn="0"/>
+          <w:trHeight w:val="285"/>
         </w:trPr>
         <w:tc>
           <w:tcPr>
             <w:cnfStyle w:val="001000000000" w:firstRow="0" w:lastRow="0" w:firstColumn="1" w:lastColumn="0" w:oddVBand="0" w:evenVBand="0" w:oddHBand="0" w:evenHBand="0" w:firstRowFirstColumn="0" w:firstRowLastColumn="0" w:lastRowFirstColumn="0" w:lastRowLastColumn="0"/>
-            <w:tcW w:w="1440" w:type="dxa"/>
+            <w:tcW w:w="2492" w:type="dxa"/>
           </w:tcPr>
           <w:p>
             <w:r>
@@ -6053,7 +5773,7 @@
         </w:tc>
         <w:tc>
           <w:tcPr>
-            <w:tcW w:w="1440" w:type="dxa"/>
+            <w:tcW w:w="1799" w:type="dxa"/>
           </w:tcPr>
           <w:p>
             <w:pPr>
@@ -6066,7 +5786,7 @@
         </w:tc>
         <w:tc>
           <w:tcPr>
-            <w:tcW w:w="1440" w:type="dxa"/>
+            <w:tcW w:w="1568" w:type="dxa"/>
           </w:tcPr>
           <w:p>
             <w:pPr>
@@ -6079,33 +5799,20 @@
         </w:tc>
         <w:tc>
           <w:tcPr>
-            <w:tcW w:w="1440" w:type="dxa"/>
+            <w:tcW w:w="1547" w:type="dxa"/>
           </w:tcPr>
           <w:p>
             <w:pPr>
               <w:cnfStyle w:val="000000100000" w:firstRow="0" w:lastRow="0" w:firstColumn="0" w:lastColumn="0" w:oddVBand="0" w:evenVBand="0" w:oddHBand="1" w:evenHBand="0" w:firstRowFirstColumn="0" w:firstRowLastColumn="0" w:lastRowFirstColumn="0" w:lastRowLastColumn="0"/>
             </w:pPr>
             <w:r>
-              <w:t>Parcial</w:t>
-            </w:r>
-          </w:p>
-        </w:tc>
-        <w:tc>
-          <w:tcPr>
-            <w:tcW w:w="1440" w:type="dxa"/>
-          </w:tcPr>
-          <w:p>
-            <w:pPr>
-              <w:cnfStyle w:val="000000100000" w:firstRow="0" w:lastRow="0" w:firstColumn="0" w:lastColumn="0" w:oddVBand="0" w:evenVBand="0" w:oddHBand="1" w:evenHBand="0" w:firstRowFirstColumn="0" w:firstRowLastColumn="0" w:lastRowFirstColumn="0" w:lastRowLastColumn="0"/>
-            </w:pPr>
-            <w:r>
-              <w:t>Consulta</w:t>
-            </w:r>
-          </w:p>
-        </w:tc>
-        <w:tc>
-          <w:tcPr>
-            <w:tcW w:w="1440" w:type="dxa"/>
+              <w:t>Sí</w:t>
+            </w:r>
+          </w:p>
+        </w:tc>
+        <w:tc>
+          <w:tcPr>
+            <w:tcW w:w="1429" w:type="dxa"/>
           </w:tcPr>
           <w:p>
             <w:pPr>
@@ -6120,21 +5827,22 @@
       <w:tr>
         <w:trPr>
           <w:cnfStyle w:val="000000010000" w:firstRow="0" w:lastRow="0" w:firstColumn="0" w:lastColumn="0" w:oddVBand="0" w:evenVBand="0" w:oddHBand="0" w:evenHBand="1" w:firstRowFirstColumn="0" w:firstRowLastColumn="0" w:lastRowFirstColumn="0" w:lastRowLastColumn="0"/>
+          <w:trHeight w:val="285"/>
         </w:trPr>
         <w:tc>
           <w:tcPr>
             <w:cnfStyle w:val="001000000000" w:firstRow="0" w:lastRow="0" w:firstColumn="1" w:lastColumn="0" w:oddVBand="0" w:evenVBand="0" w:oddHBand="0" w:evenHBand="0" w:firstRowFirstColumn="0" w:firstRowLastColumn="0" w:lastRowFirstColumn="0" w:lastRowLastColumn="0"/>
-            <w:tcW w:w="1440" w:type="dxa"/>
-          </w:tcPr>
-          <w:p>
-            <w:r>
-              <w:t>Visitas (Bitácora)</w:t>
-            </w:r>
-          </w:p>
-        </w:tc>
-        <w:tc>
-          <w:tcPr>
-            <w:tcW w:w="1440" w:type="dxa"/>
+            <w:tcW w:w="2492" w:type="dxa"/>
+          </w:tcPr>
+          <w:p>
+            <w:r>
+              <w:t>Empleados</w:t>
+            </w:r>
+          </w:p>
+        </w:tc>
+        <w:tc>
+          <w:tcPr>
+            <w:tcW w:w="1799" w:type="dxa"/>
           </w:tcPr>
           <w:p>
             <w:pPr>
@@ -6147,53 +5855,40 @@
         </w:tc>
         <w:tc>
           <w:tcPr>
-            <w:tcW w:w="1440" w:type="dxa"/>
+            <w:tcW w:w="1568" w:type="dxa"/>
           </w:tcPr>
           <w:p>
             <w:pPr>
               <w:cnfStyle w:val="000000010000" w:firstRow="0" w:lastRow="0" w:firstColumn="0" w:lastColumn="0" w:oddVBand="0" w:evenVBand="0" w:oddHBand="0" w:evenHBand="1" w:firstRowFirstColumn="0" w:firstRowLastColumn="0" w:lastRowFirstColumn="0" w:lastRowLastColumn="0"/>
             </w:pPr>
             <w:r>
-              <w:t>Sí</w:t>
-            </w:r>
-          </w:p>
-        </w:tc>
-        <w:tc>
-          <w:tcPr>
-            <w:tcW w:w="1440" w:type="dxa"/>
+              <w:t>—</w:t>
+            </w:r>
+          </w:p>
+        </w:tc>
+        <w:tc>
+          <w:tcPr>
+            <w:tcW w:w="1547" w:type="dxa"/>
           </w:tcPr>
           <w:p>
             <w:pPr>
               <w:cnfStyle w:val="000000010000" w:firstRow="0" w:lastRow="0" w:firstColumn="0" w:lastColumn="0" w:oddVBand="0" w:evenVBand="0" w:oddHBand="0" w:evenHBand="1" w:firstRowFirstColumn="0" w:firstRowLastColumn="0" w:lastRowFirstColumn="0" w:lastRowLastColumn="0"/>
             </w:pPr>
             <w:r>
-              <w:t>Asociadas</w:t>
-            </w:r>
-          </w:p>
-        </w:tc>
-        <w:tc>
-          <w:tcPr>
-            <w:tcW w:w="1440" w:type="dxa"/>
+              <w:t>—</w:t>
+            </w:r>
+          </w:p>
+        </w:tc>
+        <w:tc>
+          <w:tcPr>
+            <w:tcW w:w="1429" w:type="dxa"/>
           </w:tcPr>
           <w:p>
             <w:pPr>
               <w:cnfStyle w:val="000000010000" w:firstRow="0" w:lastRow="0" w:firstColumn="0" w:lastColumn="0" w:oddVBand="0" w:evenVBand="0" w:oddHBand="0" w:evenHBand="1" w:firstRowFirstColumn="0" w:firstRowLastColumn="0" w:lastRowFirstColumn="0" w:lastRowLastColumn="0"/>
             </w:pPr>
             <w:r>
-              <w:t>Consulta</w:t>
-            </w:r>
-          </w:p>
-        </w:tc>
-        <w:tc>
-          <w:tcPr>
-            <w:tcW w:w="1440" w:type="dxa"/>
-          </w:tcPr>
-          <w:p>
-            <w:pPr>
-              <w:cnfStyle w:val="000000010000" w:firstRow="0" w:lastRow="0" w:firstColumn="0" w:lastColumn="0" w:oddVBand="0" w:evenVBand="0" w:oddHBand="0" w:evenHBand="1" w:firstRowFirstColumn="0" w:firstRowLastColumn="0" w:lastRowFirstColumn="0" w:lastRowLastColumn="0"/>
-            </w:pPr>
-            <w:r>
-              <w:t>Parcial</w:t>
+              <w:t>—</w:t>
             </w:r>
           </w:p>
         </w:tc>
@@ -6201,21 +5896,22 @@
       <w:tr>
         <w:trPr>
           <w:cnfStyle w:val="000000100000" w:firstRow="0" w:lastRow="0" w:firstColumn="0" w:lastColumn="0" w:oddVBand="0" w:evenVBand="0" w:oddHBand="1" w:evenHBand="0" w:firstRowFirstColumn="0" w:firstRowLastColumn="0" w:lastRowFirstColumn="0" w:lastRowLastColumn="0"/>
+          <w:trHeight w:val="285"/>
         </w:trPr>
         <w:tc>
           <w:tcPr>
             <w:cnfStyle w:val="001000000000" w:firstRow="0" w:lastRow="0" w:firstColumn="1" w:lastColumn="0" w:oddVBand="0" w:evenVBand="0" w:oddHBand="0" w:evenHBand="0" w:firstRowFirstColumn="0" w:firstRowLastColumn="0" w:lastRowFirstColumn="0" w:lastRowLastColumn="0"/>
-            <w:tcW w:w="1440" w:type="dxa"/>
-          </w:tcPr>
-          <w:p>
-            <w:r>
-              <w:t>Liga de registro</w:t>
-            </w:r>
-          </w:p>
-        </w:tc>
-        <w:tc>
-          <w:tcPr>
-            <w:tcW w:w="1440" w:type="dxa"/>
+            <w:tcW w:w="2492" w:type="dxa"/>
+          </w:tcPr>
+          <w:p>
+            <w:r>
+              <w:t>Directorio</w:t>
+            </w:r>
+          </w:p>
+        </w:tc>
+        <w:tc>
+          <w:tcPr>
+            <w:tcW w:w="1799" w:type="dxa"/>
           </w:tcPr>
           <w:p>
             <w:pPr>
@@ -6228,20 +5924,20 @@
         </w:tc>
         <w:tc>
           <w:tcPr>
-            <w:tcW w:w="1440" w:type="dxa"/>
+            <w:tcW w:w="1568" w:type="dxa"/>
           </w:tcPr>
           <w:p>
             <w:pPr>
               <w:cnfStyle w:val="000000100000" w:firstRow="0" w:lastRow="0" w:firstColumn="0" w:lastColumn="0" w:oddVBand="0" w:evenVBand="0" w:oddHBand="1" w:evenHBand="0" w:firstRowFirstColumn="0" w:firstRowLastColumn="0" w:lastRowFirstColumn="0" w:lastRowLastColumn="0"/>
             </w:pPr>
             <w:r>
-              <w:t>Sí</w:t>
-            </w:r>
-          </w:p>
-        </w:tc>
-        <w:tc>
-          <w:tcPr>
-            <w:tcW w:w="1440" w:type="dxa"/>
+              <w:t>—</w:t>
+            </w:r>
+          </w:p>
+        </w:tc>
+        <w:tc>
+          <w:tcPr>
+            <w:tcW w:w="1547" w:type="dxa"/>
           </w:tcPr>
           <w:p>
             <w:pPr>
@@ -6254,20 +5950,7 @@
         </w:tc>
         <w:tc>
           <w:tcPr>
-            <w:tcW w:w="1440" w:type="dxa"/>
-          </w:tcPr>
-          <w:p>
-            <w:pPr>
-              <w:cnfStyle w:val="000000100000" w:firstRow="0" w:lastRow="0" w:firstColumn="0" w:lastColumn="0" w:oddVBand="0" w:evenVBand="0" w:oddHBand="1" w:evenHBand="0" w:firstRowFirstColumn="0" w:firstRowLastColumn="0" w:lastRowFirstColumn="0" w:lastRowLastColumn="0"/>
-            </w:pPr>
-            <w:r>
-              <w:t>—</w:t>
-            </w:r>
-          </w:p>
-        </w:tc>
-        <w:tc>
-          <w:tcPr>
-            <w:tcW w:w="1440" w:type="dxa"/>
+            <w:tcW w:w="1429" w:type="dxa"/>
           </w:tcPr>
           <w:p>
             <w:pPr>
@@ -6282,21 +5965,22 @@
       <w:tr>
         <w:trPr>
           <w:cnfStyle w:val="000000010000" w:firstRow="0" w:lastRow="0" w:firstColumn="0" w:lastColumn="0" w:oddVBand="0" w:evenVBand="0" w:oddHBand="0" w:evenHBand="1" w:firstRowFirstColumn="0" w:firstRowLastColumn="0" w:lastRowFirstColumn="0" w:lastRowLastColumn="0"/>
+          <w:trHeight w:val="285"/>
         </w:trPr>
         <w:tc>
           <w:tcPr>
             <w:cnfStyle w:val="001000000000" w:firstRow="0" w:lastRow="0" w:firstColumn="1" w:lastColumn="0" w:oddVBand="0" w:evenVBand="0" w:oddHBand="0" w:evenHBand="0" w:firstRowFirstColumn="0" w:firstRowLastColumn="0" w:lastRowFirstColumn="0" w:lastRowLastColumn="0"/>
-            <w:tcW w:w="1440" w:type="dxa"/>
-          </w:tcPr>
-          <w:p>
-            <w:r>
-              <w:t>Empleados</w:t>
-            </w:r>
-          </w:p>
-        </w:tc>
-        <w:tc>
-          <w:tcPr>
-            <w:tcW w:w="1440" w:type="dxa"/>
+            <w:tcW w:w="2492" w:type="dxa"/>
+          </w:tcPr>
+          <w:p>
+            <w:r>
+              <w:t>Usuarios</w:t>
+            </w:r>
+          </w:p>
+        </w:tc>
+        <w:tc>
+          <w:tcPr>
+            <w:tcW w:w="1799" w:type="dxa"/>
           </w:tcPr>
           <w:p>
             <w:pPr>
@@ -6309,20 +5993,20 @@
         </w:tc>
         <w:tc>
           <w:tcPr>
-            <w:tcW w:w="1440" w:type="dxa"/>
+            <w:tcW w:w="1568" w:type="dxa"/>
           </w:tcPr>
           <w:p>
             <w:pPr>
               <w:cnfStyle w:val="000000010000" w:firstRow="0" w:lastRow="0" w:firstColumn="0" w:lastColumn="0" w:oddVBand="0" w:evenVBand="0" w:oddHBand="0" w:evenHBand="1" w:firstRowFirstColumn="0" w:firstRowLastColumn="0" w:lastRowFirstColumn="0" w:lastRowLastColumn="0"/>
             </w:pPr>
             <w:r>
-              <w:t>Sí</w:t>
-            </w:r>
-          </w:p>
-        </w:tc>
-        <w:tc>
-          <w:tcPr>
-            <w:tcW w:w="1440" w:type="dxa"/>
+              <w:t>—</w:t>
+            </w:r>
+          </w:p>
+        </w:tc>
+        <w:tc>
+          <w:tcPr>
+            <w:tcW w:w="1547" w:type="dxa"/>
           </w:tcPr>
           <w:p>
             <w:pPr>
@@ -6335,20 +6019,7 @@
         </w:tc>
         <w:tc>
           <w:tcPr>
-            <w:tcW w:w="1440" w:type="dxa"/>
-          </w:tcPr>
-          <w:p>
-            <w:pPr>
-              <w:cnfStyle w:val="000000010000" w:firstRow="0" w:lastRow="0" w:firstColumn="0" w:lastColumn="0" w:oddVBand="0" w:evenVBand="0" w:oddHBand="0" w:evenHBand="1" w:firstRowFirstColumn="0" w:firstRowLastColumn="0" w:lastRowFirstColumn="0" w:lastRowLastColumn="0"/>
-            </w:pPr>
-            <w:r>
-              <w:t>—</w:t>
-            </w:r>
-          </w:p>
-        </w:tc>
-        <w:tc>
-          <w:tcPr>
-            <w:tcW w:w="1440" w:type="dxa"/>
+            <w:tcW w:w="1429" w:type="dxa"/>
           </w:tcPr>
           <w:p>
             <w:pPr>
@@ -6363,21 +6034,22 @@
       <w:tr>
         <w:trPr>
           <w:cnfStyle w:val="000000100000" w:firstRow="0" w:lastRow="0" w:firstColumn="0" w:lastColumn="0" w:oddVBand="0" w:evenVBand="0" w:oddHBand="1" w:evenHBand="0" w:firstRowFirstColumn="0" w:firstRowLastColumn="0" w:lastRowFirstColumn="0" w:lastRowLastColumn="0"/>
+          <w:trHeight w:val="584"/>
         </w:trPr>
         <w:tc>
           <w:tcPr>
             <w:cnfStyle w:val="001000000000" w:firstRow="0" w:lastRow="0" w:firstColumn="1" w:lastColumn="0" w:oddVBand="0" w:evenVBand="0" w:oddHBand="0" w:evenHBand="0" w:firstRowFirstColumn="0" w:firstRowLastColumn="0" w:lastRowFirstColumn="0" w:lastRowLastColumn="0"/>
-            <w:tcW w:w="1440" w:type="dxa"/>
-          </w:tcPr>
-          <w:p>
-            <w:r>
-              <w:t>Directorio</w:t>
-            </w:r>
-          </w:p>
-        </w:tc>
-        <w:tc>
-          <w:tcPr>
-            <w:tcW w:w="1440" w:type="dxa"/>
+            <w:tcW w:w="2492" w:type="dxa"/>
+          </w:tcPr>
+          <w:p>
+            <w:r>
+              <w:t>Control de acceso (Kiosco/QR/Eventos)</w:t>
+            </w:r>
+          </w:p>
+        </w:tc>
+        <w:tc>
+          <w:tcPr>
+            <w:tcW w:w="1799" w:type="dxa"/>
           </w:tcPr>
           <w:p>
             <w:pPr>
@@ -6390,7 +6062,7 @@
         </w:tc>
         <w:tc>
           <w:tcPr>
-            <w:tcW w:w="1440" w:type="dxa"/>
+            <w:tcW w:w="1568" w:type="dxa"/>
           </w:tcPr>
           <w:p>
             <w:pPr>
@@ -6403,7 +6075,7 @@
         </w:tc>
         <w:tc>
           <w:tcPr>
-            <w:tcW w:w="1440" w:type="dxa"/>
+            <w:tcW w:w="1547" w:type="dxa"/>
           </w:tcPr>
           <w:p>
             <w:pPr>
@@ -6416,27 +6088,14 @@
         </w:tc>
         <w:tc>
           <w:tcPr>
-            <w:tcW w:w="1440" w:type="dxa"/>
+            <w:tcW w:w="1429" w:type="dxa"/>
           </w:tcPr>
           <w:p>
             <w:pPr>
               <w:cnfStyle w:val="000000100000" w:firstRow="0" w:lastRow="0" w:firstColumn="0" w:lastColumn="0" w:oddVBand="0" w:evenVBand="0" w:oddHBand="1" w:evenHBand="0" w:firstRowFirstColumn="0" w:firstRowLastColumn="0" w:lastRowFirstColumn="0" w:lastRowLastColumn="0"/>
             </w:pPr>
             <w:r>
-              <w:t>—</w:t>
-            </w:r>
-          </w:p>
-        </w:tc>
-        <w:tc>
-          <w:tcPr>
-            <w:tcW w:w="1440" w:type="dxa"/>
-          </w:tcPr>
-          <w:p>
-            <w:pPr>
-              <w:cnfStyle w:val="000000100000" w:firstRow="0" w:lastRow="0" w:firstColumn="0" w:lastColumn="0" w:oddVBand="0" w:evenVBand="0" w:oddHBand="1" w:evenHBand="0" w:firstRowFirstColumn="0" w:firstRowLastColumn="0" w:lastRowFirstColumn="0" w:lastRowLastColumn="0"/>
-            </w:pPr>
-            <w:r>
-              <w:t>—</w:t>
+              <w:t>Sí</w:t>
             </w:r>
           </w:p>
         </w:tc>
@@ -6444,21 +6103,22 @@
       <w:tr>
         <w:trPr>
           <w:cnfStyle w:val="000000010000" w:firstRow="0" w:lastRow="0" w:firstColumn="0" w:lastColumn="0" w:oddVBand="0" w:evenVBand="0" w:oddHBand="0" w:evenHBand="1" w:firstRowFirstColumn="0" w:firstRowLastColumn="0" w:lastRowFirstColumn="0" w:lastRowLastColumn="0"/>
+          <w:trHeight w:val="285"/>
         </w:trPr>
         <w:tc>
           <w:tcPr>
             <w:cnfStyle w:val="001000000000" w:firstRow="0" w:lastRow="0" w:firstColumn="1" w:lastColumn="0" w:oddVBand="0" w:evenVBand="0" w:oddHBand="0" w:evenHBand="0" w:firstRowFirstColumn="0" w:firstRowLastColumn="0" w:lastRowFirstColumn="0" w:lastRowLastColumn="0"/>
-            <w:tcW w:w="1440" w:type="dxa"/>
-          </w:tcPr>
-          <w:p>
-            <w:r>
-              <w:t>Usuarios</w:t>
-            </w:r>
-          </w:p>
-        </w:tc>
-        <w:tc>
-          <w:tcPr>
-            <w:tcW w:w="1440" w:type="dxa"/>
+            <w:tcW w:w="2492" w:type="dxa"/>
+          </w:tcPr>
+          <w:p>
+            <w:r>
+              <w:t>Catálogos</w:t>
+            </w:r>
+          </w:p>
+        </w:tc>
+        <w:tc>
+          <w:tcPr>
+            <w:tcW w:w="1799" w:type="dxa"/>
           </w:tcPr>
           <w:p>
             <w:pPr>
@@ -6471,7 +6131,7 @@
         </w:tc>
         <w:tc>
           <w:tcPr>
-            <w:tcW w:w="1440" w:type="dxa"/>
+            <w:tcW w:w="1568" w:type="dxa"/>
           </w:tcPr>
           <w:p>
             <w:pPr>
@@ -6484,7 +6144,7 @@
         </w:tc>
         <w:tc>
           <w:tcPr>
-            <w:tcW w:w="1440" w:type="dxa"/>
+            <w:tcW w:w="1547" w:type="dxa"/>
           </w:tcPr>
           <w:p>
             <w:pPr>
@@ -6497,20 +6157,7 @@
         </w:tc>
         <w:tc>
           <w:tcPr>
-            <w:tcW w:w="1440" w:type="dxa"/>
-          </w:tcPr>
-          <w:p>
-            <w:pPr>
-              <w:cnfStyle w:val="000000010000" w:firstRow="0" w:lastRow="0" w:firstColumn="0" w:lastColumn="0" w:oddVBand="0" w:evenVBand="0" w:oddHBand="0" w:evenHBand="1" w:firstRowFirstColumn="0" w:firstRowLastColumn="0" w:lastRowFirstColumn="0" w:lastRowLastColumn="0"/>
-            </w:pPr>
-            <w:r>
-              <w:t>—</w:t>
-            </w:r>
-          </w:p>
-        </w:tc>
-        <w:tc>
-          <w:tcPr>
-            <w:tcW w:w="1440" w:type="dxa"/>
+            <w:tcW w:w="1429" w:type="dxa"/>
           </w:tcPr>
           <w:p>
             <w:pPr>
@@ -6525,21 +6172,22 @@
       <w:tr>
         <w:trPr>
           <w:cnfStyle w:val="000000100000" w:firstRow="0" w:lastRow="0" w:firstColumn="0" w:lastColumn="0" w:oddVBand="0" w:evenVBand="0" w:oddHBand="1" w:evenHBand="0" w:firstRowFirstColumn="0" w:firstRowLastColumn="0" w:lastRowFirstColumn="0" w:lastRowLastColumn="0"/>
+          <w:trHeight w:val="285"/>
         </w:trPr>
         <w:tc>
           <w:tcPr>
             <w:cnfStyle w:val="001000000000" w:firstRow="0" w:lastRow="0" w:firstColumn="1" w:lastColumn="0" w:oddVBand="0" w:evenVBand="0" w:oddHBand="0" w:evenHBand="0" w:firstRowFirstColumn="0" w:firstRowLastColumn="0" w:lastRowFirstColumn="0" w:lastRowLastColumn="0"/>
-            <w:tcW w:w="1440" w:type="dxa"/>
-          </w:tcPr>
-          <w:p>
-            <w:r>
-              <w:t>Control de acceso (Kiosco/QR/Eventos)</w:t>
-            </w:r>
-          </w:p>
-        </w:tc>
-        <w:tc>
-          <w:tcPr>
-            <w:tcW w:w="1440" w:type="dxa"/>
+            <w:tcW w:w="2492" w:type="dxa"/>
+          </w:tcPr>
+          <w:p>
+            <w:r>
+              <w:t>Configuración</w:t>
+            </w:r>
+          </w:p>
+        </w:tc>
+        <w:tc>
+          <w:tcPr>
+            <w:tcW w:w="1799" w:type="dxa"/>
           </w:tcPr>
           <w:p>
             <w:pPr>
@@ -6552,20 +6200,20 @@
         </w:tc>
         <w:tc>
           <w:tcPr>
-            <w:tcW w:w="1440" w:type="dxa"/>
+            <w:tcW w:w="1568" w:type="dxa"/>
           </w:tcPr>
           <w:p>
             <w:pPr>
               <w:cnfStyle w:val="000000100000" w:firstRow="0" w:lastRow="0" w:firstColumn="0" w:lastColumn="0" w:oddVBand="0" w:evenVBand="0" w:oddHBand="1" w:evenHBand="0" w:firstRowFirstColumn="0" w:firstRowLastColumn="0" w:lastRowFirstColumn="0" w:lastRowLastColumn="0"/>
             </w:pPr>
             <w:r>
-              <w:t>Sí</w:t>
-            </w:r>
-          </w:p>
-        </w:tc>
-        <w:tc>
-          <w:tcPr>
-            <w:tcW w:w="1440" w:type="dxa"/>
+              <w:t>—</w:t>
+            </w:r>
+          </w:p>
+        </w:tc>
+        <w:tc>
+          <w:tcPr>
+            <w:tcW w:w="1547" w:type="dxa"/>
           </w:tcPr>
           <w:p>
             <w:pPr>
@@ -6578,269 +6226,13 @@
         </w:tc>
         <w:tc>
           <w:tcPr>
-            <w:tcW w:w="1440" w:type="dxa"/>
+            <w:tcW w:w="1429" w:type="dxa"/>
           </w:tcPr>
           <w:p>
             <w:pPr>
               <w:cnfStyle w:val="000000100000" w:firstRow="0" w:lastRow="0" w:firstColumn="0" w:lastColumn="0" w:oddVBand="0" w:evenVBand="0" w:oddHBand="1" w:evenHBand="0" w:firstRowFirstColumn="0" w:firstRowLastColumn="0" w:lastRowFirstColumn="0" w:lastRowLastColumn="0"/>
             </w:pPr>
             <w:r>
-              <w:t>Consulta</w:t>
-            </w:r>
-          </w:p>
-        </w:tc>
-        <w:tc>
-          <w:tcPr>
-            <w:tcW w:w="1440" w:type="dxa"/>
-          </w:tcPr>
-          <w:p>
-            <w:pPr>
-              <w:cnfStyle w:val="000000100000" w:firstRow="0" w:lastRow="0" w:firstColumn="0" w:lastColumn="0" w:oddVBand="0" w:evenVBand="0" w:oddHBand="1" w:evenHBand="0" w:firstRowFirstColumn="0" w:firstRowLastColumn="0" w:lastRowFirstColumn="0" w:lastRowLastColumn="0"/>
-            </w:pPr>
-            <w:r>
-              <w:t>Sí</w:t>
-            </w:r>
-          </w:p>
-        </w:tc>
-      </w:tr>
-      <w:tr>
-        <w:trPr>
-          <w:cnfStyle w:val="000000010000" w:firstRow="0" w:lastRow="0" w:firstColumn="0" w:lastColumn="0" w:oddVBand="0" w:evenVBand="0" w:oddHBand="0" w:evenHBand="1" w:firstRowFirstColumn="0" w:firstRowLastColumn="0" w:lastRowFirstColumn="0" w:lastRowLastColumn="0"/>
-        </w:trPr>
-        <w:tc>
-          <w:tcPr>
-            <w:cnfStyle w:val="001000000000" w:firstRow="0" w:lastRow="0" w:firstColumn="1" w:lastColumn="0" w:oddVBand="0" w:evenVBand="0" w:oddHBand="0" w:evenHBand="0" w:firstRowFirstColumn="0" w:firstRowLastColumn="0" w:lastRowFirstColumn="0" w:lastRowLastColumn="0"/>
-            <w:tcW w:w="1440" w:type="dxa"/>
-          </w:tcPr>
-          <w:p>
-            <w:r>
-              <w:t>Catálogos</w:t>
-            </w:r>
-          </w:p>
-        </w:tc>
-        <w:tc>
-          <w:tcPr>
-            <w:tcW w:w="1440" w:type="dxa"/>
-          </w:tcPr>
-          <w:p>
-            <w:pPr>
-              <w:cnfStyle w:val="000000010000" w:firstRow="0" w:lastRow="0" w:firstColumn="0" w:lastColumn="0" w:oddVBand="0" w:evenVBand="0" w:oddHBand="0" w:evenHBand="1" w:firstRowFirstColumn="0" w:firstRowLastColumn="0" w:lastRowFirstColumn="0" w:lastRowLastColumn="0"/>
-            </w:pPr>
-            <w:r>
-              <w:t>Sí</w:t>
-            </w:r>
-          </w:p>
-        </w:tc>
-        <w:tc>
-          <w:tcPr>
-            <w:tcW w:w="1440" w:type="dxa"/>
-          </w:tcPr>
-          <w:p>
-            <w:pPr>
-              <w:cnfStyle w:val="000000010000" w:firstRow="0" w:lastRow="0" w:firstColumn="0" w:lastColumn="0" w:oddVBand="0" w:evenVBand="0" w:oddHBand="0" w:evenHBand="1" w:firstRowFirstColumn="0" w:firstRowLastColumn="0" w:lastRowFirstColumn="0" w:lastRowLastColumn="0"/>
-            </w:pPr>
-            <w:r>
-              <w:t>Sí</w:t>
-            </w:r>
-          </w:p>
-        </w:tc>
-        <w:tc>
-          <w:tcPr>
-            <w:tcW w:w="1440" w:type="dxa"/>
-          </w:tcPr>
-          <w:p>
-            <w:pPr>
-              <w:cnfStyle w:val="000000010000" w:firstRow="0" w:lastRow="0" w:firstColumn="0" w:lastColumn="0" w:oddVBand="0" w:evenVBand="0" w:oddHBand="0" w:evenHBand="1" w:firstRowFirstColumn="0" w:firstRowLastColumn="0" w:lastRowFirstColumn="0" w:lastRowLastColumn="0"/>
-            </w:pPr>
-            <w:r>
-              <w:t>—</w:t>
-            </w:r>
-          </w:p>
-        </w:tc>
-        <w:tc>
-          <w:tcPr>
-            <w:tcW w:w="1440" w:type="dxa"/>
-          </w:tcPr>
-          <w:p>
-            <w:pPr>
-              <w:cnfStyle w:val="000000010000" w:firstRow="0" w:lastRow="0" w:firstColumn="0" w:lastColumn="0" w:oddVBand="0" w:evenVBand="0" w:oddHBand="0" w:evenHBand="1" w:firstRowFirstColumn="0" w:firstRowLastColumn="0" w:lastRowFirstColumn="0" w:lastRowLastColumn="0"/>
-            </w:pPr>
-            <w:r>
-              <w:t>—</w:t>
-            </w:r>
-          </w:p>
-        </w:tc>
-        <w:tc>
-          <w:tcPr>
-            <w:tcW w:w="1440" w:type="dxa"/>
-          </w:tcPr>
-          <w:p>
-            <w:pPr>
-              <w:cnfStyle w:val="000000010000" w:firstRow="0" w:lastRow="0" w:firstColumn="0" w:lastColumn="0" w:oddVBand="0" w:evenVBand="0" w:oddHBand="0" w:evenHBand="1" w:firstRowFirstColumn="0" w:firstRowLastColumn="0" w:lastRowFirstColumn="0" w:lastRowLastColumn="0"/>
-            </w:pPr>
-            <w:r>
-              <w:t>—</w:t>
-            </w:r>
-          </w:p>
-        </w:tc>
-      </w:tr>
-      <w:tr>
-        <w:trPr>
-          <w:cnfStyle w:val="000000100000" w:firstRow="0" w:lastRow="0" w:firstColumn="0" w:lastColumn="0" w:oddVBand="0" w:evenVBand="0" w:oddHBand="1" w:evenHBand="0" w:firstRowFirstColumn="0" w:firstRowLastColumn="0" w:lastRowFirstColumn="0" w:lastRowLastColumn="0"/>
-        </w:trPr>
-        <w:tc>
-          <w:tcPr>
-            <w:cnfStyle w:val="001000000000" w:firstRow="0" w:lastRow="0" w:firstColumn="1" w:lastColumn="0" w:oddVBand="0" w:evenVBand="0" w:oddHBand="0" w:evenHBand="0" w:firstRowFirstColumn="0" w:firstRowLastColumn="0" w:lastRowFirstColumn="0" w:lastRowLastColumn="0"/>
-            <w:tcW w:w="1440" w:type="dxa"/>
-          </w:tcPr>
-          <w:p>
-            <w:r>
-              <w:t>Reportes</w:t>
-            </w:r>
-          </w:p>
-        </w:tc>
-        <w:tc>
-          <w:tcPr>
-            <w:tcW w:w="1440" w:type="dxa"/>
-          </w:tcPr>
-          <w:p>
-            <w:pPr>
-              <w:cnfStyle w:val="000000100000" w:firstRow="0" w:lastRow="0" w:firstColumn="0" w:lastColumn="0" w:oddVBand="0" w:evenVBand="0" w:oddHBand="1" w:evenHBand="0" w:firstRowFirstColumn="0" w:firstRowLastColumn="0" w:lastRowFirstColumn="0" w:lastRowLastColumn="0"/>
-            </w:pPr>
-            <w:r>
-              <w:t>Sí</w:t>
-            </w:r>
-          </w:p>
-        </w:tc>
-        <w:tc>
-          <w:tcPr>
-            <w:tcW w:w="1440" w:type="dxa"/>
-          </w:tcPr>
-          <w:p>
-            <w:pPr>
-              <w:cnfStyle w:val="000000100000" w:firstRow="0" w:lastRow="0" w:firstColumn="0" w:lastColumn="0" w:oddVBand="0" w:evenVBand="0" w:oddHBand="1" w:evenHBand="0" w:firstRowFirstColumn="0" w:firstRowLastColumn="0" w:lastRowFirstColumn="0" w:lastRowLastColumn="0"/>
-            </w:pPr>
-            <w:r>
-              <w:t>Sí</w:t>
-            </w:r>
-          </w:p>
-        </w:tc>
-        <w:tc>
-          <w:tcPr>
-            <w:tcW w:w="1440" w:type="dxa"/>
-          </w:tcPr>
-          <w:p>
-            <w:pPr>
-              <w:cnfStyle w:val="000000100000" w:firstRow="0" w:lastRow="0" w:firstColumn="0" w:lastColumn="0" w:oddVBand="0" w:evenVBand="0" w:oddHBand="1" w:evenHBand="0" w:firstRowFirstColumn="0" w:firstRowLastColumn="0" w:lastRowFirstColumn="0" w:lastRowLastColumn="0"/>
-            </w:pPr>
-            <w:r>
-              <w:t>Parcial</w:t>
-            </w:r>
-          </w:p>
-        </w:tc>
-        <w:tc>
-          <w:tcPr>
-            <w:tcW w:w="1440" w:type="dxa"/>
-          </w:tcPr>
-          <w:p>
-            <w:pPr>
-              <w:cnfStyle w:val="000000100000" w:firstRow="0" w:lastRow="0" w:firstColumn="0" w:lastColumn="0" w:oddVBand="0" w:evenVBand="0" w:oddHBand="1" w:evenHBand="0" w:firstRowFirstColumn="0" w:firstRowLastColumn="0" w:lastRowFirstColumn="0" w:lastRowLastColumn="0"/>
-            </w:pPr>
-            <w:r>
-              <w:t>Sí</w:t>
-            </w:r>
-          </w:p>
-        </w:tc>
-        <w:tc>
-          <w:tcPr>
-            <w:tcW w:w="1440" w:type="dxa"/>
-          </w:tcPr>
-          <w:p>
-            <w:pPr>
-              <w:cnfStyle w:val="000000100000" w:firstRow="0" w:lastRow="0" w:firstColumn="0" w:lastColumn="0" w:oddVBand="0" w:evenVBand="0" w:oddHBand="1" w:evenHBand="0" w:firstRowFirstColumn="0" w:firstRowLastColumn="0" w:lastRowFirstColumn="0" w:lastRowLastColumn="0"/>
-            </w:pPr>
-            <w:r>
-              <w:t>—</w:t>
-            </w:r>
-          </w:p>
-        </w:tc>
-      </w:tr>
-      <w:tr>
-        <w:trPr>
-          <w:cnfStyle w:val="000000010000" w:firstRow="0" w:lastRow="0" w:firstColumn="0" w:lastColumn="0" w:oddVBand="0" w:evenVBand="0" w:oddHBand="0" w:evenHBand="1" w:firstRowFirstColumn="0" w:firstRowLastColumn="0" w:lastRowFirstColumn="0" w:lastRowLastColumn="0"/>
-        </w:trPr>
-        <w:tc>
-          <w:tcPr>
-            <w:cnfStyle w:val="001000000000" w:firstRow="0" w:lastRow="0" w:firstColumn="1" w:lastColumn="0" w:oddVBand="0" w:evenVBand="0" w:oddHBand="0" w:evenHBand="0" w:firstRowFirstColumn="0" w:firstRowLastColumn="0" w:lastRowFirstColumn="0" w:lastRowLastColumn="0"/>
-            <w:tcW w:w="1440" w:type="dxa"/>
-          </w:tcPr>
-          <w:p>
-            <w:r>
-              <w:t>Configuración</w:t>
-            </w:r>
-          </w:p>
-        </w:tc>
-        <w:tc>
-          <w:tcPr>
-            <w:tcW w:w="1440" w:type="dxa"/>
-          </w:tcPr>
-          <w:p>
-            <w:pPr>
-              <w:cnfStyle w:val="000000010000" w:firstRow="0" w:lastRow="0" w:firstColumn="0" w:lastColumn="0" w:oddVBand="0" w:evenVBand="0" w:oddHBand="0" w:evenHBand="1" w:firstRowFirstColumn="0" w:firstRowLastColumn="0" w:lastRowFirstColumn="0" w:lastRowLastColumn="0"/>
-            </w:pPr>
-            <w:r>
-              <w:t>Sí</w:t>
-            </w:r>
-          </w:p>
-        </w:tc>
-        <w:tc>
-          <w:tcPr>
-            <w:tcW w:w="1440" w:type="dxa"/>
-          </w:tcPr>
-          <w:p>
-            <w:pPr>
-              <w:cnfStyle w:val="000000010000" w:firstRow="0" w:lastRow="0" w:firstColumn="0" w:lastColumn="0" w:oddVBand="0" w:evenVBand="0" w:oddHBand="0" w:evenHBand="1" w:firstRowFirstColumn="0" w:firstRowLastColumn="0" w:lastRowFirstColumn="0" w:lastRowLastColumn="0"/>
-            </w:pPr>
-            <w:r>
-              <w:t>—</w:t>
-            </w:r>
-          </w:p>
-        </w:tc>
-        <w:tc>
-          <w:tcPr>
-            <w:tcW w:w="1440" w:type="dxa"/>
-          </w:tcPr>
-          <w:p>
-            <w:pPr>
-              <w:cnfStyle w:val="000000010000" w:firstRow="0" w:lastRow="0" w:firstColumn="0" w:lastColumn="0" w:oddVBand="0" w:evenVBand="0" w:oddHBand="0" w:evenHBand="1" w:firstRowFirstColumn="0" w:firstRowLastColumn="0" w:lastRowFirstColumn="0" w:lastRowLastColumn="0"/>
-            </w:pPr>
-            <w:r>
-              <w:t>—</w:t>
-            </w:r>
-          </w:p>
-        </w:tc>
-        <w:tc>
-          <w:tcPr>
-            <w:tcW w:w="1440" w:type="dxa"/>
-          </w:tcPr>
-          <w:p>
-            <w:pPr>
-              <w:cnfStyle w:val="000000010000" w:firstRow="0" w:lastRow="0" w:firstColumn="0" w:lastColumn="0" w:oddVBand="0" w:evenVBand="0" w:oddHBand="0" w:evenHBand="1" w:firstRowFirstColumn="0" w:firstRowLastColumn="0" w:lastRowFirstColumn="0" w:lastRowLastColumn="0"/>
-            </w:pPr>
-            <w:r>
-              <w:t>—</w:t>
-            </w:r>
-          </w:p>
-        </w:tc>
-        <w:tc>
-          <w:tcPr>
-            <w:tcW w:w="1440" w:type="dxa"/>
-          </w:tcPr>
-          <w:p>
-            <w:pPr>
-              <w:cnfStyle w:val="000000010000" w:firstRow="0" w:lastRow="0" w:firstColumn="0" w:lastColumn="0" w:oddVBand="0" w:evenVBand="0" w:oddHBand="0" w:evenHBand="1" w:firstRowFirstColumn="0" w:firstRowLastColumn="0" w:lastRowFirstColumn="0" w:lastRowLastColumn="0"/>
-            </w:pPr>
-            <w:r>
               <w:t>—</w:t>
             </w:r>
           </w:p>
@@ -6854,45 +6246,36 @@
     </w:p>
     <w:p>
       <w:pPr>
-        <w:ind w:left="360"/>
+        <w:pStyle w:val="Ttulo2"/>
         <w:jc w:val="both"/>
       </w:pPr>
       <w:r>
-        <w:t>"Parcial / Asociadas / Consulta" indica acceso limitado a ciertas acciones o a los registros propios. El detalle exacto se define en la configuración de permisos (ver MA-RE-001).</w:t>
+        <w:rPr>
+          <w:color w:val="1F4E79"/>
+        </w:rPr>
+        <w:lastRenderedPageBreak/>
+        <w:t>10. Extensibilidad (módulos opcionales)</w:t>
       </w:r>
     </w:p>
     <w:p>
       <w:pPr>
-        <w:pStyle w:val="Ttulo2"/>
         <w:jc w:val="both"/>
       </w:pPr>
       <w:r>
-        <w:rPr>
-          <w:color w:val="1F4E79"/>
-        </w:rPr>
-        <w:lastRenderedPageBreak/>
-        <w:t>10. Extensibilidad (módulos opcionales)</w:t>
+        <w:t xml:space="preserve">El producto base está diseñado para </w:t>
+      </w:r>
+      <w:r>
+        <w:rPr>
+          <w:b/>
+        </w:rPr>
+        <w:t>incorporar módulos opcionales</w:t>
+      </w:r>
+      <w:r>
+        <w:t xml:space="preserve"> sin modificar su funcionamiento central. Estos módulos:</w:t>
       </w:r>
     </w:p>
     <w:p>
       <w:pPr>
-        <w:jc w:val="both"/>
-      </w:pPr>
-      <w:r>
-        <w:t xml:space="preserve">El producto base está diseñado para </w:t>
-      </w:r>
-      <w:r>
-        <w:rPr>
-          <w:b/>
-        </w:rPr>
-        <w:t>incorporar módulos opcionales</w:t>
-      </w:r>
-      <w:r>
-        <w:t xml:space="preserve"> sin modificar su funcionamiento central. Estos módulos:</w:t>
-      </w:r>
-    </w:p>
-    <w:p>
-      <w:pPr>
         <w:pStyle w:val="Listaconvietas"/>
         <w:jc w:val="both"/>
       </w:pPr>
@@ -6906,7 +6289,13 @@
         <w:t>activan</w:t>
       </w:r>
       <w:r>
-        <w:t xml:space="preserve"> mediante banderas de configuración y la visibilidad por cliente.</w:t>
+        <w:t xml:space="preserve"> </w:t>
+      </w:r>
+      <w:r>
+        <w:t xml:space="preserve">en la </w:t>
+      </w:r>
+      <w:r>
+        <w:t>configuración y la visibilidad por cliente.</w:t>
       </w:r>
     </w:p>
     <w:p>
@@ -7162,19 +6551,10 @@
       <w:pPr>
         <w:jc w:val="both"/>
       </w:pPr>
-      <w:r>
-        <w:rPr>
-          <w:b/>
-        </w:rPr>
-        <w:t>Documentos relacionados:</w:t>
-      </w:r>
-      <w:r>
-        <w:t xml:space="preserve"> DR-RE-001 (Requerimientos), MU-RE-001 (Manual de Usuario), MA-RE-001 (Administración).</w:t>
-      </w:r>
     </w:p>
     <w:sectPr>
-      <w:headerReference w:type="default" r:id="rId16"/>
-      <w:footerReference w:type="default" r:id="rId17"/>
+      <w:headerReference w:type="default" r:id="rId18"/>
+      <w:footerReference w:type="default" r:id="rId19"/>
       <w:pgSz w:w="12240" w:h="15840"/>
       <w:pgMar w:top="1440" w:right="1800" w:bottom="1440" w:left="1800" w:header="720" w:footer="720" w:gutter="0"/>
       <w:cols w:space="720"/>
@@ -7767,6 +7147,128 @@
       </w:rPr>
     </w:lvl>
   </w:abstractNum>
+  <w:abstractNum w:abstractNumId="9" w15:restartNumberingAfterBreak="0">
+    <w:nsid w:val="36517F0F"/>
+    <w:multiLevelType w:val="multilevel"/>
+    <w:tmpl w:val="579A21E6"/>
+    <w:lvl w:ilvl="0">
+      <w:start w:val="8"/>
+      <w:numFmt w:val="decimal"/>
+      <w:lvlText w:val="%1"/>
+      <w:lvlJc w:val="left"/>
+      <w:pPr>
+        <w:ind w:left="360" w:hanging="360"/>
+      </w:pPr>
+      <w:rPr>
+        <w:rFonts w:hint="default"/>
+        <w:color w:val="1F4E79"/>
+      </w:rPr>
+    </w:lvl>
+    <w:lvl w:ilvl="1">
+      <w:start w:val="1"/>
+      <w:numFmt w:val="decimal"/>
+      <w:lvlText w:val="%1.%2"/>
+      <w:lvlJc w:val="left"/>
+      <w:pPr>
+        <w:ind w:left="360" w:hanging="360"/>
+      </w:pPr>
+      <w:rPr>
+        <w:rFonts w:hint="default"/>
+        <w:color w:val="1F4E79"/>
+      </w:rPr>
+    </w:lvl>
+    <w:lvl w:ilvl="2">
+      <w:start w:val="1"/>
+      <w:numFmt w:val="decimal"/>
+      <w:lvlText w:val="%1.%2.%3"/>
+      <w:lvlJc w:val="left"/>
+      <w:pPr>
+        <w:ind w:left="720" w:hanging="720"/>
+      </w:pPr>
+      <w:rPr>
+        <w:rFonts w:hint="default"/>
+        <w:color w:val="1F4E79"/>
+      </w:rPr>
+    </w:lvl>
+    <w:lvl w:ilvl="3">
+      <w:start w:val="1"/>
+      <w:numFmt w:val="decimal"/>
+      <w:lvlText w:val="%1.%2.%3.%4"/>
+      <w:lvlJc w:val="left"/>
+      <w:pPr>
+        <w:ind w:left="720" w:hanging="720"/>
+      </w:pPr>
+      <w:rPr>
+        <w:rFonts w:hint="default"/>
+        <w:color w:val="1F4E79"/>
+      </w:rPr>
+    </w:lvl>
+    <w:lvl w:ilvl="4">
+      <w:start w:val="1"/>
+      <w:numFmt w:val="decimal"/>
+      <w:lvlText w:val="%1.%2.%3.%4.%5"/>
+      <w:lvlJc w:val="left"/>
+      <w:pPr>
+        <w:ind w:left="1080" w:hanging="1080"/>
+      </w:pPr>
+      <w:rPr>
+        <w:rFonts w:hint="default"/>
+        <w:color w:val="1F4E79"/>
+      </w:rPr>
+    </w:lvl>
+    <w:lvl w:ilvl="5">
+      <w:start w:val="1"/>
+      <w:numFmt w:val="decimal"/>
+      <w:lvlText w:val="%1.%2.%3.%4.%5.%6"/>
+      <w:lvlJc w:val="left"/>
+      <w:pPr>
+        <w:ind w:left="1080" w:hanging="1080"/>
+      </w:pPr>
+      <w:rPr>
+        <w:rFonts w:hint="default"/>
+        <w:color w:val="1F4E79"/>
+      </w:rPr>
+    </w:lvl>
+    <w:lvl w:ilvl="6">
+      <w:start w:val="1"/>
+      <w:numFmt w:val="decimal"/>
+      <w:lvlText w:val="%1.%2.%3.%4.%5.%6.%7"/>
+      <w:lvlJc w:val="left"/>
+      <w:pPr>
+        <w:ind w:left="1440" w:hanging="1440"/>
+      </w:pPr>
+      <w:rPr>
+        <w:rFonts w:hint="default"/>
+        <w:color w:val="1F4E79"/>
+      </w:rPr>
+    </w:lvl>
+    <w:lvl w:ilvl="7">
+      <w:start w:val="1"/>
+      <w:numFmt w:val="decimal"/>
+      <w:lvlText w:val="%1.%2.%3.%4.%5.%6.%7.%8"/>
+      <w:lvlJc w:val="left"/>
+      <w:pPr>
+        <w:ind w:left="1440" w:hanging="1440"/>
+      </w:pPr>
+      <w:rPr>
+        <w:rFonts w:hint="default"/>
+        <w:color w:val="1F4E79"/>
+      </w:rPr>
+    </w:lvl>
+    <w:lvl w:ilvl="8">
+      <w:start w:val="1"/>
+      <w:numFmt w:val="decimal"/>
+      <w:lvlText w:val="%1.%2.%3.%4.%5.%6.%7.%8.%9"/>
+      <w:lvlJc w:val="left"/>
+      <w:pPr>
+        <w:ind w:left="1440" w:hanging="1440"/>
+      </w:pPr>
+      <w:rPr>
+        <w:rFonts w:hint="default"/>
+        <w:color w:val="1F4E79"/>
+      </w:rPr>
+    </w:lvl>
+  </w:abstractNum>
   <w:num w:numId="1" w16cid:durableId="1181237600">
     <w:abstractNumId w:val="8"/>
   </w:num>
@@ -7793,6 +7295,15 @@
   </w:num>
   <w:num w:numId="9" w16cid:durableId="1102143067">
     <w:abstractNumId w:val="0"/>
+  </w:num>
+  <w:num w:numId="10" w16cid:durableId="1526140275">
+    <w:abstractNumId w:val="9"/>
+  </w:num>
+  <w:num w:numId="11" w16cid:durableId="1811744842">
+    <w:abstractNumId w:val="7"/>
+    <w:lvlOverride w:ilvl="0">
+      <w:startOverride w:val="1"/>
+    </w:lvlOverride>
   </w:num>
 </w:numbering>
 </file>
